--- a/docs/project-book.docx
+++ b/docs/project-book.docx
@@ -31,7 +31,7 @@
           <w:color w:val="5A5A5A"/>
           <w:sz w:val="28"/>
         </w:rPr>
-        <w:t>אפליקציית Web בעברית לניהול ליגות פרטיות של ניחושי תוצאות כדורגל</w:t>
+        <w:t>אפליקציית ווב בעברית לניהול ליגות פרטיות של ניחושי תוצאות כדורגל</w:t>
       </w:r>
     </w:p>
     <w:p>
@@ -48,7 +48,7 @@
           <w:color w:val="2E74B5"/>
           <w:sz w:val="32"/>
         </w:rPr>
-        <w:t>החלטת היקף מעודכנת</w:t>
+        <w:t>מיקוד גרסת הקורס</w:t>
       </w:r>
     </w:p>
     <w:p>
@@ -63,7 +63,7 @@
           <w:b w:val="0"/>
           <w:sz w:val="22"/>
         </w:rPr>
-        <w:t>בשל הזמן שנותר עד ההגשה ב־6 בספטמבר 2026, היקף ה־MVP צומצם לליבת המוצר. ההחלטה מצמצמת סיכון חיצוני וחוסכת פיתוח של ספק נוסף, cache, מכסות, אבטחה ובדיקות, וכך מאפשרת להשלים את תוצרי הקורס באיכות הנדרשת.</w:t>
+        <w:t>בשל הזמן שנותר עד ההגשה ב־6 בספטמבר 2026, גרסת הקורס ממוקדת בליבת המוצר ובתוצרי הקורס. ההחלטה מצמצמת סיכון חיצוני ומאפשרת להשלים את הזרימות, האבטחה, העיצוב והבדיקות באיכות הנדרשת.</w:t>
       </w:r>
     </w:p>
     <w:p>
@@ -79,7 +79,7 @@
           <w:color w:val="1F4D78"/>
           <w:sz w:val="22"/>
         </w:rPr>
-        <w:t>המערכת לא תכלול טקסט מחולל, ניתוח משחקים באמצעות מודל, מפתח ספק מודלים, Route ייעודי או טבלת cache. מסך המשחק ימשיך להציג נתונים שמורים ומאומתים בלבד.</w:t>
+        <w:t>מסך המשחק מציג נתונים שמורים ומאומתים בלבד. אין במוצר שירות חיצוני נוסף שאינו נדרש לליבת ליגת הניחושים.</w:t>
       </w:r>
     </w:p>
     <w:p>
@@ -111,7 +111,7 @@
           <w:b w:val="0"/>
           <w:sz w:val="22"/>
         </w:rPr>
-        <w:t>Predictor1 מרכזת תהליך שנוהל ידנית: יצירת ליגה, הזמנה, בקשת הצטרפות, אסמכתאת Demo פרטית, אישור, ניחוש לפני נעילה, תוצאה, ניקוד, דירוג ודוח חלוקת פרסים. המערכת אינה מחזיקה או מעבירה כסף.</w:t>
+        <w:t>המערכת מרכזת תהליך שנוהל ידנית: יצירת ליגה, הזמנה, בקשת הצטרפות, אסמכתאת הדגמה פרטית, אישור, ניחוש לפני נעילה, תוצאה, ניקוד, דירוג ודוח חלוקת פרסים. המערכת אינה מחזיקה או מעבירה כסף.</w:t>
       </w:r>
     </w:p>
     <w:p>
@@ -128,7 +128,7 @@
           <w:color w:val="2E74B5"/>
           <w:sz w:val="32"/>
         </w:rPr>
-        <w:t>היקף ה־MVP</w:t>
+        <w:t>היקף גרסת הקורס</w:t>
       </w:r>
     </w:p>
     <w:p>
@@ -145,7 +145,7 @@
           <w:b w:val="0"/>
           <w:sz w:val="22"/>
         </w:rPr>
-        <w:t>Supabase Auth ופרופיל בסיסי.</w:t>
+        <w:t>אימות משתמשים ופרופיל בסיסי.</w:t>
       </w:r>
     </w:p>
     <w:p>
@@ -162,7 +162,7 @@
           <w:b w:val="0"/>
           <w:sz w:val="22"/>
         </w:rPr>
-        <w:t>ליגות פרטיות, חוקי ניקוד 3/1/0 וחלוקת פרסי Demo.</w:t>
+        <w:t>ליגות פרטיות, חוקי ניקוד 3/1/0 וחלוקת פרסים להדגמה.</w:t>
       </w:r>
     </w:p>
     <w:p>
@@ -196,7 +196,7 @@
           <w:b w:val="0"/>
           <w:sz w:val="22"/>
         </w:rPr>
-        <w:t>משחקים ותוצאות עם API-Football ומסלול ידני מחייב.</w:t>
+        <w:t>משחקים ותוצאות עם ספק ספורט חי ומסלול ידני מחייב.</w:t>
       </w:r>
     </w:p>
     <w:p>
@@ -230,7 +230,7 @@
           <w:b w:val="0"/>
           <w:sz w:val="22"/>
         </w:rPr>
-        <w:t>ניקוד דטרמיניסטי, דירוג, שוויון ודוחות Demo.</w:t>
+        <w:t>ניקוד דטרמיניסטי, דירוג, שוויון ודוחות הדגמה.</w:t>
       </w:r>
     </w:p>
     <w:p>
@@ -267,7 +267,7 @@
           <w:b w:val="0"/>
           <w:sz w:val="22"/>
         </w:rPr>
-        <w:t>המערכת היא Modular Monolith יחיד ב־Next.js 16 App Router על Vercel, עם TypeScript strict ו־Supabase PostgreSQL/Auth/Storage/Cron. קריאות נעשות ב־Server Components, מוטציות UI ב־Server Actions וכניסות HTTP ייעודיות ב־Route Handlers.</w:t>
+        <w:t>המערכת היא מונוליט מודולרי יחיד: הדפדפן, הממשק והשרת נשארים באותו יישום. קריאות נעשות ברכיבי שרת, שינויים בפעולות שרת וכניסות רשת בנתיבים ייעודיים. היישום נפרס בסביבת ענן ונשען על שירותי מסד נתונים, אימות, אחסון ותזמון.</w:t>
       </w:r>
     </w:p>
     <w:p>
@@ -284,7 +284,7 @@
           <w:b w:val="0"/>
           <w:sz w:val="22"/>
         </w:rPr>
-        <w:t>RLS והרשאות least privilege נוצרות עם כל טבלה חשופה.</w:t>
+        <w:t>אבטחת שורות והרשאות מזעריות נוצרות עם כל טבלה חשופה.</w:t>
       </w:r>
     </w:p>
     <w:p>
@@ -301,7 +301,7 @@
           <w:b w:val="0"/>
           <w:sz w:val="22"/>
         </w:rPr>
-        <w:t>המשתמש נגזר תמיד מן ה־session; אין אמון ב־user_id או role מהלקוח.</w:t>
+        <w:t>זהות המשתמש נגזרת תמיד מן ההתחברות; אין אמון במזהה או בתפקיד שמגיעים מהלקוח.</w:t>
       </w:r>
     </w:p>
     <w:p>
@@ -318,7 +318,7 @@
           <w:b w:val="0"/>
           <w:sz w:val="22"/>
         </w:rPr>
-        <w:t>נעילת ניחושים וניקוד נאכפים במסד הנתונים ובשעת UTC.</w:t>
+        <w:t>נעילת ניחושים וניקוד נאכפים במסד הנתונים לפי זמן אוניברסלי.</w:t>
       </w:r>
     </w:p>
     <w:p>
@@ -335,7 +335,7 @@
           <w:b w:val="0"/>
           <w:sz w:val="22"/>
         </w:rPr>
-        <w:t>אסמכתאות נשמרות ב־bucket פרטי ומוגשות בקישור חתום קצר רק לאחר הרשאת משאב.</w:t>
+        <w:t>אסמכתאות נשמרות במאגר פרטי ומוגשות בקישור חתום קצר רק לאחר הרשאת משאב.</w:t>
       </w:r>
     </w:p>
     <w:p>
@@ -352,7 +352,80 @@
           <w:b w:val="0"/>
           <w:sz w:val="22"/>
         </w:rPr>
-        <w:t>מפתח Sports ומפתח Cron הם server-only; אין בפרויקט מפתחות נוספים לספקים חיצוניים.</w:t>
+        <w:t>מפתחות הספורט והתזמון נשמרים בשרת בלבד ואינם נשלחים לדפדפן.</w:t>
+      </w:r>
+    </w:p>
+    <w:p>
+      <w:pPr>
+        <w:pStyle w:val="Heading1"/>
+        <w:bidi/>
+        <w:spacing w:before="320" w:after="160"/>
+        <w:jc w:val="right"/>
+      </w:pPr>
+      <w:r>
+        <w:rPr>
+          <w:rFonts w:ascii="Arial" w:hAnsi="Arial" w:cs="Arial"/>
+          <w:b/>
+          <w:color w:val="2E74B5"/>
+          <w:sz w:val="32"/>
+        </w:rPr>
+        <w:t>שלב 7ג — מערכת עיצוב ורענון ממשק</w:t>
+      </w:r>
+    </w:p>
+    <w:p>
+      <w:pPr>
+        <w:bidi/>
+        <w:spacing w:after="120" w:line="264" w:lineRule="auto"/>
+        <w:jc w:val="right"/>
+      </w:pPr>
+      <w:r>
+        <w:t>לאחר סגירת בדיקת הקנרי בסביבה המארחת ולפני דוחות ההדגמה, המוצר קיבל שפה חזותית עברית אחידה מימין לשמאל. הכיוון שיושם הוא לוח שליטה ספורטיבי בהיר: טיפוגרפיה חזקה, היררכיית נתונים ברורה, כרטיס מחזור כרכיב חתימה ומשטח כהה מוגבל ללוח תוצאות.</w:t>
+      </w:r>
+    </w:p>
+    <w:p>
+      <w:pPr>
+        <w:pStyle w:val="ListBullet"/>
+        <w:bidi/>
+        <w:spacing w:after="160" w:line="280" w:lineRule="auto"/>
+        <w:ind w:left="720" w:hanging="360"/>
+        <w:jc w:val="right"/>
+      </w:pPr>
+      <w:r>
+        <w:t>יושמו ארבעת מסכי העוגן: לוח אישי, תקציר ליגה, משחקים וניחושים וטבלת דירוג. ביקורת ההמשך חיזקה ניגודיות, מצבי טעינה, תוצאות מבודדות מימין לשמאל ויעדי מגע; המסכים נבדקו ברוחבי 390, 768 ו־1440 פיקסלים.</w:t>
+      </w:r>
+    </w:p>
+    <w:p>
+      <w:pPr>
+        <w:pStyle w:val="ListBullet"/>
+        <w:bidi/>
+        <w:spacing w:after="160" w:line="280" w:lineRule="auto"/>
+        <w:ind w:left="720" w:hanging="360"/>
+        <w:jc w:val="right"/>
+      </w:pPr>
+      <w:r>
+        <w:rPr>
+          <w:rFonts w:ascii="Arial" w:hAnsi="Arial" w:cs="Arial"/>
+          <w:b w:val="0"/>
+          <w:sz w:val="22"/>
+        </w:rPr>
+        <w:t>אין שינוי בנתיבים, בסכמה, בהרשאות, בניקוד או בפונקציונליות.</w:t>
+      </w:r>
+    </w:p>
+    <w:p>
+      <w:pPr>
+        <w:pStyle w:val="ListBullet"/>
+        <w:bidi/>
+        <w:spacing w:after="160" w:line="280" w:lineRule="auto"/>
+        <w:ind w:left="720" w:hanging="360"/>
+        <w:jc w:val="right"/>
+      </w:pPr>
+      <w:r>
+        <w:rPr>
+          <w:rFonts w:ascii="Arial" w:hAnsi="Arial" w:cs="Arial"/>
+          <w:b w:val="0"/>
+          <w:sz w:val="22"/>
+        </w:rPr>
+        <w:t>אין שפה חזותית של הימורים, ערכת נושא כהה, אווטרים, פיד חברתי או תלות ממשק חדשה.</w:t>
       </w:r>
     </w:p>
     <w:p>
@@ -414,7 +487,7 @@
                 <w:color w:val="1F4D78"/>
                 <w:sz w:val="21"/>
               </w:rPr>
-              <w:t>Slice</w:t>
+              <w:t>שלב</w:t>
             </w:r>
           </w:p>
         </w:tc>
@@ -532,7 +605,7 @@
                 <w:b w:val="0"/>
                 <w:sz w:val="21"/>
               </w:rPr>
-              <w:t>תשתית, Auth, ליגות, הצטרפות, ניחושים, ניקוד ודירוג</w:t>
+              <w:t>תשתית, אימות, ליגות, הצטרפות, ניחושים, ניקוד ודירוג</w:t>
             </w:r>
           </w:p>
         </w:tc>
@@ -590,7 +663,7 @@
                 <w:b w:val="0"/>
                 <w:sz w:val="21"/>
               </w:rPr>
-              <w:t>7/7b</w:t>
+              <w:t>7/7ב</w:t>
             </w:r>
           </w:p>
         </w:tc>
@@ -618,7 +691,7 @@
                 <w:b w:val="0"/>
                 <w:sz w:val="21"/>
               </w:rPr>
-              <w:t>סנכרון ידני ו־API-Football</w:t>
+              <w:t>סנכרון ידני וספק ספורט חי</w:t>
             </w:r>
           </w:p>
         </w:tc>
@@ -646,7 +719,79 @@
                 <w:b w:val="0"/>
                 <w:sz w:val="21"/>
               </w:rPr>
-              <w:t>נמסר; hosted canary</w:t>
+              <w:t>נמסר; קנרי הושלם</w:t>
+            </w:r>
+          </w:p>
+        </w:tc>
+      </w:tr>
+      <w:tr>
+        <w:tc>
+          <w:tcPr>
+            <w:tcW w:type="dxa" w:w="1584"/>
+            <w:vAlign w:val="center"/>
+            <w:tcMar>
+              <w:top w:w="80" w:type="dxa"/>
+              <w:bottom w:w="80" w:type="dxa"/>
+              <w:start w:w="120" w:type="dxa"/>
+              <w:end w:w="120" w:type="dxa"/>
+            </w:tcMar>
+          </w:tcPr>
+          <w:p>
+            <w:pPr>
+              <w:bidi/>
+              <w:spacing w:after="0"/>
+              <w:jc w:val="right"/>
+            </w:pPr>
+            <w:r/>
+            <w:r>
+              <w:rPr>
+                <w:rFonts w:ascii="Arial" w:hAnsi="Arial" w:cs="Arial"/>
+                <w:b w:val="0"/>
+                <w:sz w:val="21"/>
+              </w:rPr>
+              <w:t>7ג</w:t>
+            </w:r>
+          </w:p>
+        </w:tc>
+        <w:tc>
+          <w:tcPr>
+            <w:tcW w:type="dxa" w:w="5616"/>
+            <w:vAlign w:val="center"/>
+            <w:tcMar>
+              <w:top w:w="80" w:type="dxa"/>
+              <w:bottom w:w="80" w:type="dxa"/>
+              <w:start w:w="120" w:type="dxa"/>
+              <w:end w:w="120" w:type="dxa"/>
+            </w:tcMar>
+          </w:tcPr>
+          <w:p>
+            <w:pPr>
+              <w:jc w:val="right"/>
+              <w:bidi/>
+            </w:pPr>
+            <w:r>
+              <w:t>מערכת עיצוב ורענון ממשק</w:t>
+            </w:r>
+          </w:p>
+        </w:tc>
+        <w:tc>
+          <w:tcPr>
+            <w:tcW w:type="dxa" w:w="2160"/>
+            <w:vAlign w:val="center"/>
+            <w:tcMar>
+              <w:top w:w="80" w:type="dxa"/>
+              <w:bottom w:w="80" w:type="dxa"/>
+              <w:start w:w="120" w:type="dxa"/>
+              <w:end w:w="120" w:type="dxa"/>
+            </w:tcMar>
+          </w:tcPr>
+          <w:p>
+            <w:pPr>
+              <w:jc w:val="right"/>
+              <w:bidi/>
+            </w:pPr>
+            <w:r>
+              <w:t>המימוש המקומי הושלם; ממתין ל־Preview</w:t>
             </w:r>
           </w:p>
         </w:tc>
@@ -693,18 +838,11 @@
           </w:tcPr>
           <w:p>
             <w:pPr>
+              <w:jc w:val="right"/>
               <w:bidi/>
-              <w:spacing w:after="0"/>
-              <w:jc w:val="right"/>
             </w:pPr>
-            <w:r/>
             <w:r>
-              <w:rPr>
-                <w:rFonts w:ascii="Arial" w:hAnsi="Arial" w:cs="Arial"/>
-                <w:b w:val="0"/>
-                <w:sz w:val="21"/>
-              </w:rPr>
-              <w:t>דוחות Demo</w:t>
+              <w:t>דוחות הדגמה</w:t>
             </w:r>
           </w:p>
         </w:tc>
@@ -721,17 +859,10 @@
           </w:tcPr>
           <w:p>
             <w:pPr>
+              <w:jc w:val="right"/>
               <w:bidi/>
-              <w:spacing w:after="0"/>
-              <w:jc w:val="right"/>
             </w:pPr>
-            <w:r/>
             <w:r>
-              <w:rPr>
-                <w:rFonts w:ascii="Arial" w:hAnsi="Arial" w:cs="Arial"/>
-                <w:b w:val="0"/>
-                <w:sz w:val="21"/>
-              </w:rPr>
               <w:t>השלב הבא</w:t>
             </w:r>
           </w:p>
@@ -790,7 +921,7 @@
                 <w:b w:val="0"/>
                 <w:sz w:val="21"/>
               </w:rPr>
-              <w:t>Hardening, מסמכים, פריסה והצגה</w:t>
+              <w:t>הקשחה, מסמכים, פריסה והצגה</w:t>
             </w:r>
           </w:p>
         </w:tc>
@@ -826,6 +957,24 @@
     </w:tbl>
     <w:p>
       <w:pPr>
+        <w:jc w:val="right"/>
+        <w:bidi/>
+      </w:pPr>
+      <w:r>
+        <w:t>אימות: lint, בדיקת טיפוסים, 460 בדיקות יחידה, 646 בדיקות מסד נתונים, build ו־20 תרחישי Playwright בדסקטופ וב־Pixel 5 עברו. הבנייה עם sentinel אישרה שסודות שרת אינם מגיעים לתוצרי הדפדפן. כיוון מימין לשמאל, Heebo והיעדר גלילה אופקית נבדקו ברוחבי 390, 768 ו־1440 פיקסלים.</w:t>
+      </w:r>
+    </w:p>
+    <w:p>
+      <w:pPr>
+        <w:jc w:val="right"/>
+        <w:bidi/>
+      </w:pPr>
+      <w:r>
+        <w:t>המימוש המקומי של שלב 7ג הושלם: מעטפת האפליקציה, Design Tokens, גופן Heebo, רכיבי מצבים משותפים וארבעת מסכי העוגן יושמו. עריכת הניחוש נשארה בנתיב הקיים, ללא שינוי בסכמה, בהרשאות או בחוקים העסקיים. נדרשים עדיין Preview ואישור חזותי לפני פריסת Production.</w:t>
+      </w:r>
+    </w:p>
+    <w:p>
+      <w:pPr>
         <w:pStyle w:val="Heading1"/>
         <w:bidi/>
         <w:spacing w:before="320" w:after="160"/>
@@ -855,7 +1004,7 @@
           <w:b w:val="0"/>
           <w:sz w:val="22"/>
         </w:rPr>
-        <w:t>הזרימה המרכזית ניתנת להדגמה מקצה לקצה ב־Vercel.</w:t>
+        <w:t>הזרימה המרכזית ניתנת להדגמה מקצה לקצה בפריסה הציבורית.</w:t>
       </w:r>
     </w:p>
     <w:p>
@@ -923,7 +1072,7 @@
           <w:b w:val="0"/>
           <w:sz w:val="22"/>
         </w:rPr>
-        <w:t>הממשק עבר בדיקת RTL, מובייל ונגישות בסיסית.</w:t>
+        <w:t>הממשק עבר בדיקת כיוון מימין לשמאל, מובייל ונגישות בסיסית.</w:t>
       </w:r>
     </w:p>
     <w:p>
@@ -1050,7 +1199,7 @@
                 <w:color w:val="1F4D78"/>
                 <w:sz w:val="21"/>
               </w:rPr>
-              <w:t>Definition of Done</w:t>
+              <w:t>תנאי סיום</w:t>
             </w:r>
           </w:p>
         </w:tc>
@@ -1080,7 +1229,7 @@
                 <w:b w:val="0"/>
                 <w:sz w:val="21"/>
               </w:rPr>
-              <w:t>24–28 באוגוסט</w:t>
+              <w:t>עד 24 באוגוסט</w:t>
             </w:r>
           </w:p>
         </w:tc>
@@ -1108,7 +1257,7 @@
                 <w:b w:val="0"/>
                 <w:sz w:val="21"/>
               </w:rPr>
-              <w:t>Hosted canary וסגירת Slice 7b</w:t>
+              <w:t>שלבים 0–7ב ובדיקת קנרי</w:t>
             </w:r>
           </w:p>
         </w:tc>
@@ -1136,7 +1285,87 @@
                 <w:b w:val="0"/>
                 <w:sz w:val="21"/>
               </w:rPr>
-              <w:t>סנכרון עובד ב־Preview/Production ומסלול ידני נשמר</w:t>
+              <w:t>הושלמו; ניסיון חוזר ללא שינוי ותזמון פעיל</w:t>
+            </w:r>
+          </w:p>
+        </w:tc>
+      </w:tr>
+      <w:tr>
+        <w:tc>
+          <w:tcPr>
+            <w:tcW w:type="dxa" w:w="2304"/>
+            <w:vAlign w:val="center"/>
+            <w:tcMar>
+              <w:top w:w="80" w:type="dxa"/>
+              <w:bottom w:w="80" w:type="dxa"/>
+              <w:start w:w="120" w:type="dxa"/>
+              <w:end w:w="120" w:type="dxa"/>
+            </w:tcMar>
+          </w:tcPr>
+          <w:p>
+            <w:pPr>
+              <w:bidi/>
+              <w:spacing w:after="0"/>
+              <w:jc w:val="right"/>
+            </w:pPr>
+            <w:r>
+              <w:t>24–25 באוגוסט</w:t>
+            </w:r>
+            <w:r>
+              <w:rPr>
+                <w:rFonts w:ascii="Arial" w:hAnsi="Arial" w:cs="Arial"/>
+                <w:b w:val="0"/>
+                <w:sz w:val="21"/>
+              </w:rPr>
+            </w:r>
+          </w:p>
+        </w:tc>
+        <w:tc>
+          <w:tcPr>
+            <w:tcW w:type="dxa" w:w="3168"/>
+            <w:vAlign w:val="center"/>
+            <w:tcMar>
+              <w:top w:w="80" w:type="dxa"/>
+              <w:bottom w:w="80" w:type="dxa"/>
+              <w:start w:w="120" w:type="dxa"/>
+              <w:end w:w="120" w:type="dxa"/>
+            </w:tcMar>
+          </w:tcPr>
+          <w:p>
+            <w:pPr>
+              <w:bidi/>
+              <w:spacing w:after="0"/>
+              <w:jc w:val="right"/>
+            </w:pPr>
+            <w:r/>
+            <w:r>
+              <w:rPr>
+                <w:rFonts w:ascii="Arial" w:hAnsi="Arial" w:cs="Arial"/>
+                <w:b w:val="0"/>
+                <w:sz w:val="21"/>
+              </w:rPr>
+              <w:t>שלב 7ג — מערכת עיצוב</w:t>
+            </w:r>
+          </w:p>
+        </w:tc>
+        <w:tc>
+          <w:tcPr>
+            <w:tcW w:type="dxa" w:w="3888"/>
+            <w:vAlign w:val="center"/>
+            <w:tcMar>
+              <w:top w:w="80" w:type="dxa"/>
+              <w:bottom w:w="80" w:type="dxa"/>
+              <w:start w:w="120" w:type="dxa"/>
+              <w:end w:w="120" w:type="dxa"/>
+            </w:tcMar>
+          </w:tcPr>
+          <w:p>
+            <w:pPr>
+              <w:jc w:val="right"/>
+              <w:bidi/>
+            </w:pPr>
+            <w:r>
+              <w:t>המימוש המקומי הושלם; Preview ואישור 390/768/1440 נדרשים לסגירה</w:t>
             </w:r>
           </w:p>
         </w:tc>
@@ -1166,7 +1395,7 @@
                 <w:b w:val="0"/>
                 <w:sz w:val="21"/>
               </w:rPr>
-              <w:t>29–30 באוגוסט</w:t>
+              <w:t>28–29 באוגוסט</w:t>
             </w:r>
           </w:p>
         </w:tc>
@@ -1194,7 +1423,7 @@
                 <w:b w:val="0"/>
                 <w:sz w:val="21"/>
               </w:rPr>
-              <w:t>Slice 8 — דוחות Demo</w:t>
+              <w:t>שלב 8 — דוחות הדגמה</w:t>
             </w:r>
           </w:p>
         </w:tc>
@@ -1222,7 +1451,7 @@
                 <w:b w:val="0"/>
                 <w:sz w:val="21"/>
               </w:rPr>
-              <w:t>נוסחאות approved/pending וחלוקת שוויון מכוסות בבדיקות</w:t>
+              <w:t>נוסחאות מאושר וממתין וחלוקת שוויון מכוסות בבדיקות</w:t>
             </w:r>
           </w:p>
         </w:tc>
@@ -1252,7 +1481,7 @@
                 <w:b w:val="0"/>
                 <w:sz w:val="21"/>
               </w:rPr>
-              <w:t>31 באוגוסט–3 בספטמבר</w:t>
+              <w:t>30.8–3.9</w:t>
             </w:r>
           </w:p>
         </w:tc>
@@ -1280,7 +1509,7 @@
                 <w:b w:val="0"/>
                 <w:sz w:val="21"/>
               </w:rPr>
-              <w:t>Slice 9 — Hardening</w:t>
+              <w:t>שלב 9 — הקשחה</w:t>
             </w:r>
           </w:p>
         </w:tc>
@@ -1308,7 +1537,7 @@
                 <w:b w:val="0"/>
                 <w:sz w:val="21"/>
               </w:rPr>
-              <w:t>E2E, נגישות, RTL, אבטחה, scale, README ופריסה</w:t>
+              <w:t>בדיקות מקצה לקצה, נגישות, אבטחה, מסמכים ופריסה</w:t>
             </w:r>
           </w:p>
         </w:tc>
@@ -1366,7 +1595,7 @@
                 <w:b w:val="0"/>
                 <w:sz w:val="21"/>
               </w:rPr>
-              <w:t>חזרה ותיקוני blocker</w:t>
+              <w:t>חזרה ותיקוני חסימה</w:t>
             </w:r>
           </w:p>
         </w:tc>
@@ -1480,7 +1709,7 @@
                 <w:b w:val="0"/>
                 <w:sz w:val="21"/>
               </w:rPr>
-              <w:t>קישור Vercel, GitHub, ספר פרויקט ומצגת</w:t>
+              <w:t>קישורי קוד ופריסה, ספר פרויקט ומצגת</w:t>
             </w:r>
           </w:p>
         </w:tc>
@@ -1517,7 +1746,7 @@
           <w:b w:val="0"/>
           <w:sz w:val="22"/>
         </w:rPr>
-        <w:t>טקסט מחולל או ספקי מודלים.</w:t>
+        <w:t>יכולות נוספות שאינן נדרשות לזרימות הליבה.</w:t>
       </w:r>
     </w:p>
     <w:p>
@@ -1551,7 +1780,7 @@
           <w:b w:val="0"/>
           <w:sz w:val="22"/>
         </w:rPr>
-        <w:t>אפליקציה Native, צ'אט, התראות או מנגנוני משחק נוספים.</w:t>
+        <w:t>אפליקציה ייעודית לטלפון, צ'אט, התראות או מנגנוני משחק נוספים.</w:t>
       </w:r>
     </w:p>
     <w:p>
@@ -1590,6 +1819,57 @@
     </w:p>
     <w:p>
       <w:pPr>
+        <w:pStyle w:val="ListBullet"/>
+        <w:bidi/>
+        <w:spacing w:after="160" w:line="280" w:lineRule="auto"/>
+        <w:ind w:left="720" w:hanging="360"/>
+        <w:jc w:val="right"/>
+      </w:pPr>
+      <w:r>
+        <w:rPr>
+          <w:rFonts w:ascii="Arial" w:hAnsi="Arial" w:cs="Arial"/>
+          <w:b w:val="0"/>
+          <w:sz w:val="22"/>
+        </w:rPr>
+        <w:t>אפיון המוצר: product.md.</w:t>
+      </w:r>
+    </w:p>
+    <w:p>
+      <w:pPr>
+        <w:pStyle w:val="ListBullet"/>
+        <w:bidi/>
+        <w:spacing w:after="160" w:line="280" w:lineRule="auto"/>
+        <w:ind w:left="720" w:hanging="360"/>
+        <w:jc w:val="right"/>
+      </w:pPr>
+      <w:r>
+        <w:rPr>
+          <w:rFonts w:ascii="Arial" w:hAnsi="Arial" w:cs="Arial"/>
+          <w:b w:val="0"/>
+          <w:sz w:val="22"/>
+        </w:rPr>
+        <w:t>גבולות הארכיטקטורה והאבטחה: architecture.md.</w:t>
+      </w:r>
+    </w:p>
+    <w:p>
+      <w:pPr>
+        <w:pStyle w:val="ListBullet"/>
+        <w:bidi/>
+        <w:spacing w:after="160" w:line="280" w:lineRule="auto"/>
+        <w:ind w:left="720" w:hanging="360"/>
+        <w:jc w:val="right"/>
+      </w:pPr>
+      <w:r>
+        <w:rPr>
+          <w:rFonts w:ascii="Arial" w:hAnsi="Arial" w:cs="Arial"/>
+          <w:b w:val="0"/>
+          <w:sz w:val="22"/>
+        </w:rPr>
+        <w:t>סדר המימוש והבדיקות: technical-plan.md.</w:t>
+      </w:r>
+    </w:p>
+    <w:p>
+      <w:pPr>
         <w:bidi/>
         <w:spacing w:after="120" w:line="264" w:lineRule="auto"/>
         <w:jc w:val="right"/>
@@ -1600,7 +1880,7 @@
           <w:b w:val="0"/>
           <w:sz w:val="22"/>
         </w:rPr>
-        <w:t>היקף המוצר: docs/product.md | גבולות ארכיטקטורה ואבטחה: docs/architecture.md | סדר מימוש ובדיקות: docs/technical-plan.md. במקרה של סתירה, מעדכנים את המקור הקנוני ואת הקוד באותו שינוי.</w:t>
+        <w:t>במקרה של סתירה, מעדכנים את המקור הקנוני ואת הקוד באותו שינוי.</w:t>
       </w:r>
     </w:p>
     <w:sectPr>
@@ -1630,7 +1910,7 @@
         <w:color w:val="5A5A5A"/>
         <w:sz w:val="17"/>
       </w:rPr>
-      <w:t>RUNI — טכנולוגיות אינטרנט 2026 | גרסה 1.0 | 24.8.2026</w:t>
+      <w:t>RUNI — טכנולוגיות אינטרנט 2026 | גרסה 1.1 | 24.8.2026</w:t>
     </w:r>
   </w:p>
 </w:ftr>

--- a/docs/project-book.docx
+++ b/docs/project-book.docx
@@ -791,7 +791,7 @@
               <w:bidi/>
             </w:pPr>
             <w:r>
-              <w:t>המימוש המקומי הושלם; ממתין ל־Preview</w:t>
+              <w:t>הושלם; Preview אושר חזותית</w:t>
             </w:r>
           </w:p>
         </w:tc>
@@ -970,7 +970,7 @@
         <w:bidi/>
       </w:pPr>
       <w:r>
-        <w:t>המימוש המקומי של שלב 7ג הושלם: מעטפת האפליקציה, Design Tokens, גופן Heebo, רכיבי מצבים משותפים וארבעת מסכי העוגן יושמו. עריכת הניחוש נשארה בנתיב הקיים, ללא שינוי בסכמה, בהרשאות או בחוקים העסקיים. נדרשים עדיין Preview ואישור חזותי לפני פריסת Production.</w:t>
+        <w:t>שלב 7ג הושלם, נפרס ל־Preview ואושר חזותית ב־25 באוגוסט 2026: מעטפת האפליקציה, Design Tokens, גופן Heebo, רכיבי מצבים משותפים וארבעת מסכי העוגן יושמו. עריכת הניחוש נשארה בנתיב הקיים, ללא שינוי בסכמה, בהרשאות או בחוקים העסקיים. השלב הבא הוא שלב 8 — דוחות הדגמה.</w:t>
       </w:r>
     </w:p>
     <w:p>
@@ -1365,7 +1365,7 @@
               <w:bidi/>
             </w:pPr>
             <w:r>
-              <w:t>המימוש המקומי הושלם; Preview ואישור 390/768/1440 נדרשים לסגירה</w:t>
+              <w:t>הושלם; Preview ואישור 390/768/1440 עברו בהצלחה</w:t>
             </w:r>
           </w:p>
         </w:tc>

--- a/docs/project-book.docx
+++ b/docs/project-book.docx
@@ -4,129 +4,304 @@
   <w:body>
     <w:p>
       <w:pPr>
+        <w:pStyle w:val="Title"/>
+        <w:spacing w:before="360"/>
+        <w:jc w:val="right"/>
         <w:bidi/>
-        <w:spacing w:before="520" w:after="80"/>
-        <w:jc w:val="right"/>
       </w:pPr>
       <w:r>
         <w:rPr>
           <w:rFonts w:ascii="Arial" w:hAnsi="Arial" w:cs="Arial"/>
-          <w:b/>
-          <w:color w:val="1F4D78"/>
-          <w:sz w:val="50"/>
+          <w:lang w:val="he-IL"/>
+          <w:rtl w:val="1"/>
         </w:rPr>
-        <w:t>ספר פרויקט — Predictor1</w:t>
+        <w:t xml:space="preserve">ספר פרויקט — </w:t>
+      </w:r>
+      <w:r>
+        <w:rPr>
+          <w:rFonts w:ascii="Arial" w:hAnsi="Arial" w:cs="Arial"/>
+          <w:lang w:val="he-IL"/>
+          <w:rtl w:val="0"/>
+        </w:rPr>
+        <w:t>Predictor1</w:t>
       </w:r>
     </w:p>
     <w:p>
       <w:pPr>
+        <w:spacing w:before="100" w:after="200"/>
+        <w:ind w:left="216" w:right="216"/>
+        <w:shd w:fill="EAF2F8"/>
+        <w:jc w:val="right"/>
         <w:bidi/>
-        <w:spacing w:after="400"/>
-        <w:jc w:val="right"/>
       </w:pPr>
       <w:r>
         <w:rPr>
           <w:rFonts w:ascii="Arial" w:hAnsi="Arial" w:cs="Arial"/>
-          <w:b w:val="0"/>
-          <w:color w:val="5A5A5A"/>
-          <w:sz w:val="28"/>
+          <w:lang w:val="he-IL"/>
+          <w:b/>
+          <w:color w:val="1F4E79"/>
+          <w:sz w:val="22"/>
+          <w:rtl w:val="1"/>
         </w:rPr>
-        <w:t>אפליקציית ווב בעברית לניהול ליגות פרטיות של ניחושי תוצאות כדורגל</w:t>
+        <w:t xml:space="preserve">אפליקציית </w:t>
+      </w:r>
+      <w:r>
+        <w:rPr>
+          <w:rFonts w:ascii="Arial" w:hAnsi="Arial" w:cs="Arial"/>
+          <w:lang w:val="he-IL"/>
+          <w:b/>
+          <w:color w:val="1F4E79"/>
+          <w:sz w:val="22"/>
+          <w:rtl w:val="0"/>
+        </w:rPr>
+        <w:t>Web</w:t>
+      </w:r>
+      <w:r>
+        <w:rPr>
+          <w:rFonts w:ascii="Arial" w:hAnsi="Arial" w:cs="Arial"/>
+          <w:lang w:val="he-IL"/>
+          <w:b/>
+          <w:color w:val="1F4E79"/>
+          <w:sz w:val="22"/>
+          <w:rtl w:val="1"/>
+        </w:rPr>
+        <w:t xml:space="preserve"> בעברית וב־</w:t>
+      </w:r>
+      <w:r>
+        <w:rPr>
+          <w:rFonts w:ascii="Arial" w:hAnsi="Arial" w:cs="Arial"/>
+          <w:lang w:val="he-IL"/>
+          <w:b/>
+          <w:color w:val="1F4E79"/>
+          <w:sz w:val="22"/>
+          <w:rtl w:val="0"/>
+        </w:rPr>
+        <w:t>RTL</w:t>
+      </w:r>
+      <w:r>
+        <w:rPr>
+          <w:rFonts w:ascii="Arial" w:hAnsi="Arial" w:cs="Arial"/>
+          <w:lang w:val="he-IL"/>
+          <w:b/>
+          <w:color w:val="1F4E79"/>
+          <w:sz w:val="22"/>
+          <w:rtl w:val="1"/>
+        </w:rPr>
+        <w:t xml:space="preserve"> לניהול ליגות פרטיות של חיזוי תוצאות כדורגל. גרסה </w:t>
+      </w:r>
+      <w:r>
+        <w:rPr>
+          <w:rFonts w:ascii="Arial" w:hAnsi="Arial" w:cs="Arial"/>
+          <w:lang w:val="he-IL"/>
+          <w:b/>
+          <w:color w:val="1F4E79"/>
+          <w:sz w:val="22"/>
+          <w:rtl w:val="0"/>
+        </w:rPr>
+        <w:t>1.2</w:t>
+      </w:r>
+      <w:r>
+        <w:rPr>
+          <w:rFonts w:ascii="Arial" w:hAnsi="Arial" w:cs="Arial"/>
+          <w:lang w:val="he-IL"/>
+          <w:b/>
+          <w:color w:val="1F4E79"/>
+          <w:sz w:val="22"/>
+          <w:rtl w:val="1"/>
+        </w:rPr>
+        <w:t>, עודכן ב־</w:t>
+      </w:r>
+      <w:r>
+        <w:rPr>
+          <w:rFonts w:ascii="Arial" w:hAnsi="Arial" w:cs="Arial"/>
+          <w:lang w:val="he-IL"/>
+          <w:b/>
+          <w:color w:val="1F4E79"/>
+          <w:sz w:val="22"/>
+          <w:rtl w:val="0"/>
+        </w:rPr>
+        <w:t>27</w:t>
+      </w:r>
+      <w:r>
+        <w:rPr>
+          <w:rFonts w:ascii="Arial" w:hAnsi="Arial" w:cs="Arial"/>
+          <w:lang w:val="he-IL"/>
+          <w:b/>
+          <w:color w:val="1F4E79"/>
+          <w:sz w:val="22"/>
+          <w:rtl w:val="1"/>
+        </w:rPr>
+        <w:t xml:space="preserve"> באוגוסט </w:t>
+      </w:r>
+      <w:r>
+        <w:rPr>
+          <w:rFonts w:ascii="Arial" w:hAnsi="Arial" w:cs="Arial"/>
+          <w:lang w:val="he-IL"/>
+          <w:b/>
+          <w:color w:val="1F4E79"/>
+          <w:sz w:val="22"/>
+          <w:rtl w:val="0"/>
+        </w:rPr>
+        <w:t>2026.</w:t>
       </w:r>
     </w:p>
     <w:p>
       <w:pPr>
         <w:pStyle w:val="Heading1"/>
+        <w:jc w:val="right"/>
         <w:bidi/>
-        <w:spacing w:before="320" w:after="160"/>
-        <w:jc w:val="right"/>
       </w:pPr>
       <w:r>
         <w:rPr>
           <w:rFonts w:ascii="Arial" w:hAnsi="Arial" w:cs="Arial"/>
-          <w:b/>
-          <w:color w:val="2E74B5"/>
-          <w:sz w:val="32"/>
+          <w:lang w:val="he-IL"/>
+          <w:rtl w:val="1"/>
         </w:rPr>
         <w:t>מיקוד גרסת הקורס</w:t>
       </w:r>
     </w:p>
     <w:p>
       <w:pPr>
+        <w:jc w:val="right"/>
         <w:bidi/>
-        <w:spacing w:after="120" w:line="264" w:lineRule="auto"/>
-        <w:jc w:val="right"/>
       </w:pPr>
       <w:r>
         <w:rPr>
           <w:rFonts w:ascii="Arial" w:hAnsi="Arial" w:cs="Arial"/>
-          <w:b w:val="0"/>
-          <w:sz w:val="22"/>
+          <w:lang w:val="he-IL"/>
+          <w:rtl w:val="0"/>
         </w:rPr>
-        <w:t>בשל הזמן שנותר עד ההגשה ב־6 בספטמבר 2026, גרסת הקורס ממוקדת בליבת המוצר ובתוצרי הקורס. ההחלטה מצמצמת סיכון חיצוני ומאפשרת להשלים את הזרימות, האבטחה, העיצוב והבדיקות באיכות הנדרשת.</w:t>
+        <w:t>Predictor1</w:t>
       </w:r>
-    </w:p>
-    <w:p>
-      <w:pPr>
-        <w:bidi/>
-        <w:spacing w:after="120" w:line="264" w:lineRule="auto"/>
-        <w:jc w:val="right"/>
-      </w:pPr>
       <w:r>
         <w:rPr>
           <w:rFonts w:ascii="Arial" w:hAnsi="Arial" w:cs="Arial"/>
-          <w:b/>
-          <w:color w:val="1F4D78"/>
-          <w:sz w:val="22"/>
+          <w:lang w:val="he-IL"/>
+          <w:rtl w:val="1"/>
         </w:rPr>
-        <w:t>מסך המשחק מציג נתונים שמורים ומאומתים בלבד. אין במוצר שירות חיצוני נוסף שאינו נדרש לליבת ליגת הניחושים.</w:t>
+        <w:t xml:space="preserve"> הוא פרויקט הגמר בקורס טכנולוגיות אינטרנט ב־</w:t>
+      </w:r>
+      <w:r>
+        <w:rPr>
+          <w:rFonts w:ascii="Arial" w:hAnsi="Arial" w:cs="Arial"/>
+          <w:lang w:val="he-IL"/>
+          <w:rtl w:val="0"/>
+        </w:rPr>
+        <w:t>RUNI.</w:t>
+      </w:r>
+      <w:r>
+        <w:rPr>
+          <w:rFonts w:ascii="Arial" w:hAnsi="Arial" w:cs="Arial"/>
+          <w:lang w:val="he-IL"/>
+          <w:rtl w:val="1"/>
+        </w:rPr>
+        <w:t xml:space="preserve"> גרסת הקורס ממוקדת בזרימה מלאה, מאובטחת וניתנת להדגמה עד </w:t>
+      </w:r>
+      <w:r>
+        <w:rPr>
+          <w:rFonts w:ascii="Arial" w:hAnsi="Arial" w:cs="Arial"/>
+          <w:lang w:val="he-IL"/>
+          <w:rtl w:val="0"/>
+        </w:rPr>
+        <w:t>6</w:t>
+      </w:r>
+      <w:r>
+        <w:rPr>
+          <w:rFonts w:ascii="Arial" w:hAnsi="Arial" w:cs="Arial"/>
+          <w:lang w:val="he-IL"/>
+          <w:rtl w:val="1"/>
+        </w:rPr>
+        <w:t xml:space="preserve"> בספטמבר </w:t>
+      </w:r>
+      <w:r>
+        <w:rPr>
+          <w:rFonts w:ascii="Arial" w:hAnsi="Arial" w:cs="Arial"/>
+          <w:lang w:val="he-IL"/>
+          <w:rtl w:val="0"/>
+        </w:rPr>
+        <w:t>2026.</w:t>
+      </w:r>
+      <w:r>
+        <w:rPr>
+          <w:rFonts w:ascii="Arial" w:hAnsi="Arial" w:cs="Arial"/>
+          <w:lang w:val="he-IL"/>
+          <w:rtl w:val="1"/>
+        </w:rPr>
+        <w:t xml:space="preserve"> הפריסה הציבורית היא </w:t>
+      </w:r>
+      <w:r>
+        <w:rPr>
+          <w:rFonts w:ascii="Arial" w:hAnsi="Arial" w:cs="Arial"/>
+          <w:lang w:val="he-IL"/>
+          <w:rtl w:val="0"/>
+        </w:rPr>
+        <w:t>Demo</w:t>
+      </w:r>
+      <w:r>
+        <w:rPr>
+          <w:rFonts w:ascii="Arial" w:hAnsi="Arial" w:cs="Arial"/>
+          <w:lang w:val="he-IL"/>
+          <w:rtl w:val="1"/>
+        </w:rPr>
+        <w:t xml:space="preserve"> בלבד: אין גביית כסף, העברת כסף, סליקה או מסמך כספי אמיתי.</w:t>
       </w:r>
     </w:p>
     <w:p>
       <w:pPr>
         <w:pStyle w:val="Heading1"/>
+        <w:jc w:val="right"/>
         <w:bidi/>
-        <w:spacing w:before="320" w:after="160"/>
-        <w:jc w:val="right"/>
       </w:pPr>
       <w:r>
         <w:rPr>
           <w:rFonts w:ascii="Arial" w:hAnsi="Arial" w:cs="Arial"/>
-          <w:b/>
-          <w:color w:val="2E74B5"/>
-          <w:sz w:val="32"/>
+          <w:lang w:val="he-IL"/>
+          <w:rtl w:val="1"/>
         </w:rPr>
         <w:t>מטרת המוצר</w:t>
       </w:r>
     </w:p>
     <w:p>
       <w:pPr>
+        <w:jc w:val="right"/>
         <w:bidi/>
-        <w:spacing w:after="120" w:line="264" w:lineRule="auto"/>
-        <w:jc w:val="right"/>
       </w:pPr>
       <w:r>
         <w:rPr>
           <w:rFonts w:ascii="Arial" w:hAnsi="Arial" w:cs="Arial"/>
-          <w:b w:val="0"/>
-          <w:sz w:val="22"/>
+          <w:lang w:val="he-IL"/>
+          <w:rtl w:val="1"/>
         </w:rPr>
-        <w:t>המערכת מרכזת תהליך שנוהל ידנית: יצירת ליגה, הזמנה, בקשת הצטרפות, אסמכתאת הדגמה פרטית, אישור, ניחוש לפני נעילה, תוצאה, ניקוד, דירוג ודוח חלוקת פרסים. המערכת אינה מחזיקה או מעבירה כסף.</w:t>
+        <w:t xml:space="preserve">המערכת מחליפה תהליך ידני: מנהל/ת יוצר/ת ליגה, משתף/ת הזמנה פרטית, מקבל/ת בקשות הצטרפות והוכחות תמונה מסוג </w:t>
+      </w:r>
+      <w:r>
+        <w:rPr>
+          <w:rFonts w:ascii="Arial" w:hAnsi="Arial" w:cs="Arial"/>
+          <w:lang w:val="he-IL"/>
+          <w:rtl w:val="0"/>
+        </w:rPr>
+        <w:t>Demo</w:t>
+      </w:r>
+      <w:r>
+        <w:rPr>
+          <w:rFonts w:ascii="Arial" w:hAnsi="Arial" w:cs="Arial"/>
+          <w:lang w:val="he-IL"/>
+          <w:rtl w:val="1"/>
+        </w:rPr>
+        <w:t>, מאשר/ת חברים, מפעיל/ה את הליגה ומסיים/ת אותה לאחר שכל המשחקים הגיעו למצב סופי. חברי הליגה שומרים ניחושים לפני נעילה ורואים דירוג נוכחי או סופי בהתאם למחזור החיים.</w:t>
       </w:r>
     </w:p>
     <w:p>
       <w:pPr>
         <w:pStyle w:val="Heading1"/>
+        <w:jc w:val="right"/>
         <w:bidi/>
-        <w:spacing w:before="320" w:after="160"/>
-        <w:jc w:val="right"/>
       </w:pPr>
       <w:r>
         <w:rPr>
           <w:rFonts w:ascii="Arial" w:hAnsi="Arial" w:cs="Arial"/>
-          <w:b/>
-          <w:color w:val="2E74B5"/>
-          <w:sz w:val="32"/>
+          <w:lang w:val="he-IL"/>
+          <w:rtl w:val="1"/>
         </w:rPr>
         <w:t>היקף גרסת הקורס</w:t>
       </w:r>
@@ -134,103 +309,194 @@
     <w:p>
       <w:pPr>
         <w:pStyle w:val="ListBullet"/>
+        <w:jc w:val="right"/>
         <w:bidi/>
-        <w:spacing w:after="160" w:line="280" w:lineRule="auto"/>
-        <w:ind w:left="720" w:hanging="360"/>
-        <w:jc w:val="right"/>
       </w:pPr>
       <w:r>
         <w:rPr>
           <w:rFonts w:ascii="Arial" w:hAnsi="Arial" w:cs="Arial"/>
-          <w:b w:val="0"/>
-          <w:sz w:val="22"/>
+          <w:lang w:val="he-IL"/>
+          <w:rtl w:val="1"/>
         </w:rPr>
-        <w:t>אימות משתמשים ופרופיל בסיסי.</w:t>
+        <w:t xml:space="preserve">אימות </w:t>
+      </w:r>
+      <w:r>
+        <w:rPr>
+          <w:rFonts w:ascii="Arial" w:hAnsi="Arial" w:cs="Arial"/>
+          <w:lang w:val="he-IL"/>
+          <w:rtl w:val="0"/>
+        </w:rPr>
+        <w:t>Email</w:t>
+      </w:r>
+      <w:r>
+        <w:rPr>
+          <w:rFonts w:ascii="Arial" w:hAnsi="Arial" w:cs="Arial"/>
+          <w:lang w:val="he-IL"/>
+          <w:rtl w:val="1"/>
+        </w:rPr>
+        <w:t>, אישור חשבון, שחזור סיסמה ופרופיל בסיסי.</w:t>
       </w:r>
     </w:p>
     <w:p>
       <w:pPr>
         <w:pStyle w:val="ListBullet"/>
+        <w:jc w:val="right"/>
         <w:bidi/>
-        <w:spacing w:after="160" w:line="280" w:lineRule="auto"/>
-        <w:ind w:left="720" w:hanging="360"/>
-        <w:jc w:val="right"/>
       </w:pPr>
       <w:r>
         <w:rPr>
           <w:rFonts w:ascii="Arial" w:hAnsi="Arial" w:cs="Arial"/>
-          <w:b w:val="0"/>
-          <w:sz w:val="22"/>
+          <w:lang w:val="he-IL"/>
+          <w:rtl w:val="1"/>
         </w:rPr>
-        <w:t>ליגות פרטיות, חוקי ניקוד 3/1/0 וחלוקת פרסים להדגמה.</w:t>
+        <w:t xml:space="preserve">ליגות פרטיות עם חוקי ניקוד ברירת מחדל </w:t>
+      </w:r>
+      <w:r>
+        <w:rPr>
+          <w:rFonts w:ascii="Arial" w:hAnsi="Arial" w:cs="Arial"/>
+          <w:lang w:val="he-IL"/>
+          <w:rtl w:val="0"/>
+        </w:rPr>
+        <w:t>3/1/0</w:t>
+      </w:r>
+      <w:r>
+        <w:rPr>
+          <w:rFonts w:ascii="Arial" w:hAnsi="Arial" w:cs="Arial"/>
+          <w:lang w:val="he-IL"/>
+          <w:rtl w:val="1"/>
+        </w:rPr>
+        <w:t xml:space="preserve"> ותיקו כתוצאה עצמאית.</w:t>
       </w:r>
     </w:p>
     <w:p>
       <w:pPr>
         <w:pStyle w:val="ListBullet"/>
+        <w:jc w:val="right"/>
         <w:bidi/>
-        <w:spacing w:after="160" w:line="280" w:lineRule="auto"/>
-        <w:ind w:left="720" w:hanging="360"/>
-        <w:jc w:val="right"/>
       </w:pPr>
       <w:r>
         <w:rPr>
           <w:rFonts w:ascii="Arial" w:hAnsi="Arial" w:cs="Arial"/>
-          <w:b w:val="0"/>
-          <w:sz w:val="22"/>
+          <w:lang w:val="he-IL"/>
+          <w:rtl w:val="1"/>
         </w:rPr>
-        <w:t>הזמנות, בקשות הצטרפות והיסטוריית אסמכתאות תמונה פרטית.</w:t>
+        <w:t>הזמנות, בקשות הצטרפות והיסטוריית הוכחות תמונה פרטית; הוכחה אינה קבלה מאומתת.</w:t>
       </w:r>
     </w:p>
     <w:p>
       <w:pPr>
         <w:pStyle w:val="ListBullet"/>
+        <w:jc w:val="right"/>
         <w:bidi/>
-        <w:spacing w:after="160" w:line="280" w:lineRule="auto"/>
-        <w:ind w:left="720" w:hanging="360"/>
-        <w:jc w:val="right"/>
       </w:pPr>
       <w:r>
         <w:rPr>
           <w:rFonts w:ascii="Arial" w:hAnsi="Arial" w:cs="Arial"/>
-          <w:b w:val="0"/>
-          <w:sz w:val="22"/>
+          <w:lang w:val="he-IL"/>
+          <w:rtl w:val="1"/>
         </w:rPr>
-        <w:t>משחקים ותוצאות עם ספק ספורט חי ומסלול ידני מחייב.</w:t>
+        <w:t xml:space="preserve">קטלוג משחקים ידני שתמיד עובד וסנכרון </w:t>
+      </w:r>
+      <w:r>
+        <w:rPr>
+          <w:rFonts w:ascii="Arial" w:hAnsi="Arial" w:cs="Arial"/>
+          <w:lang w:val="he-IL"/>
+          <w:rtl w:val="0"/>
+        </w:rPr>
+        <w:t>API-Football</w:t>
+      </w:r>
+      <w:r>
+        <w:rPr>
+          <w:rFonts w:ascii="Arial" w:hAnsi="Arial" w:cs="Arial"/>
+          <w:lang w:val="he-IL"/>
+          <w:rtl w:val="1"/>
+        </w:rPr>
+        <w:t xml:space="preserve"> מגודר בשרת.</w:t>
       </w:r>
     </w:p>
     <w:p>
       <w:pPr>
         <w:pStyle w:val="ListBullet"/>
+        <w:jc w:val="right"/>
         <w:bidi/>
-        <w:spacing w:after="160" w:line="280" w:lineRule="auto"/>
-        <w:ind w:left="720" w:hanging="360"/>
-        <w:jc w:val="right"/>
       </w:pPr>
       <w:r>
         <w:rPr>
           <w:rFonts w:ascii="Arial" w:hAnsi="Arial" w:cs="Arial"/>
-          <w:b w:val="0"/>
-          <w:sz w:val="22"/>
+          <w:lang w:val="he-IL"/>
+          <w:rtl w:val="1"/>
         </w:rPr>
-        <w:t>ניחושים, נעילה לפי זמן מסד הנתונים והסתרה לפני שריקת הפתיחה.</w:t>
+        <w:t>ניחושים שננעלים לפי זמן מסד הנתונים ומוסתרים ממשתמשים אחרים עד הפתיחה.</w:t>
       </w:r>
     </w:p>
     <w:p>
       <w:pPr>
         <w:pStyle w:val="ListBullet"/>
+        <w:jc w:val="right"/>
         <w:bidi/>
-        <w:spacing w:after="160" w:line="280" w:lineRule="auto"/>
-        <w:ind w:left="720" w:hanging="360"/>
-        <w:jc w:val="right"/>
       </w:pPr>
       <w:r>
         <w:rPr>
           <w:rFonts w:ascii="Arial" w:hAnsi="Arial" w:cs="Arial"/>
-          <w:b w:val="0"/>
-          <w:sz w:val="22"/>
+          <w:lang w:val="he-IL"/>
+          <w:rtl w:val="1"/>
         </w:rPr>
-        <w:t>ניקוד דטרמיניסטי, דירוג, שוויון ודוחות הדגמה.</w:t>
+        <w:t xml:space="preserve">ניקוד דטרמיניסטי, תיקון תוצאה, דירוג בתחרות ושוויון במקומות </w:t>
+      </w:r>
+      <w:r>
+        <w:rPr>
+          <w:rFonts w:ascii="Arial" w:hAnsi="Arial" w:cs="Arial"/>
+          <w:lang w:val="he-IL"/>
+          <w:rtl w:val="0"/>
+        </w:rPr>
+        <w:t>1</w:t>
+      </w:r>
+      <w:r>
+        <w:rPr>
+          <w:rFonts w:ascii="Arial" w:hAnsi="Arial" w:cs="Arial"/>
+          <w:lang w:val="he-IL"/>
+          <w:rtl w:val="0"/>
+        </w:rPr>
+        <w:t>,</w:t>
+      </w:r>
+      <w:r>
+        <w:rPr>
+          <w:rFonts w:ascii="Arial" w:hAnsi="Arial" w:cs="Arial"/>
+          <w:lang w:val="he-IL"/>
+          <w:rtl w:val="0"/>
+        </w:rPr>
+        <w:t>1</w:t>
+      </w:r>
+      <w:r>
+        <w:rPr>
+          <w:rFonts w:ascii="Arial" w:hAnsi="Arial" w:cs="Arial"/>
+          <w:lang w:val="he-IL"/>
+          <w:rtl w:val="0"/>
+        </w:rPr>
+        <w:t>,</w:t>
+      </w:r>
+      <w:r>
+        <w:rPr>
+          <w:rFonts w:ascii="Arial" w:hAnsi="Arial" w:cs="Arial"/>
+          <w:lang w:val="he-IL"/>
+          <w:rtl w:val="0"/>
+        </w:rPr>
+        <w:t>3.</w:t>
+      </w:r>
+    </w:p>
+    <w:p>
+      <w:pPr>
+        <w:pStyle w:val="ListBullet"/>
+        <w:jc w:val="right"/>
+        <w:bidi/>
+      </w:pPr>
+      <w:r>
+        <w:rPr>
+          <w:rFonts w:ascii="Arial" w:hAnsi="Arial" w:cs="Arial"/>
+          <w:lang w:val="he-IL"/>
+          <w:rtl w:val="1"/>
+        </w:rPr>
+        <w:t>דוח מנהל לא־כספי לקריאה בלבד, עם ספירות ודירוג נוכחי או סופי.</w:t>
       </w:r>
     </w:p>
     <w:p>
@@ -241,727 +507,16 @@
     <w:p>
       <w:pPr>
         <w:pStyle w:val="Heading1"/>
+        <w:jc w:val="right"/>
         <w:bidi/>
-        <w:spacing w:before="320" w:after="160"/>
-        <w:jc w:val="right"/>
       </w:pPr>
       <w:r>
         <w:rPr>
           <w:rFonts w:ascii="Arial" w:hAnsi="Arial" w:cs="Arial"/>
-          <w:b/>
-          <w:color w:val="2E74B5"/>
-          <w:sz w:val="32"/>
+          <w:lang w:val="he-IL"/>
+          <w:rtl w:val="1"/>
         </w:rPr>
-        <w:t>ארכיטקטורה וגבולות אבטחה</w:t>
-      </w:r>
-    </w:p>
-    <w:p>
-      <w:pPr>
-        <w:bidi/>
-        <w:spacing w:after="120" w:line="264" w:lineRule="auto"/>
-        <w:jc w:val="right"/>
-      </w:pPr>
-      <w:r>
-        <w:rPr>
-          <w:rFonts w:ascii="Arial" w:hAnsi="Arial" w:cs="Arial"/>
-          <w:b w:val="0"/>
-          <w:sz w:val="22"/>
-        </w:rPr>
-        <w:t>המערכת היא מונוליט מודולרי יחיד: הדפדפן, הממשק והשרת נשארים באותו יישום. קריאות נעשות ברכיבי שרת, שינויים בפעולות שרת וכניסות רשת בנתיבים ייעודיים. היישום נפרס בסביבת ענן ונשען על שירותי מסד נתונים, אימות, אחסון ותזמון.</w:t>
-      </w:r>
-    </w:p>
-    <w:p>
-      <w:pPr>
-        <w:pStyle w:val="ListBullet"/>
-        <w:bidi/>
-        <w:spacing w:after="160" w:line="280" w:lineRule="auto"/>
-        <w:ind w:left="720" w:hanging="360"/>
-        <w:jc w:val="right"/>
-      </w:pPr>
-      <w:r>
-        <w:rPr>
-          <w:rFonts w:ascii="Arial" w:hAnsi="Arial" w:cs="Arial"/>
-          <w:b w:val="0"/>
-          <w:sz w:val="22"/>
-        </w:rPr>
-        <w:t>אבטחת שורות והרשאות מזעריות נוצרות עם כל טבלה חשופה.</w:t>
-      </w:r>
-    </w:p>
-    <w:p>
-      <w:pPr>
-        <w:pStyle w:val="ListBullet"/>
-        <w:bidi/>
-        <w:spacing w:after="160" w:line="280" w:lineRule="auto"/>
-        <w:ind w:left="720" w:hanging="360"/>
-        <w:jc w:val="right"/>
-      </w:pPr>
-      <w:r>
-        <w:rPr>
-          <w:rFonts w:ascii="Arial" w:hAnsi="Arial" w:cs="Arial"/>
-          <w:b w:val="0"/>
-          <w:sz w:val="22"/>
-        </w:rPr>
-        <w:t>זהות המשתמש נגזרת תמיד מן ההתחברות; אין אמון במזהה או בתפקיד שמגיעים מהלקוח.</w:t>
-      </w:r>
-    </w:p>
-    <w:p>
-      <w:pPr>
-        <w:pStyle w:val="ListBullet"/>
-        <w:bidi/>
-        <w:spacing w:after="160" w:line="280" w:lineRule="auto"/>
-        <w:ind w:left="720" w:hanging="360"/>
-        <w:jc w:val="right"/>
-      </w:pPr>
-      <w:r>
-        <w:rPr>
-          <w:rFonts w:ascii="Arial" w:hAnsi="Arial" w:cs="Arial"/>
-          <w:b w:val="0"/>
-          <w:sz w:val="22"/>
-        </w:rPr>
-        <w:t>נעילת ניחושים וניקוד נאכפים במסד הנתונים לפי זמן אוניברסלי.</w:t>
-      </w:r>
-    </w:p>
-    <w:p>
-      <w:pPr>
-        <w:pStyle w:val="ListBullet"/>
-        <w:bidi/>
-        <w:spacing w:after="160" w:line="280" w:lineRule="auto"/>
-        <w:ind w:left="720" w:hanging="360"/>
-        <w:jc w:val="right"/>
-      </w:pPr>
-      <w:r>
-        <w:rPr>
-          <w:rFonts w:ascii="Arial" w:hAnsi="Arial" w:cs="Arial"/>
-          <w:b w:val="0"/>
-          <w:sz w:val="22"/>
-        </w:rPr>
-        <w:t>אסמכתאות נשמרות במאגר פרטי ומוגשות בקישור חתום קצר רק לאחר הרשאת משאב.</w:t>
-      </w:r>
-    </w:p>
-    <w:p>
-      <w:pPr>
-        <w:pStyle w:val="ListBullet"/>
-        <w:bidi/>
-        <w:spacing w:after="160" w:line="280" w:lineRule="auto"/>
-        <w:ind w:left="720" w:hanging="360"/>
-        <w:jc w:val="right"/>
-      </w:pPr>
-      <w:r>
-        <w:rPr>
-          <w:rFonts w:ascii="Arial" w:hAnsi="Arial" w:cs="Arial"/>
-          <w:b w:val="0"/>
-          <w:sz w:val="22"/>
-        </w:rPr>
-        <w:t>מפתחות הספורט והתזמון נשמרים בשרת בלבד ואינם נשלחים לדפדפן.</w:t>
-      </w:r>
-    </w:p>
-    <w:p>
-      <w:pPr>
-        <w:pStyle w:val="Heading1"/>
-        <w:bidi/>
-        <w:spacing w:before="320" w:after="160"/>
-        <w:jc w:val="right"/>
-      </w:pPr>
-      <w:r>
-        <w:rPr>
-          <w:rFonts w:ascii="Arial" w:hAnsi="Arial" w:cs="Arial"/>
-          <w:b/>
-          <w:color w:val="2E74B5"/>
-          <w:sz w:val="32"/>
-        </w:rPr>
-        <w:t>שלב 7ג — מערכת עיצוב ורענון ממשק</w:t>
-      </w:r>
-    </w:p>
-    <w:p>
-      <w:pPr>
-        <w:bidi/>
-        <w:spacing w:after="120" w:line="264" w:lineRule="auto"/>
-        <w:jc w:val="right"/>
-      </w:pPr>
-      <w:r>
-        <w:t>לאחר סגירת בדיקת הקנרי בסביבה המארחת ולפני דוחות ההדגמה, המוצר קיבל שפה חזותית עברית אחידה מימין לשמאל. הכיוון שיושם הוא לוח שליטה ספורטיבי בהיר: טיפוגרפיה חזקה, היררכיית נתונים ברורה, כרטיס מחזור כרכיב חתימה ומשטח כהה מוגבל ללוח תוצאות.</w:t>
-      </w:r>
-    </w:p>
-    <w:p>
-      <w:pPr>
-        <w:pStyle w:val="ListBullet"/>
-        <w:bidi/>
-        <w:spacing w:after="160" w:line="280" w:lineRule="auto"/>
-        <w:ind w:left="720" w:hanging="360"/>
-        <w:jc w:val="right"/>
-      </w:pPr>
-      <w:r>
-        <w:t>יושמו ארבעת מסכי העוגן: לוח אישי, תקציר ליגה, משחקים וניחושים וטבלת דירוג. ביקורת ההמשך חיזקה ניגודיות, מצבי טעינה, תוצאות מבודדות מימין לשמאל ויעדי מגע; המסכים נבדקו ברוחבי 390, 768 ו־1440 פיקסלים.</w:t>
-      </w:r>
-    </w:p>
-    <w:p>
-      <w:pPr>
-        <w:pStyle w:val="ListBullet"/>
-        <w:bidi/>
-        <w:spacing w:after="160" w:line="280" w:lineRule="auto"/>
-        <w:ind w:left="720" w:hanging="360"/>
-        <w:jc w:val="right"/>
-      </w:pPr>
-      <w:r>
-        <w:rPr>
-          <w:rFonts w:ascii="Arial" w:hAnsi="Arial" w:cs="Arial"/>
-          <w:b w:val="0"/>
-          <w:sz w:val="22"/>
-        </w:rPr>
-        <w:t>אין שינוי בנתיבים, בסכמה, בהרשאות, בניקוד או בפונקציונליות.</w:t>
-      </w:r>
-    </w:p>
-    <w:p>
-      <w:pPr>
-        <w:pStyle w:val="ListBullet"/>
-        <w:bidi/>
-        <w:spacing w:after="160" w:line="280" w:lineRule="auto"/>
-        <w:ind w:left="720" w:hanging="360"/>
-        <w:jc w:val="right"/>
-      </w:pPr>
-      <w:r>
-        <w:rPr>
-          <w:rFonts w:ascii="Arial" w:hAnsi="Arial" w:cs="Arial"/>
-          <w:b w:val="0"/>
-          <w:sz w:val="22"/>
-        </w:rPr>
-        <w:t>אין שפה חזותית של הימורים, ערכת נושא כהה, אווטרים, פיד חברתי או תלות ממשק חדשה.</w:t>
-      </w:r>
-    </w:p>
-    <w:p>
-      <w:pPr>
-        <w:pStyle w:val="Heading1"/>
-        <w:bidi/>
-        <w:spacing w:before="320" w:after="160"/>
-        <w:jc w:val="right"/>
-      </w:pPr>
-      <w:r>
-        <w:rPr>
-          <w:rFonts w:ascii="Arial" w:hAnsi="Arial" w:cs="Arial"/>
-          <w:b/>
-          <w:color w:val="2E74B5"/>
-          <w:sz w:val="32"/>
-        </w:rPr>
-        <w:t>מצב המימוש</w:t>
-      </w:r>
-    </w:p>
-    <w:tbl>
-      <w:tblPr>
-        <w:tblStyle w:val="TableGrid"/>
-        <w:tblW w:type="auto" w:w="0"/>
-        <w:tblLayout w:type="fixed"/>
-        <w:tblLook w:firstColumn="1" w:firstRow="1" w:lastColumn="0" w:lastRow="0" w:noHBand="0" w:noVBand="1" w:val="04A0"/>
-      </w:tblPr>
-      <w:tblGrid>
-        <w:gridCol w:w="1584"/>
-        <w:gridCol w:w="5616"/>
-        <w:gridCol w:w="2160"/>
-      </w:tblGrid>
-      <w:tr>
-        <w:trPr>
-          <w:tblHeader/>
-        </w:trPr>
-        <w:tc>
-          <w:tcPr>
-            <w:tcW w:type="dxa" w:w="3120"/>
-            <w:vAlign w:val="center"/>
-            <w:tcMar>
-              <w:top w:w="80" w:type="dxa"/>
-              <w:bottom w:w="80" w:type="dxa"/>
-              <w:start w:w="120" w:type="dxa"/>
-              <w:end w:w="120" w:type="dxa"/>
-            </w:tcMar>
-            <w:shd w:fill="E8EEF5"/>
-          </w:tcPr>
-          <w:p>
-            <w:pPr>
-              <w:bidi/>
-              <w:spacing w:after="0"/>
-              <w:jc w:val="right"/>
-            </w:pPr>
-            <w:r/>
-            <w:r>
-              <w:rPr>
-                <w:rFonts w:ascii="Arial" w:hAnsi="Arial" w:cs="Arial"/>
-                <w:b/>
-                <w:color w:val="1F4D78"/>
-                <w:sz w:val="21"/>
-              </w:rPr>
-              <w:t>שלב</w:t>
-            </w:r>
-          </w:p>
-        </w:tc>
-        <w:tc>
-          <w:tcPr>
-            <w:tcW w:type="dxa" w:w="3120"/>
-            <w:vAlign w:val="center"/>
-            <w:tcMar>
-              <w:top w:w="80" w:type="dxa"/>
-              <w:bottom w:w="80" w:type="dxa"/>
-              <w:start w:w="120" w:type="dxa"/>
-              <w:end w:w="120" w:type="dxa"/>
-            </w:tcMar>
-            <w:shd w:fill="E8EEF5"/>
-          </w:tcPr>
-          <w:p>
-            <w:pPr>
-              <w:bidi/>
-              <w:spacing w:after="0"/>
-              <w:jc w:val="right"/>
-            </w:pPr>
-            <w:r/>
-            <w:r>
-              <w:rPr>
-                <w:rFonts w:ascii="Arial" w:hAnsi="Arial" w:cs="Arial"/>
-                <w:b/>
-                <w:color w:val="1F4D78"/>
-                <w:sz w:val="21"/>
-              </w:rPr>
-              <w:t>תוצר</w:t>
-            </w:r>
-          </w:p>
-        </w:tc>
-        <w:tc>
-          <w:tcPr>
-            <w:tcW w:type="dxa" w:w="3120"/>
-            <w:vAlign w:val="center"/>
-            <w:tcMar>
-              <w:top w:w="80" w:type="dxa"/>
-              <w:bottom w:w="80" w:type="dxa"/>
-              <w:start w:w="120" w:type="dxa"/>
-              <w:end w:w="120" w:type="dxa"/>
-            </w:tcMar>
-            <w:shd w:fill="E8EEF5"/>
-          </w:tcPr>
-          <w:p>
-            <w:pPr>
-              <w:bidi/>
-              <w:spacing w:after="0"/>
-              <w:jc w:val="right"/>
-            </w:pPr>
-            <w:r/>
-            <w:r>
-              <w:rPr>
-                <w:rFonts w:ascii="Arial" w:hAnsi="Arial" w:cs="Arial"/>
-                <w:b/>
-                <w:color w:val="1F4D78"/>
-                <w:sz w:val="21"/>
-              </w:rPr>
-              <w:t>מצב</w:t>
-            </w:r>
-          </w:p>
-        </w:tc>
-      </w:tr>
-      <w:tr>
-        <w:tc>
-          <w:tcPr>
-            <w:tcW w:type="dxa" w:w="1584"/>
-            <w:vAlign w:val="center"/>
-            <w:tcMar>
-              <w:top w:w="80" w:type="dxa"/>
-              <w:bottom w:w="80" w:type="dxa"/>
-              <w:start w:w="120" w:type="dxa"/>
-              <w:end w:w="120" w:type="dxa"/>
-            </w:tcMar>
-          </w:tcPr>
-          <w:p>
-            <w:pPr>
-              <w:bidi/>
-              <w:spacing w:after="0"/>
-              <w:jc w:val="right"/>
-            </w:pPr>
-            <w:r/>
-            <w:r>
-              <w:rPr>
-                <w:rFonts w:ascii="Arial" w:hAnsi="Arial" w:cs="Arial"/>
-                <w:b w:val="0"/>
-                <w:sz w:val="21"/>
-              </w:rPr>
-              <w:t>0–6</w:t>
-            </w:r>
-          </w:p>
-        </w:tc>
-        <w:tc>
-          <w:tcPr>
-            <w:tcW w:type="dxa" w:w="5616"/>
-            <w:vAlign w:val="center"/>
-            <w:tcMar>
-              <w:top w:w="80" w:type="dxa"/>
-              <w:bottom w:w="80" w:type="dxa"/>
-              <w:start w:w="120" w:type="dxa"/>
-              <w:end w:w="120" w:type="dxa"/>
-            </w:tcMar>
-          </w:tcPr>
-          <w:p>
-            <w:pPr>
-              <w:bidi/>
-              <w:spacing w:after="0"/>
-              <w:jc w:val="right"/>
-            </w:pPr>
-            <w:r/>
-            <w:r>
-              <w:rPr>
-                <w:rFonts w:ascii="Arial" w:hAnsi="Arial" w:cs="Arial"/>
-                <w:b w:val="0"/>
-                <w:sz w:val="21"/>
-              </w:rPr>
-              <w:t>תשתית, אימות, ליגות, הצטרפות, ניחושים, ניקוד ודירוג</w:t>
-            </w:r>
-          </w:p>
-        </w:tc>
-        <w:tc>
-          <w:tcPr>
-            <w:tcW w:type="dxa" w:w="2160"/>
-            <w:vAlign w:val="center"/>
-            <w:tcMar>
-              <w:top w:w="80" w:type="dxa"/>
-              <w:bottom w:w="80" w:type="dxa"/>
-              <w:start w:w="120" w:type="dxa"/>
-              <w:end w:w="120" w:type="dxa"/>
-            </w:tcMar>
-          </w:tcPr>
-          <w:p>
-            <w:pPr>
-              <w:bidi/>
-              <w:spacing w:after="0"/>
-              <w:jc w:val="right"/>
-            </w:pPr>
-            <w:r/>
-            <w:r>
-              <w:rPr>
-                <w:rFonts w:ascii="Arial" w:hAnsi="Arial" w:cs="Arial"/>
-                <w:b w:val="0"/>
-                <w:sz w:val="21"/>
-              </w:rPr>
-              <w:t>נמסר</w:t>
-            </w:r>
-          </w:p>
-        </w:tc>
-      </w:tr>
-      <w:tr>
-        <w:tc>
-          <w:tcPr>
-            <w:tcW w:type="dxa" w:w="1584"/>
-            <w:vAlign w:val="center"/>
-            <w:tcMar>
-              <w:top w:w="80" w:type="dxa"/>
-              <w:bottom w:w="80" w:type="dxa"/>
-              <w:start w:w="120" w:type="dxa"/>
-              <w:end w:w="120" w:type="dxa"/>
-            </w:tcMar>
-          </w:tcPr>
-          <w:p>
-            <w:pPr>
-              <w:bidi/>
-              <w:spacing w:after="0"/>
-              <w:jc w:val="right"/>
-            </w:pPr>
-            <w:r/>
-            <w:r>
-              <w:rPr>
-                <w:rFonts w:ascii="Arial" w:hAnsi="Arial" w:cs="Arial"/>
-                <w:b w:val="0"/>
-                <w:sz w:val="21"/>
-              </w:rPr>
-              <w:t>7/7ב</w:t>
-            </w:r>
-          </w:p>
-        </w:tc>
-        <w:tc>
-          <w:tcPr>
-            <w:tcW w:type="dxa" w:w="5616"/>
-            <w:vAlign w:val="center"/>
-            <w:tcMar>
-              <w:top w:w="80" w:type="dxa"/>
-              <w:bottom w:w="80" w:type="dxa"/>
-              <w:start w:w="120" w:type="dxa"/>
-              <w:end w:w="120" w:type="dxa"/>
-            </w:tcMar>
-          </w:tcPr>
-          <w:p>
-            <w:pPr>
-              <w:bidi/>
-              <w:spacing w:after="0"/>
-              <w:jc w:val="right"/>
-            </w:pPr>
-            <w:r/>
-            <w:r>
-              <w:rPr>
-                <w:rFonts w:ascii="Arial" w:hAnsi="Arial" w:cs="Arial"/>
-                <w:b w:val="0"/>
-                <w:sz w:val="21"/>
-              </w:rPr>
-              <w:t>סנכרון ידני וספק ספורט חי</w:t>
-            </w:r>
-          </w:p>
-        </w:tc>
-        <w:tc>
-          <w:tcPr>
-            <w:tcW w:type="dxa" w:w="2160"/>
-            <w:vAlign w:val="center"/>
-            <w:tcMar>
-              <w:top w:w="80" w:type="dxa"/>
-              <w:bottom w:w="80" w:type="dxa"/>
-              <w:start w:w="120" w:type="dxa"/>
-              <w:end w:w="120" w:type="dxa"/>
-            </w:tcMar>
-          </w:tcPr>
-          <w:p>
-            <w:pPr>
-              <w:bidi/>
-              <w:spacing w:after="0"/>
-              <w:jc w:val="right"/>
-            </w:pPr>
-            <w:r/>
-            <w:r>
-              <w:rPr>
-                <w:rFonts w:ascii="Arial" w:hAnsi="Arial" w:cs="Arial"/>
-                <w:b w:val="0"/>
-                <w:sz w:val="21"/>
-              </w:rPr>
-              <w:t>נמסר; קנרי הושלם</w:t>
-            </w:r>
-          </w:p>
-        </w:tc>
-      </w:tr>
-      <w:tr>
-        <w:tc>
-          <w:tcPr>
-            <w:tcW w:type="dxa" w:w="1584"/>
-            <w:vAlign w:val="center"/>
-            <w:tcMar>
-              <w:top w:w="80" w:type="dxa"/>
-              <w:bottom w:w="80" w:type="dxa"/>
-              <w:start w:w="120" w:type="dxa"/>
-              <w:end w:w="120" w:type="dxa"/>
-            </w:tcMar>
-          </w:tcPr>
-          <w:p>
-            <w:pPr>
-              <w:bidi/>
-              <w:spacing w:after="0"/>
-              <w:jc w:val="right"/>
-            </w:pPr>
-            <w:r/>
-            <w:r>
-              <w:rPr>
-                <w:rFonts w:ascii="Arial" w:hAnsi="Arial" w:cs="Arial"/>
-                <w:b w:val="0"/>
-                <w:sz w:val="21"/>
-              </w:rPr>
-              <w:t>7ג</w:t>
-            </w:r>
-          </w:p>
-        </w:tc>
-        <w:tc>
-          <w:tcPr>
-            <w:tcW w:type="dxa" w:w="5616"/>
-            <w:vAlign w:val="center"/>
-            <w:tcMar>
-              <w:top w:w="80" w:type="dxa"/>
-              <w:bottom w:w="80" w:type="dxa"/>
-              <w:start w:w="120" w:type="dxa"/>
-              <w:end w:w="120" w:type="dxa"/>
-            </w:tcMar>
-          </w:tcPr>
-          <w:p>
-            <w:pPr>
-              <w:jc w:val="right"/>
-              <w:bidi/>
-            </w:pPr>
-            <w:r>
-              <w:t>מערכת עיצוב ורענון ממשק</w:t>
-            </w:r>
-          </w:p>
-        </w:tc>
-        <w:tc>
-          <w:tcPr>
-            <w:tcW w:type="dxa" w:w="2160"/>
-            <w:vAlign w:val="center"/>
-            <w:tcMar>
-              <w:top w:w="80" w:type="dxa"/>
-              <w:bottom w:w="80" w:type="dxa"/>
-              <w:start w:w="120" w:type="dxa"/>
-              <w:end w:w="120" w:type="dxa"/>
-            </w:tcMar>
-          </w:tcPr>
-          <w:p>
-            <w:pPr>
-              <w:jc w:val="right"/>
-              <w:bidi/>
-            </w:pPr>
-            <w:r>
-              <w:t>הושלם; Preview אושר חזותית</w:t>
-            </w:r>
-          </w:p>
-        </w:tc>
-      </w:tr>
-      <w:tr>
-        <w:tc>
-          <w:tcPr>
-            <w:tcW w:type="dxa" w:w="1584"/>
-            <w:vAlign w:val="center"/>
-            <w:tcMar>
-              <w:top w:w="80" w:type="dxa"/>
-              <w:bottom w:w="80" w:type="dxa"/>
-              <w:start w:w="120" w:type="dxa"/>
-              <w:end w:w="120" w:type="dxa"/>
-            </w:tcMar>
-          </w:tcPr>
-          <w:p>
-            <w:pPr>
-              <w:bidi/>
-              <w:spacing w:after="0"/>
-              <w:jc w:val="right"/>
-            </w:pPr>
-            <w:r/>
-            <w:r>
-              <w:rPr>
-                <w:rFonts w:ascii="Arial" w:hAnsi="Arial" w:cs="Arial"/>
-                <w:b w:val="0"/>
-                <w:sz w:val="21"/>
-              </w:rPr>
-              <w:t>8</w:t>
-            </w:r>
-          </w:p>
-        </w:tc>
-        <w:tc>
-          <w:tcPr>
-            <w:tcW w:type="dxa" w:w="5616"/>
-            <w:vAlign w:val="center"/>
-            <w:tcMar>
-              <w:top w:w="80" w:type="dxa"/>
-              <w:bottom w:w="80" w:type="dxa"/>
-              <w:start w:w="120" w:type="dxa"/>
-              <w:end w:w="120" w:type="dxa"/>
-            </w:tcMar>
-          </w:tcPr>
-          <w:p>
-            <w:pPr>
-              <w:jc w:val="right"/>
-              <w:bidi/>
-            </w:pPr>
-            <w:r>
-              <w:t>דוחות הדגמה</w:t>
-            </w:r>
-          </w:p>
-        </w:tc>
-        <w:tc>
-          <w:tcPr>
-            <w:tcW w:type="dxa" w:w="2160"/>
-            <w:vAlign w:val="center"/>
-            <w:tcMar>
-              <w:top w:w="80" w:type="dxa"/>
-              <w:bottom w:w="80" w:type="dxa"/>
-              <w:start w:w="120" w:type="dxa"/>
-              <w:end w:w="120" w:type="dxa"/>
-            </w:tcMar>
-          </w:tcPr>
-          <w:p>
-            <w:pPr>
-              <w:jc w:val="right"/>
-              <w:bidi/>
-            </w:pPr>
-            <w:r>
-              <w:t>השלב הבא</w:t>
-            </w:r>
-          </w:p>
-        </w:tc>
-      </w:tr>
-      <w:tr>
-        <w:tc>
-          <w:tcPr>
-            <w:tcW w:type="dxa" w:w="1584"/>
-            <w:vAlign w:val="center"/>
-            <w:tcMar>
-              <w:top w:w="80" w:type="dxa"/>
-              <w:bottom w:w="80" w:type="dxa"/>
-              <w:start w:w="120" w:type="dxa"/>
-              <w:end w:w="120" w:type="dxa"/>
-            </w:tcMar>
-          </w:tcPr>
-          <w:p>
-            <w:pPr>
-              <w:bidi/>
-              <w:spacing w:after="0"/>
-              <w:jc w:val="right"/>
-            </w:pPr>
-            <w:r/>
-            <w:r>
-              <w:rPr>
-                <w:rFonts w:ascii="Arial" w:hAnsi="Arial" w:cs="Arial"/>
-                <w:b w:val="0"/>
-                <w:sz w:val="21"/>
-              </w:rPr>
-              <w:t>9</w:t>
-            </w:r>
-          </w:p>
-        </w:tc>
-        <w:tc>
-          <w:tcPr>
-            <w:tcW w:type="dxa" w:w="5616"/>
-            <w:vAlign w:val="center"/>
-            <w:tcMar>
-              <w:top w:w="80" w:type="dxa"/>
-              <w:bottom w:w="80" w:type="dxa"/>
-              <w:start w:w="120" w:type="dxa"/>
-              <w:end w:w="120" w:type="dxa"/>
-            </w:tcMar>
-          </w:tcPr>
-          <w:p>
-            <w:pPr>
-              <w:bidi/>
-              <w:spacing w:after="0"/>
-              <w:jc w:val="right"/>
-            </w:pPr>
-            <w:r/>
-            <w:r>
-              <w:rPr>
-                <w:rFonts w:ascii="Arial" w:hAnsi="Arial" w:cs="Arial"/>
-                <w:b w:val="0"/>
-                <w:sz w:val="21"/>
-              </w:rPr>
-              <w:t>הקשחה, מסמכים, פריסה והצגה</w:t>
-            </w:r>
-          </w:p>
-        </w:tc>
-        <w:tc>
-          <w:tcPr>
-            <w:tcW w:type="dxa" w:w="2160"/>
-            <w:vAlign w:val="center"/>
-            <w:tcMar>
-              <w:top w:w="80" w:type="dxa"/>
-              <w:bottom w:w="80" w:type="dxa"/>
-              <w:start w:w="120" w:type="dxa"/>
-              <w:end w:w="120" w:type="dxa"/>
-            </w:tcMar>
-          </w:tcPr>
-          <w:p>
-            <w:pPr>
-              <w:bidi/>
-              <w:spacing w:after="0"/>
-              <w:jc w:val="right"/>
-            </w:pPr>
-            <w:r/>
-            <w:r>
-              <w:rPr>
-                <w:rFonts w:ascii="Arial" w:hAnsi="Arial" w:cs="Arial"/>
-                <w:b w:val="0"/>
-                <w:sz w:val="21"/>
-              </w:rPr>
-              <w:t>לפני הגשה</w:t>
-            </w:r>
-          </w:p>
-        </w:tc>
-      </w:tr>
-    </w:tbl>
-    <w:p>
-      <w:pPr>
-        <w:jc w:val="right"/>
-        <w:bidi/>
-      </w:pPr>
-      <w:r>
-        <w:t>אימות: lint, בדיקת טיפוסים, 460 בדיקות יחידה, 646 בדיקות מסד נתונים, build ו־20 תרחישי Playwright בדסקטופ וב־Pixel 5 עברו. הבנייה עם sentinel אישרה שסודות שרת אינם מגיעים לתוצרי הדפדפן. כיוון מימין לשמאל, Heebo והיעדר גלילה אופקית נבדקו ברוחבי 390, 768 ו־1440 פיקסלים.</w:t>
+        <w:t>ארכיטקטורה</w:t>
       </w:r>
     </w:p>
     <w:p>
@@ -970,109 +525,939 @@
         <w:bidi/>
       </w:pPr>
       <w:r>
-        <w:t>שלב 7ג הושלם, נפרס ל־Preview ואושר חזותית ב־25 באוגוסט 2026: מעטפת האפליקציה, Design Tokens, גופן Heebo, רכיבי מצבים משותפים וארבעת מסכי העוגן יושמו. עריכת הניחוש נשארה בנתיב הקיים, ללא שינוי בסכמה, בהרשאות או בחוקים העסקיים. השלב הבא הוא שלב 8 — דוחות הדגמה.</w:t>
+        <w:rPr>
+          <w:rFonts w:ascii="Arial" w:hAnsi="Arial" w:cs="Arial"/>
+          <w:lang w:val="he-IL"/>
+          <w:rtl w:val="1"/>
+        </w:rPr>
+        <w:t xml:space="preserve">המערכת היא מונוליט מודולרי יחיד של </w:t>
+      </w:r>
+      <w:r>
+        <w:rPr>
+          <w:rFonts w:ascii="Arial" w:hAnsi="Arial" w:cs="Arial"/>
+          <w:lang w:val="he-IL"/>
+          <w:rtl w:val="0"/>
+        </w:rPr>
+        <w:t>Next.js</w:t>
+      </w:r>
+      <w:r>
+        <w:rPr>
+          <w:rFonts w:ascii="Arial" w:hAnsi="Arial" w:cs="Arial"/>
+          <w:lang w:val="he-IL"/>
+          <w:rtl w:val="0"/>
+        </w:rPr>
+        <w:t xml:space="preserve"> </w:t>
+      </w:r>
+      <w:r>
+        <w:rPr>
+          <w:rFonts w:ascii="Arial" w:hAnsi="Arial" w:cs="Arial"/>
+          <w:lang w:val="he-IL"/>
+          <w:rtl w:val="0"/>
+        </w:rPr>
+        <w:t>16</w:t>
+      </w:r>
+      <w:r>
+        <w:rPr>
+          <w:rFonts w:ascii="Arial" w:hAnsi="Arial" w:cs="Arial"/>
+          <w:lang w:val="he-IL"/>
+          <w:rtl w:val="1"/>
+        </w:rPr>
+        <w:t xml:space="preserve"> ו־</w:t>
+      </w:r>
+      <w:r>
+        <w:rPr>
+          <w:rFonts w:ascii="Arial" w:hAnsi="Arial" w:cs="Arial"/>
+          <w:lang w:val="he-IL"/>
+          <w:rtl w:val="0"/>
+        </w:rPr>
+        <w:t>TypeScript</w:t>
+      </w:r>
+      <w:r>
+        <w:rPr>
+          <w:rFonts w:ascii="Arial" w:hAnsi="Arial" w:cs="Arial"/>
+          <w:lang w:val="he-IL"/>
+          <w:rtl w:val="0"/>
+        </w:rPr>
+        <w:t xml:space="preserve"> </w:t>
+      </w:r>
+      <w:r>
+        <w:rPr>
+          <w:rFonts w:ascii="Arial" w:hAnsi="Arial" w:cs="Arial"/>
+          <w:lang w:val="he-IL"/>
+          <w:rtl w:val="0"/>
+        </w:rPr>
+        <w:t>strict</w:t>
+      </w:r>
+      <w:r>
+        <w:rPr>
+          <w:rFonts w:ascii="Arial" w:hAnsi="Arial" w:cs="Arial"/>
+          <w:lang w:val="he-IL"/>
+          <w:rtl w:val="1"/>
+        </w:rPr>
+        <w:t>, נפרס ב־</w:t>
+      </w:r>
+      <w:r>
+        <w:rPr>
+          <w:rFonts w:ascii="Arial" w:hAnsi="Arial" w:cs="Arial"/>
+          <w:lang w:val="he-IL"/>
+          <w:rtl w:val="0"/>
+        </w:rPr>
+        <w:t>Vercel</w:t>
+      </w:r>
+      <w:r>
+        <w:rPr>
+          <w:rFonts w:ascii="Arial" w:hAnsi="Arial" w:cs="Arial"/>
+          <w:lang w:val="he-IL"/>
+          <w:rtl w:val="1"/>
+        </w:rPr>
+        <w:t xml:space="preserve"> ומשתמש ב־</w:t>
+      </w:r>
+      <w:r>
+        <w:rPr>
+          <w:rFonts w:ascii="Arial" w:hAnsi="Arial" w:cs="Arial"/>
+          <w:lang w:val="he-IL"/>
+          <w:rtl w:val="0"/>
+        </w:rPr>
+        <w:t>Supabase</w:t>
+      </w:r>
+      <w:r>
+        <w:rPr>
+          <w:rFonts w:ascii="Arial" w:hAnsi="Arial" w:cs="Arial"/>
+          <w:lang w:val="he-IL"/>
+          <w:rtl w:val="0"/>
+        </w:rPr>
+        <w:t xml:space="preserve"> </w:t>
+      </w:r>
+      <w:r>
+        <w:rPr>
+          <w:rFonts w:ascii="Arial" w:hAnsi="Arial" w:cs="Arial"/>
+          <w:lang w:val="he-IL"/>
+          <w:rtl w:val="0"/>
+        </w:rPr>
+        <w:t>PostgreSQL</w:t>
+      </w:r>
+      <w:r>
+        <w:rPr>
+          <w:rFonts w:ascii="Arial" w:hAnsi="Arial" w:cs="Arial"/>
+          <w:lang w:val="he-IL"/>
+          <w:rtl w:val="0"/>
+        </w:rPr>
+        <w:t xml:space="preserve">, </w:t>
+      </w:r>
+      <w:r>
+        <w:rPr>
+          <w:rFonts w:ascii="Arial" w:hAnsi="Arial" w:cs="Arial"/>
+          <w:lang w:val="he-IL"/>
+          <w:rtl w:val="0"/>
+        </w:rPr>
+        <w:t>Auth</w:t>
+      </w:r>
+      <w:r>
+        <w:rPr>
+          <w:rFonts w:ascii="Arial" w:hAnsi="Arial" w:cs="Arial"/>
+          <w:lang w:val="he-IL"/>
+          <w:rtl w:val="0"/>
+        </w:rPr>
+        <w:t xml:space="preserve">, </w:t>
+      </w:r>
+      <w:r>
+        <w:rPr>
+          <w:rFonts w:ascii="Arial" w:hAnsi="Arial" w:cs="Arial"/>
+          <w:lang w:val="he-IL"/>
+          <w:rtl w:val="0"/>
+        </w:rPr>
+        <w:t>Storage</w:t>
+      </w:r>
+      <w:r>
+        <w:rPr>
+          <w:rFonts w:ascii="Arial" w:hAnsi="Arial" w:cs="Arial"/>
+          <w:lang w:val="he-IL"/>
+          <w:rtl w:val="1"/>
+        </w:rPr>
+        <w:t xml:space="preserve"> ו־</w:t>
+      </w:r>
+      <w:r>
+        <w:rPr>
+          <w:rFonts w:ascii="Arial" w:hAnsi="Arial" w:cs="Arial"/>
+          <w:lang w:val="he-IL"/>
+          <w:rtl w:val="0"/>
+        </w:rPr>
+        <w:t>Cron.</w:t>
+      </w:r>
+      <w:r>
+        <w:rPr>
+          <w:rFonts w:ascii="Arial" w:hAnsi="Arial" w:cs="Arial"/>
+          <w:lang w:val="he-IL"/>
+          <w:rtl w:val="0"/>
+        </w:rPr>
+        <w:t xml:space="preserve"> </w:t>
+      </w:r>
+      <w:r>
+        <w:rPr>
+          <w:rFonts w:ascii="Arial" w:hAnsi="Arial" w:cs="Arial"/>
+          <w:lang w:val="he-IL"/>
+          <w:rtl w:val="0"/>
+        </w:rPr>
+        <w:t>Server</w:t>
+      </w:r>
+      <w:r>
+        <w:rPr>
+          <w:rFonts w:ascii="Arial" w:hAnsi="Arial" w:cs="Arial"/>
+          <w:lang w:val="he-IL"/>
+          <w:rtl w:val="0"/>
+        </w:rPr>
+        <w:t xml:space="preserve"> </w:t>
+      </w:r>
+      <w:r>
+        <w:rPr>
+          <w:rFonts w:ascii="Arial" w:hAnsi="Arial" w:cs="Arial"/>
+          <w:lang w:val="he-IL"/>
+          <w:rtl w:val="0"/>
+        </w:rPr>
+        <w:t>Components</w:t>
+      </w:r>
+      <w:r>
+        <w:rPr>
+          <w:rFonts w:ascii="Arial" w:hAnsi="Arial" w:cs="Arial"/>
+          <w:lang w:val="he-IL"/>
+          <w:rtl w:val="1"/>
+        </w:rPr>
+        <w:t xml:space="preserve"> מבצעים קריאות, </w:t>
+      </w:r>
+      <w:r>
+        <w:rPr>
+          <w:rFonts w:ascii="Arial" w:hAnsi="Arial" w:cs="Arial"/>
+          <w:lang w:val="he-IL"/>
+          <w:rtl w:val="0"/>
+        </w:rPr>
+        <w:t>Server</w:t>
+      </w:r>
+      <w:r>
+        <w:rPr>
+          <w:rFonts w:ascii="Arial" w:hAnsi="Arial" w:cs="Arial"/>
+          <w:lang w:val="he-IL"/>
+          <w:rtl w:val="0"/>
+        </w:rPr>
+        <w:t xml:space="preserve"> </w:t>
+      </w:r>
+      <w:r>
+        <w:rPr>
+          <w:rFonts w:ascii="Arial" w:hAnsi="Arial" w:cs="Arial"/>
+          <w:lang w:val="he-IL"/>
+          <w:rtl w:val="0"/>
+        </w:rPr>
+        <w:t>Actions</w:t>
+      </w:r>
+      <w:r>
+        <w:rPr>
+          <w:rFonts w:ascii="Arial" w:hAnsi="Arial" w:cs="Arial"/>
+          <w:lang w:val="he-IL"/>
+          <w:rtl w:val="1"/>
+        </w:rPr>
+        <w:t xml:space="preserve"> מטפלים במוטציות </w:t>
+      </w:r>
+      <w:r>
+        <w:rPr>
+          <w:rFonts w:ascii="Arial" w:hAnsi="Arial" w:cs="Arial"/>
+          <w:lang w:val="he-IL"/>
+          <w:rtl w:val="0"/>
+        </w:rPr>
+        <w:t>UI</w:t>
+      </w:r>
+      <w:r>
+        <w:rPr>
+          <w:rFonts w:ascii="Arial" w:hAnsi="Arial" w:cs="Arial"/>
+          <w:lang w:val="he-IL"/>
+          <w:rtl w:val="0"/>
+        </w:rPr>
+        <w:t xml:space="preserve">, </w:t>
+      </w:r>
+      <w:r>
+        <w:rPr>
+          <w:rFonts w:ascii="Arial" w:hAnsi="Arial" w:cs="Arial"/>
+          <w:lang w:val="he-IL"/>
+          <w:rtl w:val="0"/>
+        </w:rPr>
+        <w:t>Route</w:t>
+      </w:r>
+      <w:r>
+        <w:rPr>
+          <w:rFonts w:ascii="Arial" w:hAnsi="Arial" w:cs="Arial"/>
+          <w:lang w:val="he-IL"/>
+          <w:rtl w:val="0"/>
+        </w:rPr>
+        <w:t xml:space="preserve"> </w:t>
+      </w:r>
+      <w:r>
+        <w:rPr>
+          <w:rFonts w:ascii="Arial" w:hAnsi="Arial" w:cs="Arial"/>
+          <w:lang w:val="he-IL"/>
+          <w:rtl w:val="0"/>
+        </w:rPr>
+        <w:t>Handlers</w:t>
+      </w:r>
+      <w:r>
+        <w:rPr>
+          <w:rFonts w:ascii="Arial" w:hAnsi="Arial" w:cs="Arial"/>
+          <w:lang w:val="he-IL"/>
+          <w:rtl w:val="1"/>
+        </w:rPr>
+        <w:t xml:space="preserve"> מקבלים </w:t>
+      </w:r>
+      <w:r>
+        <w:rPr>
+          <w:rFonts w:ascii="Arial" w:hAnsi="Arial" w:cs="Arial"/>
+          <w:lang w:val="he-IL"/>
+          <w:rtl w:val="0"/>
+        </w:rPr>
+        <w:t>upload</w:t>
+      </w:r>
+      <w:r>
+        <w:rPr>
+          <w:rFonts w:ascii="Arial" w:hAnsi="Arial" w:cs="Arial"/>
+          <w:lang w:val="he-IL"/>
+          <w:rtl w:val="0"/>
+        </w:rPr>
+        <w:t xml:space="preserve">, </w:t>
+      </w:r>
+      <w:r>
+        <w:rPr>
+          <w:rFonts w:ascii="Arial" w:hAnsi="Arial" w:cs="Arial"/>
+          <w:lang w:val="he-IL"/>
+          <w:rtl w:val="0"/>
+        </w:rPr>
+        <w:t>Cron</w:t>
+      </w:r>
+      <w:r>
+        <w:rPr>
+          <w:rFonts w:ascii="Arial" w:hAnsi="Arial" w:cs="Arial"/>
+          <w:lang w:val="he-IL"/>
+          <w:rtl w:val="1"/>
+        </w:rPr>
+        <w:t xml:space="preserve"> ו־</w:t>
+      </w:r>
+      <w:r>
+        <w:rPr>
+          <w:rFonts w:ascii="Arial" w:hAnsi="Arial" w:cs="Arial"/>
+          <w:lang w:val="he-IL"/>
+          <w:rtl w:val="0"/>
+        </w:rPr>
+        <w:t>HTTP</w:t>
+      </w:r>
+      <w:r>
+        <w:rPr>
+          <w:rFonts w:ascii="Arial" w:hAnsi="Arial" w:cs="Arial"/>
+          <w:lang w:val="he-IL"/>
+          <w:rtl w:val="1"/>
+        </w:rPr>
+        <w:t xml:space="preserve"> חיצוני, ושירותי </w:t>
+      </w:r>
+      <w:r>
+        <w:rPr>
+          <w:rFonts w:ascii="Arial" w:hAnsi="Arial" w:cs="Arial"/>
+          <w:lang w:val="he-IL"/>
+          <w:rtl w:val="0"/>
+        </w:rPr>
+        <w:t>feature</w:t>
+      </w:r>
+      <w:r>
+        <w:rPr>
+          <w:rFonts w:ascii="Arial" w:hAnsi="Arial" w:cs="Arial"/>
+          <w:lang w:val="he-IL"/>
+          <w:rtl w:val="1"/>
+        </w:rPr>
+        <w:t xml:space="preserve"> משותפים מחזיקים את החוקים העסקיים.</w:t>
+      </w:r>
+    </w:p>
+    <w:p>
+      <w:pPr>
+        <w:pStyle w:val="Heading2"/>
+        <w:jc w:val="right"/>
+        <w:bidi/>
+      </w:pPr>
+      <w:r>
+        <w:rPr>
+          <w:rFonts w:ascii="Arial" w:hAnsi="Arial" w:cs="Arial"/>
+          <w:lang w:val="he-IL"/>
+          <w:rtl w:val="1"/>
+        </w:rPr>
+        <w:t>גבולות אבטחה</w:t>
+      </w:r>
+    </w:p>
+    <w:p>
+      <w:pPr>
+        <w:pStyle w:val="ListBullet"/>
+        <w:jc w:val="right"/>
+        <w:bidi/>
+      </w:pPr>
+      <w:r>
+        <w:rPr>
+          <w:rFonts w:ascii="Arial" w:hAnsi="Arial" w:cs="Arial"/>
+          <w:lang w:val="he-IL"/>
+          <w:rtl w:val="1"/>
+        </w:rPr>
+        <w:t xml:space="preserve">כל קלט דפדפן, </w:t>
+      </w:r>
+      <w:r>
+        <w:rPr>
+          <w:rFonts w:ascii="Arial" w:hAnsi="Arial" w:cs="Arial"/>
+          <w:lang w:val="he-IL"/>
+          <w:rtl w:val="0"/>
+        </w:rPr>
+        <w:t>URL</w:t>
+      </w:r>
+      <w:r>
+        <w:rPr>
+          <w:rFonts w:ascii="Arial" w:hAnsi="Arial" w:cs="Arial"/>
+          <w:lang w:val="he-IL"/>
+          <w:rtl w:val="1"/>
+        </w:rPr>
+        <w:t>, טופס, קובץ וספק נחשב לא־מהימן ונבדק בשרת.</w:t>
+      </w:r>
+    </w:p>
+    <w:p>
+      <w:pPr>
+        <w:pStyle w:val="ListBullet"/>
+        <w:jc w:val="right"/>
+        <w:bidi/>
+      </w:pPr>
+      <w:r>
+        <w:rPr>
+          <w:rFonts w:ascii="Arial" w:hAnsi="Arial" w:cs="Arial"/>
+          <w:lang w:val="he-IL"/>
+          <w:rtl w:val="1"/>
+        </w:rPr>
+        <w:t>זהות המשתמש נגזרת מ־</w:t>
+      </w:r>
+      <w:r>
+        <w:rPr>
+          <w:rFonts w:ascii="Arial" w:hAnsi="Arial" w:cs="Arial"/>
+          <w:lang w:val="he-IL"/>
+          <w:rtl w:val="0"/>
+        </w:rPr>
+        <w:t>session</w:t>
+      </w:r>
+      <w:r>
+        <w:rPr>
+          <w:rFonts w:ascii="Arial" w:hAnsi="Arial" w:cs="Arial"/>
+          <w:lang w:val="he-IL"/>
+          <w:rtl w:val="1"/>
+        </w:rPr>
+        <w:t xml:space="preserve"> מאומת; הרשאה נבדקת מול המשאב ו־</w:t>
+      </w:r>
+      <w:r>
+        <w:rPr>
+          <w:rFonts w:ascii="Arial" w:hAnsi="Arial" w:cs="Arial"/>
+          <w:lang w:val="he-IL"/>
+          <w:rtl w:val="0"/>
+        </w:rPr>
+        <w:t>RLS</w:t>
+      </w:r>
+      <w:r>
+        <w:rPr>
+          <w:rFonts w:ascii="Arial" w:hAnsi="Arial" w:cs="Arial"/>
+          <w:lang w:val="he-IL"/>
+          <w:rtl w:val="1"/>
+        </w:rPr>
+        <w:t xml:space="preserve"> מוסיף הגנה במסד.</w:t>
+      </w:r>
+    </w:p>
+    <w:p>
+      <w:pPr>
+        <w:pStyle w:val="ListBullet"/>
+        <w:jc w:val="right"/>
+        <w:bidi/>
+      </w:pPr>
+      <w:r>
+        <w:rPr>
+          <w:rFonts w:ascii="Arial" w:hAnsi="Arial" w:cs="Arial"/>
+          <w:lang w:val="he-IL"/>
+          <w:rtl w:val="1"/>
+        </w:rPr>
+        <w:t xml:space="preserve">כל טבלה חשופה נוצרת יחד עם </w:t>
+      </w:r>
+      <w:r>
+        <w:rPr>
+          <w:rFonts w:ascii="Arial" w:hAnsi="Arial" w:cs="Arial"/>
+          <w:lang w:val="he-IL"/>
+          <w:rtl w:val="0"/>
+        </w:rPr>
+        <w:t>RLS</w:t>
+      </w:r>
+      <w:r>
+        <w:rPr>
+          <w:rFonts w:ascii="Arial" w:hAnsi="Arial" w:cs="Arial"/>
+          <w:lang w:val="he-IL"/>
+          <w:rtl w:val="1"/>
+        </w:rPr>
+        <w:t xml:space="preserve"> והרשאות מזעריות; זמן מסד הנתונים הוא הקובע לנעילה.</w:t>
+      </w:r>
+    </w:p>
+    <w:p>
+      <w:pPr>
+        <w:pStyle w:val="ListBullet"/>
+        <w:jc w:val="right"/>
+        <w:bidi/>
+      </w:pPr>
+      <w:r>
+        <w:rPr>
+          <w:rFonts w:ascii="Arial" w:hAnsi="Arial" w:cs="Arial"/>
+          <w:lang w:val="he-IL"/>
+          <w:rtl w:val="1"/>
+        </w:rPr>
+        <w:t>הוכחות נשמרות ב־</w:t>
+      </w:r>
+      <w:r>
+        <w:rPr>
+          <w:rFonts w:ascii="Arial" w:hAnsi="Arial" w:cs="Arial"/>
+          <w:lang w:val="he-IL"/>
+          <w:rtl w:val="0"/>
+        </w:rPr>
+        <w:t>bucket</w:t>
+      </w:r>
+      <w:r>
+        <w:rPr>
+          <w:rFonts w:ascii="Arial" w:hAnsi="Arial" w:cs="Arial"/>
+          <w:lang w:val="he-IL"/>
+          <w:rtl w:val="1"/>
+        </w:rPr>
+        <w:t xml:space="preserve"> פרטי, עוברות בדיקת חתימה וקידוד מחדש ל־</w:t>
+      </w:r>
+      <w:r>
+        <w:rPr>
+          <w:rFonts w:ascii="Arial" w:hAnsi="Arial" w:cs="Arial"/>
+          <w:lang w:val="he-IL"/>
+          <w:rtl w:val="0"/>
+        </w:rPr>
+        <w:t>WebP</w:t>
+      </w:r>
+      <w:r>
+        <w:rPr>
+          <w:rFonts w:ascii="Arial" w:hAnsi="Arial" w:cs="Arial"/>
+          <w:lang w:val="he-IL"/>
+          <w:rtl w:val="1"/>
+        </w:rPr>
+        <w:t>, ונגישות בקישור חתום קצר רק לאחר הרשאת משאב.</w:t>
+      </w:r>
+    </w:p>
+    <w:p>
+      <w:pPr>
+        <w:pStyle w:val="ListBullet"/>
+        <w:jc w:val="right"/>
+        <w:bidi/>
+      </w:pPr>
+      <w:r>
+        <w:rPr>
+          <w:rFonts w:ascii="Arial" w:hAnsi="Arial" w:cs="Arial"/>
+          <w:lang w:val="he-IL"/>
+          <w:rtl w:val="1"/>
+        </w:rPr>
+        <w:t>מפתחות שרת אינם מגיעים ל־</w:t>
+      </w:r>
+      <w:r>
+        <w:rPr>
+          <w:rFonts w:ascii="Arial" w:hAnsi="Arial" w:cs="Arial"/>
+          <w:lang w:val="he-IL"/>
+          <w:rtl w:val="0"/>
+        </w:rPr>
+        <w:t>Client</w:t>
+      </w:r>
+      <w:r>
+        <w:rPr>
+          <w:rFonts w:ascii="Arial" w:hAnsi="Arial" w:cs="Arial"/>
+          <w:lang w:val="he-IL"/>
+          <w:rtl w:val="0"/>
+        </w:rPr>
+        <w:t xml:space="preserve"> </w:t>
+      </w:r>
+      <w:r>
+        <w:rPr>
+          <w:rFonts w:ascii="Arial" w:hAnsi="Arial" w:cs="Arial"/>
+          <w:lang w:val="he-IL"/>
+          <w:rtl w:val="0"/>
+        </w:rPr>
+        <w:t>bundle</w:t>
+      </w:r>
+      <w:r>
+        <w:rPr>
+          <w:rFonts w:ascii="Arial" w:hAnsi="Arial" w:cs="Arial"/>
+          <w:lang w:val="he-IL"/>
+          <w:rtl w:val="1"/>
+        </w:rPr>
+        <w:t>; מפתח הספורט מיועד ל־</w:t>
+      </w:r>
+      <w:r>
+        <w:rPr>
+          <w:rFonts w:ascii="Arial" w:hAnsi="Arial" w:cs="Arial"/>
+          <w:lang w:val="he-IL"/>
+          <w:rtl w:val="0"/>
+        </w:rPr>
+        <w:t>Production</w:t>
+      </w:r>
+      <w:r>
+        <w:rPr>
+          <w:rFonts w:ascii="Arial" w:hAnsi="Arial" w:cs="Arial"/>
+          <w:lang w:val="he-IL"/>
+          <w:rtl w:val="1"/>
+        </w:rPr>
+        <w:t xml:space="preserve"> בלבד והמסלול הידני נשאר ברירת המחדל ל־</w:t>
+      </w:r>
+      <w:r>
+        <w:rPr>
+          <w:rFonts w:ascii="Arial" w:hAnsi="Arial" w:cs="Arial"/>
+          <w:lang w:val="he-IL"/>
+          <w:rtl w:val="0"/>
+        </w:rPr>
+        <w:t>Local</w:t>
+      </w:r>
+      <w:r>
+        <w:rPr>
+          <w:rFonts w:ascii="Arial" w:hAnsi="Arial" w:cs="Arial"/>
+          <w:lang w:val="he-IL"/>
+          <w:rtl w:val="0"/>
+        </w:rPr>
+        <w:t xml:space="preserve">, </w:t>
+      </w:r>
+      <w:r>
+        <w:rPr>
+          <w:rFonts w:ascii="Arial" w:hAnsi="Arial" w:cs="Arial"/>
+          <w:lang w:val="he-IL"/>
+          <w:rtl w:val="0"/>
+        </w:rPr>
+        <w:t>Preview</w:t>
+      </w:r>
+      <w:r>
+        <w:rPr>
+          <w:rFonts w:ascii="Arial" w:hAnsi="Arial" w:cs="Arial"/>
+          <w:lang w:val="he-IL"/>
+          <w:rtl w:val="1"/>
+        </w:rPr>
+        <w:t xml:space="preserve"> ו־</w:t>
+      </w:r>
+      <w:r>
+        <w:rPr>
+          <w:rFonts w:ascii="Arial" w:hAnsi="Arial" w:cs="Arial"/>
+          <w:lang w:val="he-IL"/>
+          <w:rtl w:val="0"/>
+        </w:rPr>
+        <w:t>CI.</w:t>
+      </w:r>
+    </w:p>
+    <w:p>
+      <w:pPr>
+        <w:pStyle w:val="ListBullet"/>
+        <w:jc w:val="right"/>
+        <w:bidi/>
+      </w:pPr>
+      <w:r>
+        <w:rPr>
+          <w:rFonts w:ascii="Arial" w:hAnsi="Arial" w:cs="Arial"/>
+          <w:lang w:val="he-IL"/>
+          <w:rtl w:val="1"/>
+        </w:rPr>
+        <w:t>טקסט תצוגה דוחה תווי כיווניות בלתי־נראים ומוצג בבידוד כיוון מתאים.</w:t>
       </w:r>
     </w:p>
     <w:p>
       <w:pPr>
         <w:pStyle w:val="Heading1"/>
+        <w:jc w:val="right"/>
         <w:bidi/>
-        <w:spacing w:before="320" w:after="160"/>
-        <w:jc w:val="right"/>
       </w:pPr>
       <w:r>
         <w:rPr>
           <w:rFonts w:ascii="Arial" w:hAnsi="Arial" w:cs="Arial"/>
-          <w:b/>
-          <w:color w:val="2E74B5"/>
-          <w:sz w:val="32"/>
+          <w:lang w:val="he-IL"/>
+          <w:rtl w:val="1"/>
         </w:rPr>
-        <w:t>קריטריוני הצלחה</w:t>
+        <w:t>מחזור חיים מקצה לקצה</w:t>
       </w:r>
     </w:p>
     <w:p>
       <w:pPr>
-        <w:pStyle w:val="ListBullet"/>
+        <w:pStyle w:val="ListNumber"/>
+        <w:numPr>
+          <w:ilvl w:val="0"/>
+          <w:numId w:val="10"/>
+        </w:numPr>
+        <w:jc w:val="right"/>
         <w:bidi/>
-        <w:spacing w:after="160" w:line="280" w:lineRule="auto"/>
-        <w:ind w:left="720" w:hanging="360"/>
-        <w:jc w:val="right"/>
       </w:pPr>
       <w:r>
         <w:rPr>
           <w:rFonts w:ascii="Arial" w:hAnsi="Arial" w:cs="Arial"/>
-          <w:b w:val="0"/>
-          <w:sz w:val="22"/>
+          <w:lang w:val="he-IL"/>
+          <w:rtl w:val="1"/>
         </w:rPr>
-        <w:t>הזרימה המרכזית ניתנת להדגמה מקצה לקצה בפריסה הציבורית.</w:t>
+        <w:t xml:space="preserve">מנהל/ת יוצר/ת ליגה במצב טיוטה ומגדיר/ה עונה, ניקוד ונתוני </w:t>
+      </w:r>
+      <w:r>
+        <w:rPr>
+          <w:rFonts w:ascii="Arial" w:hAnsi="Arial" w:cs="Arial"/>
+          <w:lang w:val="he-IL"/>
+          <w:rtl w:val="0"/>
+        </w:rPr>
+        <w:t>Demo.</w:t>
       </w:r>
     </w:p>
     <w:p>
       <w:pPr>
-        <w:pStyle w:val="ListBullet"/>
+        <w:pStyle w:val="ListNumber"/>
+        <w:numPr>
+          <w:ilvl w:val="0"/>
+          <w:numId w:val="10"/>
+        </w:numPr>
+        <w:jc w:val="right"/>
         <w:bidi/>
-        <w:spacing w:after="160" w:line="280" w:lineRule="auto"/>
-        <w:ind w:left="720" w:hanging="360"/>
-        <w:jc w:val="right"/>
       </w:pPr>
       <w:r>
         <w:rPr>
           <w:rFonts w:ascii="Arial" w:hAnsi="Arial" w:cs="Arial"/>
-          <w:b w:val="0"/>
-          <w:sz w:val="22"/>
+          <w:lang w:val="he-IL"/>
+          <w:rtl w:val="1"/>
         </w:rPr>
-        <w:t>ניחוש אינו נשמר אחרי נעילה ואינו נחשף לאחר לפני הפתיחה.</w:t>
+        <w:t>יצירת הזמנה פותחת את הליגה להצטרפות; משתמש/ת מגיש/ה בקשה והוכחת תמונה פרטית.</w:t>
       </w:r>
     </w:p>
     <w:p>
       <w:pPr>
-        <w:pStyle w:val="ListBullet"/>
+        <w:pStyle w:val="ListNumber"/>
+        <w:numPr>
+          <w:ilvl w:val="0"/>
+          <w:numId w:val="10"/>
+        </w:numPr>
+        <w:jc w:val="right"/>
         <w:bidi/>
-        <w:spacing w:after="160" w:line="280" w:lineRule="auto"/>
-        <w:ind w:left="720" w:hanging="360"/>
-        <w:jc w:val="right"/>
       </w:pPr>
       <w:r>
         <w:rPr>
           <w:rFonts w:ascii="Arial" w:hAnsi="Arial" w:cs="Arial"/>
-          <w:b w:val="0"/>
-          <w:sz w:val="22"/>
+          <w:lang w:val="he-IL"/>
+          <w:rtl w:val="1"/>
         </w:rPr>
-        <w:t>ניקוד חוזר ותיקון תוצאה נשארים דטרמיניסטיים.</w:t>
+        <w:t>אישור אטומי יוצר חברות פעילה; דחייה שומרת היסטוריה וסיבה בטוחה.</w:t>
       </w:r>
     </w:p>
     <w:p>
       <w:pPr>
-        <w:pStyle w:val="ListBullet"/>
+        <w:pStyle w:val="ListNumber"/>
+        <w:numPr>
+          <w:ilvl w:val="0"/>
+          <w:numId w:val="10"/>
+        </w:numPr>
+        <w:jc w:val="right"/>
         <w:bidi/>
-        <w:spacing w:after="160" w:line="280" w:lineRule="auto"/>
-        <w:ind w:left="720" w:hanging="360"/>
-        <w:jc w:val="right"/>
       </w:pPr>
       <w:r>
         <w:rPr>
           <w:rFonts w:ascii="Arial" w:hAnsi="Arial" w:cs="Arial"/>
-          <w:b w:val="0"/>
-          <w:sz w:val="22"/>
+          <w:lang w:val="he-IL"/>
+          <w:rtl w:val="1"/>
         </w:rPr>
-        <w:t>משתמש אינו קורא או משנה משאב של משתמש או ליגה אחרים.</w:t>
+        <w:t xml:space="preserve">מנהל/ת מפעיל/ה מוקדם דרך המוצר, או </w:t>
+      </w:r>
+      <w:r>
+        <w:rPr>
+          <w:rFonts w:ascii="Arial" w:hAnsi="Arial" w:cs="Arial"/>
+          <w:lang w:val="he-IL"/>
+          <w:rtl w:val="0"/>
+        </w:rPr>
+        <w:t>Cron</w:t>
+      </w:r>
+      <w:r>
+        <w:rPr>
+          <w:rFonts w:ascii="Arial" w:hAnsi="Arial" w:cs="Arial"/>
+          <w:lang w:val="he-IL"/>
+          <w:rtl w:val="1"/>
+        </w:rPr>
+        <w:t xml:space="preserve"> קיים מפעיל אטומית לפי המשחק הראשון.</w:t>
       </w:r>
     </w:p>
     <w:p>
       <w:pPr>
-        <w:pStyle w:val="ListBullet"/>
+        <w:pStyle w:val="ListNumber"/>
+        <w:numPr>
+          <w:ilvl w:val="0"/>
+          <w:numId w:val="10"/>
+        </w:numPr>
+        <w:jc w:val="right"/>
         <w:bidi/>
-        <w:spacing w:after="160" w:line="280" w:lineRule="auto"/>
-        <w:ind w:left="720" w:hanging="360"/>
-        <w:jc w:val="right"/>
       </w:pPr>
       <w:r>
         <w:rPr>
           <w:rFonts w:ascii="Arial" w:hAnsi="Arial" w:cs="Arial"/>
-          <w:b w:val="0"/>
+          <w:lang w:val="he-IL"/>
+          <w:rtl w:val="1"/>
+        </w:rPr>
+        <w:t xml:space="preserve">ניחושים נשמרים עד זמן הנעילה; תוצאות </w:t>
+      </w:r>
+      <w:r>
+        <w:rPr>
+          <w:rFonts w:ascii="Arial" w:hAnsi="Arial" w:cs="Arial"/>
+          <w:lang w:val="he-IL"/>
+          <w:rtl w:val="0"/>
+        </w:rPr>
+        <w:t>Manual</w:t>
+      </w:r>
+      <w:r>
+        <w:rPr>
+          <w:rFonts w:ascii="Arial" w:hAnsi="Arial" w:cs="Arial"/>
+          <w:lang w:val="he-IL"/>
+          <w:rtl w:val="1"/>
+        </w:rPr>
+        <w:t xml:space="preserve"> או </w:t>
+      </w:r>
+      <w:r>
+        <w:rPr>
+          <w:rFonts w:ascii="Arial" w:hAnsi="Arial" w:cs="Arial"/>
+          <w:lang w:val="he-IL"/>
+          <w:rtl w:val="0"/>
+        </w:rPr>
+        <w:t>provider</w:t>
+      </w:r>
+      <w:r>
+        <w:rPr>
+          <w:rFonts w:ascii="Arial" w:hAnsi="Arial" w:cs="Arial"/>
+          <w:lang w:val="he-IL"/>
+          <w:rtl w:val="1"/>
+        </w:rPr>
+        <w:t xml:space="preserve"> מניעות ניקוד דטרמיניסטי.</w:t>
+      </w:r>
+    </w:p>
+    <w:p>
+      <w:pPr>
+        <w:pStyle w:val="ListNumber"/>
+        <w:numPr>
+          <w:ilvl w:val="0"/>
+          <w:numId w:val="10"/>
+        </w:numPr>
+        <w:jc w:val="right"/>
+        <w:bidi/>
+      </w:pPr>
+      <w:r>
+        <w:rPr>
+          <w:rFonts w:ascii="Arial" w:hAnsi="Arial" w:cs="Arial"/>
+          <w:lang w:val="he-IL"/>
+          <w:rtl w:val="1"/>
+        </w:rPr>
+        <w:t xml:space="preserve">השלמה מותרת רק אחרי שכל המשחקים סופיים, מקפיאה </w:t>
+      </w:r>
+      <w:r>
+        <w:rPr>
+          <w:rFonts w:ascii="Arial" w:hAnsi="Arial" w:cs="Arial"/>
+          <w:lang w:val="he-IL"/>
+          <w:rtl w:val="0"/>
+        </w:rPr>
+        <w:t>snapshot</w:t>
+      </w:r>
+      <w:r>
+        <w:rPr>
+          <w:rFonts w:ascii="Arial" w:hAnsi="Arial" w:cs="Arial"/>
+          <w:lang w:val="he-IL"/>
+          <w:rtl w:val="1"/>
+        </w:rPr>
+        <w:t xml:space="preserve"> וסוגרת בקשות פתוחות באותה </w:t>
+      </w:r>
+      <w:r>
+        <w:rPr>
+          <w:rFonts w:ascii="Arial" w:hAnsi="Arial" w:cs="Arial"/>
+          <w:lang w:val="he-IL"/>
+          <w:rtl w:val="0"/>
+        </w:rPr>
+        <w:t>transaction.</w:t>
+      </w:r>
+    </w:p>
+    <w:p>
+      <w:pPr>
+        <w:pStyle w:val="ListNumber"/>
+        <w:numPr>
+          <w:ilvl w:val="0"/>
+          <w:numId w:val="10"/>
+        </w:numPr>
+        <w:jc w:val="right"/>
+        <w:bidi/>
+      </w:pPr>
+      <w:r>
+        <w:rPr>
+          <w:rFonts w:ascii="Arial" w:hAnsi="Arial" w:cs="Arial"/>
+          <w:lang w:val="he-IL"/>
+          <w:rtl w:val="1"/>
+        </w:rPr>
+        <w:t>תיקון תוצאה אחרי השלמה נכנס ל־</w:t>
+      </w:r>
+      <w:r>
+        <w:rPr>
+          <w:rFonts w:ascii="Arial" w:hAnsi="Arial" w:cs="Arial"/>
+          <w:lang w:val="he-IL"/>
+          <w:rtl w:val="0"/>
+        </w:rPr>
+        <w:t>review</w:t>
+      </w:r>
+      <w:r>
+        <w:rPr>
+          <w:rFonts w:ascii="Arial" w:hAnsi="Arial" w:cs="Arial"/>
+          <w:lang w:val="he-IL"/>
+          <w:rtl w:val="1"/>
+        </w:rPr>
+        <w:t xml:space="preserve"> ו־</w:t>
+      </w:r>
+      <w:r>
+        <w:rPr>
+          <w:rFonts w:ascii="Arial" w:hAnsi="Arial" w:cs="Arial"/>
+          <w:lang w:val="he-IL"/>
+          <w:rtl w:val="0"/>
+        </w:rPr>
+        <w:t>reconciliation</w:t>
+      </w:r>
+      <w:r>
+        <w:rPr>
+          <w:rFonts w:ascii="Arial" w:hAnsi="Arial" w:cs="Arial"/>
+          <w:lang w:val="he-IL"/>
+          <w:rtl w:val="1"/>
+        </w:rPr>
+        <w:t xml:space="preserve"> מפורש בלי לשנות את הדירוג הסופי אוטומטית.</w:t>
+      </w:r>
+    </w:p>
+    <w:p>
+      <w:pPr>
+        <w:spacing w:before="100" w:after="200"/>
+        <w:ind w:left="216" w:right="216"/>
+        <w:shd w:fill="EAF2F8"/>
+        <w:jc w:val="right"/>
+        <w:bidi/>
+      </w:pPr>
+      <w:r>
+        <w:rPr>
+          <w:rFonts w:ascii="Arial" w:hAnsi="Arial" w:cs="Arial"/>
+          <w:lang w:val="he-IL"/>
+          <w:b/>
+          <w:color w:val="1F4E79"/>
           <w:sz w:val="22"/>
+          <w:rtl w:val="1"/>
         </w:rPr>
-        <w:t>הממשק עבר בדיקת כיוון מימין לשמאל, מובייל ונגישות בסיסית.</w:t>
+        <w:t>מקור ספורט חיצוני אינו תנאי להדגמה: הנתיב הידני וה־</w:t>
+      </w:r>
+      <w:r>
+        <w:rPr>
+          <w:rFonts w:ascii="Arial" w:hAnsi="Arial" w:cs="Arial"/>
+          <w:lang w:val="he-IL"/>
+          <w:b/>
+          <w:color w:val="1F4E79"/>
+          <w:sz w:val="22"/>
+          <w:rtl w:val="0"/>
+        </w:rPr>
+        <w:t>seed</w:t>
+      </w:r>
+      <w:r>
+        <w:rPr>
+          <w:rFonts w:ascii="Arial" w:hAnsi="Arial" w:cs="Arial"/>
+          <w:lang w:val="he-IL"/>
+          <w:b/>
+          <w:color w:val="1F4E79"/>
+          <w:sz w:val="22"/>
+          <w:rtl w:val="1"/>
+        </w:rPr>
+        <w:t xml:space="preserve"> הסינתטי נשארים זמינים תמיד.</w:t>
       </w:r>
     </w:p>
     <w:p>
@@ -1083,31 +1468,69 @@
     <w:p>
       <w:pPr>
         <w:pStyle w:val="Heading1"/>
+        <w:jc w:val="right"/>
         <w:bidi/>
-        <w:spacing w:before="320" w:after="160"/>
-        <w:jc w:val="right"/>
       </w:pPr>
       <w:r>
         <w:rPr>
           <w:rFonts w:ascii="Arial" w:hAnsi="Arial" w:cs="Arial"/>
-          <w:b/>
-          <w:color w:val="2E74B5"/>
-          <w:sz w:val="32"/>
+          <w:lang w:val="he-IL"/>
+          <w:rtl w:val="1"/>
         </w:rPr>
-        <w:t>תכנית סיום עד ההגשה</w:t>
+        <w:t>מצב המימוש</w:t>
+      </w:r>
+    </w:p>
+    <w:p>
+      <w:pPr>
+        <w:jc w:val="right"/>
+        <w:bidi/>
+      </w:pPr>
+      <w:r>
+        <w:rPr>
+          <w:rFonts w:ascii="Arial" w:hAnsi="Arial" w:cs="Arial"/>
+          <w:lang w:val="he-IL"/>
+          <w:rtl w:val="0"/>
+        </w:rPr>
+        <w:t>Slice</w:t>
+      </w:r>
+      <w:r>
+        <w:rPr>
+          <w:rFonts w:ascii="Arial" w:hAnsi="Arial" w:cs="Arial"/>
+          <w:lang w:val="he-IL"/>
+          <w:rtl w:val="0"/>
+        </w:rPr>
+        <w:t xml:space="preserve"> </w:t>
+      </w:r>
+      <w:r>
+        <w:rPr>
+          <w:rFonts w:ascii="Arial" w:hAnsi="Arial" w:cs="Arial"/>
+          <w:lang w:val="he-IL"/>
+          <w:rtl w:val="0"/>
+        </w:rPr>
+        <w:t>9</w:t>
+      </w:r>
+      <w:r>
+        <w:rPr>
+          <w:rFonts w:ascii="Arial" w:hAnsi="Arial" w:cs="Arial"/>
+          <w:lang w:val="he-IL"/>
+          <w:rtl w:val="1"/>
+        </w:rPr>
+        <w:t xml:space="preserve"> היא הפרוסה הנוכחית: מימוש הליבה הושלם, והשלב הבא הוא סגירת שערי המסירה הסופיים בלי להרחיב את היקף המוצר.</w:t>
       </w:r>
     </w:p>
     <w:tbl>
       <w:tblPr>
         <w:tblStyle w:val="TableGrid"/>
-        <w:tblW w:type="auto" w:w="0"/>
+        <w:tblW w:type="dxa" w:w="9120"/>
         <w:tblLayout w:type="fixed"/>
         <w:tblLook w:firstColumn="1" w:firstRow="1" w:lastColumn="0" w:lastRow="0" w:noHBand="0" w:noVBand="1" w:val="04A0"/>
+        <w:tblInd w:w="120" w:type="dxa"/>
+        <w:bidiVisual/>
       </w:tblPr>
       <w:tblGrid>
-        <w:gridCol w:w="2304"/>
-        <w:gridCol w:w="3168"/>
-        <w:gridCol w:w="3888"/>
+        <w:gridCol w:w="1900"/>
+        <w:gridCol w:w="3300"/>
+        <w:gridCol w:w="3920"/>
       </w:tblGrid>
       <w:tr>
         <w:trPr>
@@ -1115,59 +1538,2464 @@
         </w:trPr>
         <w:tc>
           <w:tcPr>
-            <w:tcW w:type="dxa" w:w="3120"/>
-            <w:vAlign w:val="center"/>
+            <w:tcW w:type="dxa" w:w="1900"/>
             <w:tcMar>
-              <w:top w:w="80" w:type="dxa"/>
-              <w:bottom w:w="80" w:type="dxa"/>
+              <w:top w:w="100" w:type="dxa"/>
               <w:start w:w="120" w:type="dxa"/>
+              <w:bottom w:w="100" w:type="dxa"/>
               <w:end w:w="120" w:type="dxa"/>
             </w:tcMar>
-            <w:shd w:fill="E8EEF5"/>
+            <w:vAlign w:val="center"/>
+            <w:shd w:fill="DCE6F1"/>
           </w:tcPr>
           <w:p>
             <w:pPr>
-              <w:bidi/>
               <w:spacing w:after="0"/>
               <w:jc w:val="right"/>
+              <w:bidi/>
             </w:pPr>
-            <w:r/>
             <w:r>
               <w:rPr>
                 <w:rFonts w:ascii="Arial" w:hAnsi="Arial" w:cs="Arial"/>
+                <w:lang w:val="he-IL"/>
                 <w:b/>
-                <w:color w:val="1F4D78"/>
-                <w:sz w:val="21"/>
+                <w:color w:val="1F4E79"/>
+                <w:sz w:val="18"/>
+                <w:rtl w:val="1"/>
               </w:rPr>
-              <w:t>תאריך</w:t>
+              <w:t>שלב</w:t>
             </w:r>
           </w:p>
         </w:tc>
         <w:tc>
           <w:tcPr>
-            <w:tcW w:type="dxa" w:w="3120"/>
-            <w:vAlign w:val="center"/>
+            <w:tcW w:type="dxa" w:w="3300"/>
             <w:tcMar>
-              <w:top w:w="80" w:type="dxa"/>
-              <w:bottom w:w="80" w:type="dxa"/>
+              <w:top w:w="100" w:type="dxa"/>
               <w:start w:w="120" w:type="dxa"/>
+              <w:bottom w:w="100" w:type="dxa"/>
               <w:end w:w="120" w:type="dxa"/>
             </w:tcMar>
-            <w:shd w:fill="E8EEF5"/>
+            <w:vAlign w:val="center"/>
+            <w:shd w:fill="DCE6F1"/>
           </w:tcPr>
           <w:p>
             <w:pPr>
-              <w:bidi/>
               <w:spacing w:after="0"/>
               <w:jc w:val="right"/>
+              <w:bidi/>
             </w:pPr>
-            <w:r/>
             <w:r>
               <w:rPr>
                 <w:rFonts w:ascii="Arial" w:hAnsi="Arial" w:cs="Arial"/>
+                <w:lang w:val="he-IL"/>
                 <w:b/>
-                <w:color w:val="1F4D78"/>
-                <w:sz w:val="21"/>
+                <w:color w:val="1F4E79"/>
+                <w:sz w:val="18"/>
+                <w:rtl w:val="1"/>
+              </w:rPr>
+              <w:t>תוצר</w:t>
+            </w:r>
+          </w:p>
+        </w:tc>
+        <w:tc>
+          <w:tcPr>
+            <w:tcW w:type="dxa" w:w="3920"/>
+            <w:tcMar>
+              <w:top w:w="100" w:type="dxa"/>
+              <w:start w:w="120" w:type="dxa"/>
+              <w:bottom w:w="100" w:type="dxa"/>
+              <w:end w:w="120" w:type="dxa"/>
+            </w:tcMar>
+            <w:vAlign w:val="center"/>
+            <w:shd w:fill="DCE6F1"/>
+          </w:tcPr>
+          <w:p>
+            <w:pPr>
+              <w:spacing w:after="0"/>
+              <w:jc w:val="right"/>
+              <w:bidi/>
+            </w:pPr>
+            <w:r>
+              <w:rPr>
+                <w:rFonts w:ascii="Arial" w:hAnsi="Arial" w:cs="Arial"/>
+                <w:lang w:val="he-IL"/>
+                <w:b/>
+                <w:color w:val="1F4E79"/>
+                <w:sz w:val="18"/>
+                <w:rtl w:val="1"/>
+              </w:rPr>
+              <w:t>מצב ב־</w:t>
+            </w:r>
+            <w:r>
+              <w:rPr>
+                <w:rFonts w:ascii="Arial" w:hAnsi="Arial" w:cs="Arial"/>
+                <w:lang w:val="he-IL"/>
+                <w:b/>
+                <w:color w:val="1F4E79"/>
+                <w:sz w:val="18"/>
+                <w:rtl w:val="0"/>
+              </w:rPr>
+              <w:t>27.8.2026</w:t>
+            </w:r>
+          </w:p>
+        </w:tc>
+      </w:tr>
+      <w:tr>
+        <w:tc>
+          <w:tcPr>
+            <w:tcW w:type="dxa" w:w="1900"/>
+            <w:tcMar>
+              <w:top w:w="100" w:type="dxa"/>
+              <w:start w:w="120" w:type="dxa"/>
+              <w:bottom w:w="100" w:type="dxa"/>
+              <w:end w:w="120" w:type="dxa"/>
+            </w:tcMar>
+            <w:vAlign w:val="center"/>
+            <w:shd w:fill="FFFFFF"/>
+          </w:tcPr>
+          <w:p>
+            <w:pPr>
+              <w:spacing w:after="0"/>
+              <w:jc w:val="right"/>
+              <w:bidi/>
+            </w:pPr>
+            <w:r>
+              <w:rPr>
+                <w:rFonts w:ascii="Arial" w:hAnsi="Arial" w:cs="Arial"/>
+                <w:lang w:val="he-IL"/>
+                <w:b w:val="0"/>
+                <w:color w:val="202A35"/>
+                <w:sz w:val="18"/>
+                <w:rtl w:val="0"/>
+              </w:rPr>
+              <w:t>0</w:t>
+            </w:r>
+            <w:r>
+              <w:rPr>
+                <w:rFonts w:ascii="Arial" w:hAnsi="Arial" w:cs="Arial"/>
+                <w:lang w:val="he-IL"/>
+                <w:b w:val="0"/>
+                <w:color w:val="202A35"/>
+                <w:sz w:val="18"/>
+                <w:rtl w:val="0"/>
+              </w:rPr>
+              <w:t>–</w:t>
+            </w:r>
+            <w:r>
+              <w:rPr>
+                <w:rFonts w:ascii="Arial" w:hAnsi="Arial" w:cs="Arial"/>
+                <w:lang w:val="he-IL"/>
+                <w:b w:val="0"/>
+                <w:color w:val="202A35"/>
+                <w:sz w:val="18"/>
+                <w:rtl w:val="0"/>
+              </w:rPr>
+              <w:t>6</w:t>
+            </w:r>
+          </w:p>
+        </w:tc>
+        <w:tc>
+          <w:tcPr>
+            <w:tcW w:type="dxa" w:w="3300"/>
+            <w:tcMar>
+              <w:top w:w="100" w:type="dxa"/>
+              <w:start w:w="120" w:type="dxa"/>
+              <w:bottom w:w="100" w:type="dxa"/>
+              <w:end w:w="120" w:type="dxa"/>
+            </w:tcMar>
+            <w:vAlign w:val="center"/>
+            <w:shd w:fill="FFFFFF"/>
+          </w:tcPr>
+          <w:p>
+            <w:pPr>
+              <w:spacing w:after="0"/>
+              <w:jc w:val="right"/>
+              <w:bidi/>
+            </w:pPr>
+            <w:r>
+              <w:rPr>
+                <w:rFonts w:ascii="Arial" w:hAnsi="Arial" w:cs="Arial"/>
+                <w:lang w:val="he-IL"/>
+                <w:b w:val="0"/>
+                <w:color w:val="202A35"/>
+                <w:sz w:val="18"/>
+                <w:rtl w:val="1"/>
+              </w:rPr>
+              <w:t xml:space="preserve">תשתית, </w:t>
+            </w:r>
+            <w:r>
+              <w:rPr>
+                <w:rFonts w:ascii="Arial" w:hAnsi="Arial" w:cs="Arial"/>
+                <w:lang w:val="he-IL"/>
+                <w:b w:val="0"/>
+                <w:color w:val="202A35"/>
+                <w:sz w:val="18"/>
+                <w:rtl w:val="0"/>
+              </w:rPr>
+              <w:t>Auth</w:t>
+            </w:r>
+            <w:r>
+              <w:rPr>
+                <w:rFonts w:ascii="Arial" w:hAnsi="Arial" w:cs="Arial"/>
+                <w:lang w:val="he-IL"/>
+                <w:b w:val="0"/>
+                <w:color w:val="202A35"/>
+                <w:sz w:val="18"/>
+                <w:rtl w:val="1"/>
+              </w:rPr>
+              <w:t>, ליגות, הצטרפות, הוכחות, ניחושים, תוצאות, ניקוד ודירוג</w:t>
+            </w:r>
+          </w:p>
+        </w:tc>
+        <w:tc>
+          <w:tcPr>
+            <w:tcW w:type="dxa" w:w="3920"/>
+            <w:tcMar>
+              <w:top w:w="100" w:type="dxa"/>
+              <w:start w:w="120" w:type="dxa"/>
+              <w:bottom w:w="100" w:type="dxa"/>
+              <w:end w:w="120" w:type="dxa"/>
+            </w:tcMar>
+            <w:vAlign w:val="center"/>
+            <w:shd w:fill="FFFFFF"/>
+          </w:tcPr>
+          <w:p>
+            <w:pPr>
+              <w:spacing w:after="0"/>
+              <w:jc w:val="right"/>
+              <w:bidi/>
+            </w:pPr>
+            <w:r>
+              <w:rPr>
+                <w:rFonts w:ascii="Arial" w:hAnsi="Arial" w:cs="Arial"/>
+                <w:lang w:val="he-IL"/>
+                <w:b w:val="0"/>
+                <w:color w:val="202A35"/>
+                <w:sz w:val="18"/>
+                <w:rtl w:val="1"/>
+              </w:rPr>
+              <w:t>הושלם</w:t>
+            </w:r>
+          </w:p>
+        </w:tc>
+      </w:tr>
+      <w:tr>
+        <w:tc>
+          <w:tcPr>
+            <w:tcW w:type="dxa" w:w="1900"/>
+            <w:tcMar>
+              <w:top w:w="100" w:type="dxa"/>
+              <w:start w:w="120" w:type="dxa"/>
+              <w:bottom w:w="100" w:type="dxa"/>
+              <w:end w:w="120" w:type="dxa"/>
+            </w:tcMar>
+            <w:vAlign w:val="center"/>
+            <w:shd w:fill="FFFFFF"/>
+          </w:tcPr>
+          <w:p>
+            <w:pPr>
+              <w:spacing w:after="0"/>
+              <w:jc w:val="right"/>
+              <w:bidi/>
+            </w:pPr>
+            <w:r>
+              <w:rPr>
+                <w:rFonts w:ascii="Arial" w:hAnsi="Arial" w:cs="Arial"/>
+                <w:lang w:val="he-IL"/>
+                <w:b w:val="0"/>
+                <w:color w:val="202A35"/>
+                <w:sz w:val="18"/>
+                <w:rtl w:val="0"/>
+              </w:rPr>
+              <w:t>7/7</w:t>
+            </w:r>
+            <w:r>
+              <w:rPr>
+                <w:rFonts w:ascii="Arial" w:hAnsi="Arial" w:cs="Arial"/>
+                <w:lang w:val="he-IL"/>
+                <w:b w:val="0"/>
+                <w:color w:val="202A35"/>
+                <w:sz w:val="18"/>
+                <w:rtl w:val="1"/>
+              </w:rPr>
+              <w:t>ב</w:t>
+            </w:r>
+          </w:p>
+        </w:tc>
+        <w:tc>
+          <w:tcPr>
+            <w:tcW w:type="dxa" w:w="3300"/>
+            <w:tcMar>
+              <w:top w:w="100" w:type="dxa"/>
+              <w:start w:w="120" w:type="dxa"/>
+              <w:bottom w:w="100" w:type="dxa"/>
+              <w:end w:w="120" w:type="dxa"/>
+            </w:tcMar>
+            <w:vAlign w:val="center"/>
+            <w:shd w:fill="FFFFFF"/>
+          </w:tcPr>
+          <w:p>
+            <w:pPr>
+              <w:spacing w:after="0"/>
+              <w:jc w:val="right"/>
+              <w:bidi/>
+            </w:pPr>
+            <w:r>
+              <w:rPr>
+                <w:rFonts w:ascii="Arial" w:hAnsi="Arial" w:cs="Arial"/>
+                <w:lang w:val="he-IL"/>
+                <w:b w:val="0"/>
+                <w:color w:val="202A35"/>
+                <w:sz w:val="18"/>
+                <w:rtl w:val="0"/>
+              </w:rPr>
+              <w:t>Manual</w:t>
+            </w:r>
+            <w:r>
+              <w:rPr>
+                <w:rFonts w:ascii="Arial" w:hAnsi="Arial" w:cs="Arial"/>
+                <w:lang w:val="he-IL"/>
+                <w:b w:val="0"/>
+                <w:color w:val="202A35"/>
+                <w:sz w:val="18"/>
+                <w:rtl w:val="0"/>
+              </w:rPr>
+              <w:t xml:space="preserve"> </w:t>
+            </w:r>
+            <w:r>
+              <w:rPr>
+                <w:rFonts w:ascii="Arial" w:hAnsi="Arial" w:cs="Arial"/>
+                <w:lang w:val="he-IL"/>
+                <w:b w:val="0"/>
+                <w:color w:val="202A35"/>
+                <w:sz w:val="18"/>
+                <w:rtl w:val="0"/>
+              </w:rPr>
+              <w:t>fallback</w:t>
+            </w:r>
+            <w:r>
+              <w:rPr>
+                <w:rFonts w:ascii="Arial" w:hAnsi="Arial" w:cs="Arial"/>
+                <w:lang w:val="he-IL"/>
+                <w:b w:val="0"/>
+                <w:color w:val="202A35"/>
+                <w:sz w:val="18"/>
+                <w:rtl w:val="1"/>
+              </w:rPr>
+              <w:t xml:space="preserve">, סנכרון </w:t>
+            </w:r>
+            <w:r>
+              <w:rPr>
+                <w:rFonts w:ascii="Arial" w:hAnsi="Arial" w:cs="Arial"/>
+                <w:lang w:val="he-IL"/>
+                <w:b w:val="0"/>
+                <w:color w:val="202A35"/>
+                <w:sz w:val="18"/>
+                <w:rtl w:val="0"/>
+              </w:rPr>
+              <w:t>API-Football</w:t>
+            </w:r>
+            <w:r>
+              <w:rPr>
+                <w:rFonts w:ascii="Arial" w:hAnsi="Arial" w:cs="Arial"/>
+                <w:lang w:val="he-IL"/>
+                <w:b w:val="0"/>
+                <w:color w:val="202A35"/>
+                <w:sz w:val="18"/>
+                <w:rtl w:val="1"/>
+              </w:rPr>
+              <w:t xml:space="preserve"> מגודר ו־</w:t>
+            </w:r>
+            <w:r>
+              <w:rPr>
+                <w:rFonts w:ascii="Arial" w:hAnsi="Arial" w:cs="Arial"/>
+                <w:lang w:val="he-IL"/>
+                <w:b w:val="0"/>
+                <w:color w:val="202A35"/>
+                <w:sz w:val="18"/>
+                <w:rtl w:val="0"/>
+              </w:rPr>
+              <w:t>observability</w:t>
+            </w:r>
+          </w:p>
+        </w:tc>
+        <w:tc>
+          <w:tcPr>
+            <w:tcW w:type="dxa" w:w="3920"/>
+            <w:tcMar>
+              <w:top w:w="100" w:type="dxa"/>
+              <w:start w:w="120" w:type="dxa"/>
+              <w:bottom w:w="100" w:type="dxa"/>
+              <w:end w:w="120" w:type="dxa"/>
+            </w:tcMar>
+            <w:vAlign w:val="center"/>
+            <w:shd w:fill="FFFFFF"/>
+          </w:tcPr>
+          <w:p>
+            <w:pPr>
+              <w:spacing w:after="0"/>
+              <w:jc w:val="right"/>
+              <w:bidi/>
+            </w:pPr>
+            <w:r>
+              <w:rPr>
+                <w:rFonts w:ascii="Arial" w:hAnsi="Arial" w:cs="Arial"/>
+                <w:lang w:val="he-IL"/>
+                <w:b w:val="0"/>
+                <w:color w:val="202A35"/>
+                <w:sz w:val="18"/>
+                <w:rtl w:val="1"/>
+              </w:rPr>
+              <w:t xml:space="preserve">הושלם; פעולות </w:t>
+            </w:r>
+            <w:r>
+              <w:rPr>
+                <w:rFonts w:ascii="Arial" w:hAnsi="Arial" w:cs="Arial"/>
+                <w:lang w:val="he-IL"/>
+                <w:b w:val="0"/>
+                <w:color w:val="202A35"/>
+                <w:sz w:val="18"/>
+                <w:rtl w:val="0"/>
+              </w:rPr>
+              <w:t>Hosted</w:t>
+            </w:r>
+            <w:r>
+              <w:rPr>
+                <w:rFonts w:ascii="Arial" w:hAnsi="Arial" w:cs="Arial"/>
+                <w:lang w:val="he-IL"/>
+                <w:b w:val="0"/>
+                <w:color w:val="202A35"/>
+                <w:sz w:val="18"/>
+                <w:rtl w:val="1"/>
+              </w:rPr>
+              <w:t xml:space="preserve"> נשארות בשערי </w:t>
+            </w:r>
+            <w:r>
+              <w:rPr>
+                <w:rFonts w:ascii="Arial" w:hAnsi="Arial" w:cs="Arial"/>
+                <w:lang w:val="he-IL"/>
+                <w:b w:val="0"/>
+                <w:color w:val="202A35"/>
+                <w:sz w:val="18"/>
+                <w:rtl w:val="0"/>
+              </w:rPr>
+              <w:t>owner</w:t>
+            </w:r>
+          </w:p>
+        </w:tc>
+      </w:tr>
+      <w:tr>
+        <w:tc>
+          <w:tcPr>
+            <w:tcW w:type="dxa" w:w="1900"/>
+            <w:tcMar>
+              <w:top w:w="100" w:type="dxa"/>
+              <w:start w:w="120" w:type="dxa"/>
+              <w:bottom w:w="100" w:type="dxa"/>
+              <w:end w:w="120" w:type="dxa"/>
+            </w:tcMar>
+            <w:vAlign w:val="center"/>
+            <w:shd w:fill="FFFFFF"/>
+          </w:tcPr>
+          <w:p>
+            <w:pPr>
+              <w:spacing w:after="0"/>
+              <w:jc w:val="right"/>
+              <w:bidi/>
+            </w:pPr>
+            <w:r>
+              <w:rPr>
+                <w:rFonts w:ascii="Arial" w:hAnsi="Arial" w:cs="Arial"/>
+                <w:lang w:val="he-IL"/>
+                <w:b w:val="0"/>
+                <w:color w:val="202A35"/>
+                <w:sz w:val="18"/>
+                <w:rtl w:val="0"/>
+              </w:rPr>
+              <w:t>7</w:t>
+            </w:r>
+            <w:r>
+              <w:rPr>
+                <w:rFonts w:ascii="Arial" w:hAnsi="Arial" w:cs="Arial"/>
+                <w:lang w:val="he-IL"/>
+                <w:b w:val="0"/>
+                <w:color w:val="202A35"/>
+                <w:sz w:val="18"/>
+                <w:rtl w:val="1"/>
+              </w:rPr>
+              <w:t>ג</w:t>
+            </w:r>
+          </w:p>
+        </w:tc>
+        <w:tc>
+          <w:tcPr>
+            <w:tcW w:type="dxa" w:w="3300"/>
+            <w:tcMar>
+              <w:top w:w="100" w:type="dxa"/>
+              <w:start w:w="120" w:type="dxa"/>
+              <w:bottom w:w="100" w:type="dxa"/>
+              <w:end w:w="120" w:type="dxa"/>
+            </w:tcMar>
+            <w:vAlign w:val="center"/>
+            <w:shd w:fill="FFFFFF"/>
+          </w:tcPr>
+          <w:p>
+            <w:pPr>
+              <w:spacing w:after="0"/>
+              <w:jc w:val="right"/>
+              <w:bidi/>
+            </w:pPr>
+            <w:r>
+              <w:rPr>
+                <w:rFonts w:ascii="Arial" w:hAnsi="Arial" w:cs="Arial"/>
+                <w:lang w:val="he-IL"/>
+                <w:b w:val="0"/>
+                <w:color w:val="202A35"/>
+                <w:sz w:val="18"/>
+                <w:rtl w:val="1"/>
+              </w:rPr>
+              <w:t xml:space="preserve">מערכת עיצוב עברית </w:t>
+            </w:r>
+            <w:r>
+              <w:rPr>
+                <w:rFonts w:ascii="Arial" w:hAnsi="Arial" w:cs="Arial"/>
+                <w:lang w:val="he-IL"/>
+                <w:b w:val="0"/>
+                <w:color w:val="202A35"/>
+                <w:sz w:val="18"/>
+                <w:rtl w:val="0"/>
+              </w:rPr>
+              <w:t>RTL</w:t>
+            </w:r>
+            <w:r>
+              <w:rPr>
+                <w:rFonts w:ascii="Arial" w:hAnsi="Arial" w:cs="Arial"/>
+                <w:lang w:val="he-IL"/>
+                <w:b w:val="0"/>
+                <w:color w:val="202A35"/>
+                <w:sz w:val="18"/>
+                <w:rtl w:val="1"/>
+              </w:rPr>
+              <w:t xml:space="preserve">, מסכי עוגן ומצבי </w:t>
+            </w:r>
+            <w:r>
+              <w:rPr>
+                <w:rFonts w:ascii="Arial" w:hAnsi="Arial" w:cs="Arial"/>
+                <w:lang w:val="he-IL"/>
+                <w:b w:val="0"/>
+                <w:color w:val="202A35"/>
+                <w:sz w:val="18"/>
+                <w:rtl w:val="0"/>
+              </w:rPr>
+              <w:t>UI</w:t>
+            </w:r>
+          </w:p>
+        </w:tc>
+        <w:tc>
+          <w:tcPr>
+            <w:tcW w:type="dxa" w:w="3920"/>
+            <w:tcMar>
+              <w:top w:w="100" w:type="dxa"/>
+              <w:start w:w="120" w:type="dxa"/>
+              <w:bottom w:w="100" w:type="dxa"/>
+              <w:end w:w="120" w:type="dxa"/>
+            </w:tcMar>
+            <w:vAlign w:val="center"/>
+            <w:shd w:fill="FFFFFF"/>
+          </w:tcPr>
+          <w:p>
+            <w:pPr>
+              <w:spacing w:after="0"/>
+              <w:jc w:val="right"/>
+              <w:bidi/>
+            </w:pPr>
+            <w:r>
+              <w:rPr>
+                <w:rFonts w:ascii="Arial" w:hAnsi="Arial" w:cs="Arial"/>
+                <w:lang w:val="he-IL"/>
+                <w:b w:val="0"/>
+                <w:color w:val="202A35"/>
+                <w:sz w:val="18"/>
+                <w:rtl w:val="1"/>
+              </w:rPr>
+              <w:t>הושלם</w:t>
+            </w:r>
+          </w:p>
+        </w:tc>
+      </w:tr>
+      <w:tr>
+        <w:tc>
+          <w:tcPr>
+            <w:tcW w:type="dxa" w:w="1900"/>
+            <w:tcMar>
+              <w:top w:w="100" w:type="dxa"/>
+              <w:start w:w="120" w:type="dxa"/>
+              <w:bottom w:w="100" w:type="dxa"/>
+              <w:end w:w="120" w:type="dxa"/>
+            </w:tcMar>
+            <w:vAlign w:val="center"/>
+            <w:shd w:fill="FFFFFF"/>
+          </w:tcPr>
+          <w:p>
+            <w:pPr>
+              <w:spacing w:after="0"/>
+              <w:jc w:val="right"/>
+              <w:bidi/>
+            </w:pPr>
+            <w:r>
+              <w:rPr>
+                <w:rFonts w:ascii="Arial" w:hAnsi="Arial" w:cs="Arial"/>
+                <w:lang w:val="he-IL"/>
+                <w:b w:val="0"/>
+                <w:color w:val="202A35"/>
+                <w:sz w:val="18"/>
+                <w:rtl w:val="0"/>
+              </w:rPr>
+              <w:t>8</w:t>
+            </w:r>
+          </w:p>
+        </w:tc>
+        <w:tc>
+          <w:tcPr>
+            <w:tcW w:type="dxa" w:w="3300"/>
+            <w:tcMar>
+              <w:top w:w="100" w:type="dxa"/>
+              <w:start w:w="120" w:type="dxa"/>
+              <w:bottom w:w="100" w:type="dxa"/>
+              <w:end w:w="120" w:type="dxa"/>
+            </w:tcMar>
+            <w:vAlign w:val="center"/>
+            <w:shd w:fill="FFFFFF"/>
+          </w:tcPr>
+          <w:p>
+            <w:pPr>
+              <w:spacing w:after="0"/>
+              <w:jc w:val="right"/>
+              <w:bidi/>
+            </w:pPr>
+            <w:r>
+              <w:rPr>
+                <w:rFonts w:ascii="Arial" w:hAnsi="Arial" w:cs="Arial"/>
+                <w:lang w:val="he-IL"/>
+                <w:b w:val="0"/>
+                <w:color w:val="202A35"/>
+                <w:sz w:val="18"/>
+                <w:rtl w:val="1"/>
+              </w:rPr>
+              <w:t>דוח מנהל לא־כספי ומבודד</w:t>
+            </w:r>
+          </w:p>
+        </w:tc>
+        <w:tc>
+          <w:tcPr>
+            <w:tcW w:type="dxa" w:w="3920"/>
+            <w:tcMar>
+              <w:top w:w="100" w:type="dxa"/>
+              <w:start w:w="120" w:type="dxa"/>
+              <w:bottom w:w="100" w:type="dxa"/>
+              <w:end w:w="120" w:type="dxa"/>
+            </w:tcMar>
+            <w:vAlign w:val="center"/>
+            <w:shd w:fill="FFFFFF"/>
+          </w:tcPr>
+          <w:p>
+            <w:pPr>
+              <w:spacing w:after="0"/>
+              <w:jc w:val="right"/>
+              <w:bidi/>
+            </w:pPr>
+            <w:r>
+              <w:rPr>
+                <w:rFonts w:ascii="Arial" w:hAnsi="Arial" w:cs="Arial"/>
+                <w:lang w:val="he-IL"/>
+                <w:b w:val="0"/>
+                <w:color w:val="202A35"/>
+                <w:sz w:val="18"/>
+                <w:rtl w:val="1"/>
+              </w:rPr>
+              <w:t>הושלם</w:t>
+            </w:r>
+          </w:p>
+        </w:tc>
+      </w:tr>
+      <w:tr>
+        <w:tc>
+          <w:tcPr>
+            <w:tcW w:type="dxa" w:w="1900"/>
+            <w:tcMar>
+              <w:top w:w="100" w:type="dxa"/>
+              <w:start w:w="120" w:type="dxa"/>
+              <w:bottom w:w="100" w:type="dxa"/>
+              <w:end w:w="120" w:type="dxa"/>
+            </w:tcMar>
+            <w:vAlign w:val="center"/>
+            <w:shd w:fill="FFFFFF"/>
+          </w:tcPr>
+          <w:p>
+            <w:pPr>
+              <w:spacing w:after="0"/>
+              <w:jc w:val="right"/>
+              <w:bidi/>
+            </w:pPr>
+            <w:r>
+              <w:rPr>
+                <w:rFonts w:ascii="Arial" w:hAnsi="Arial" w:cs="Arial"/>
+                <w:lang w:val="he-IL"/>
+                <w:b w:val="0"/>
+                <w:color w:val="202A35"/>
+                <w:sz w:val="18"/>
+                <w:rtl w:val="0"/>
+              </w:rPr>
+              <w:t>9</w:t>
+            </w:r>
+          </w:p>
+        </w:tc>
+        <w:tc>
+          <w:tcPr>
+            <w:tcW w:type="dxa" w:w="3300"/>
+            <w:tcMar>
+              <w:top w:w="100" w:type="dxa"/>
+              <w:start w:w="120" w:type="dxa"/>
+              <w:bottom w:w="100" w:type="dxa"/>
+              <w:end w:w="120" w:type="dxa"/>
+            </w:tcMar>
+            <w:vAlign w:val="center"/>
+            <w:shd w:fill="FFFFFF"/>
+          </w:tcPr>
+          <w:p>
+            <w:pPr>
+              <w:spacing w:after="0"/>
+              <w:jc w:val="right"/>
+              <w:bidi/>
+            </w:pPr>
+            <w:r>
+              <w:rPr>
+                <w:rFonts w:ascii="Arial" w:hAnsi="Arial" w:cs="Arial"/>
+                <w:lang w:val="he-IL"/>
+                <w:b w:val="0"/>
+                <w:color w:val="202A35"/>
+                <w:sz w:val="18"/>
+                <w:rtl w:val="0"/>
+              </w:rPr>
+              <w:t>lifecycle</w:t>
+            </w:r>
+            <w:r>
+              <w:rPr>
+                <w:rFonts w:ascii="Arial" w:hAnsi="Arial" w:cs="Arial"/>
+                <w:lang w:val="he-IL"/>
+                <w:b w:val="0"/>
+                <w:color w:val="202A35"/>
+                <w:sz w:val="18"/>
+                <w:rtl w:val="1"/>
+              </w:rPr>
+              <w:t xml:space="preserve"> מוצרי, </w:t>
+            </w:r>
+            <w:r>
+              <w:rPr>
+                <w:rFonts w:ascii="Arial" w:hAnsi="Arial" w:cs="Arial"/>
+                <w:lang w:val="he-IL"/>
+                <w:b w:val="0"/>
+                <w:color w:val="202A35"/>
+                <w:sz w:val="18"/>
+                <w:rtl w:val="0"/>
+              </w:rPr>
+              <w:t>hardening</w:t>
+            </w:r>
+            <w:r>
+              <w:rPr>
+                <w:rFonts w:ascii="Arial" w:hAnsi="Arial" w:cs="Arial"/>
+                <w:lang w:val="he-IL"/>
+                <w:b w:val="0"/>
+                <w:color w:val="202A35"/>
+                <w:sz w:val="18"/>
+                <w:rtl w:val="1"/>
+              </w:rPr>
+              <w:t>, נגישות, מסמכים וראיית הגשה</w:t>
+            </w:r>
+          </w:p>
+        </w:tc>
+        <w:tc>
+          <w:tcPr>
+            <w:tcW w:type="dxa" w:w="3920"/>
+            <w:tcMar>
+              <w:top w:w="100" w:type="dxa"/>
+              <w:start w:w="120" w:type="dxa"/>
+              <w:bottom w:w="100" w:type="dxa"/>
+              <w:end w:w="120" w:type="dxa"/>
+            </w:tcMar>
+            <w:vAlign w:val="center"/>
+            <w:shd w:fill="FFFFFF"/>
+          </w:tcPr>
+          <w:p>
+            <w:pPr>
+              <w:spacing w:after="0"/>
+              <w:jc w:val="right"/>
+              <w:bidi/>
+            </w:pPr>
+            <w:r>
+              <w:rPr>
+                <w:rFonts w:ascii="Arial" w:hAnsi="Arial" w:cs="Arial"/>
+                <w:lang w:val="he-IL"/>
+                <w:b w:val="0"/>
+                <w:color w:val="202A35"/>
+                <w:sz w:val="18"/>
+                <w:rtl w:val="1"/>
+              </w:rPr>
+              <w:t>מימוש ליבה הושלם; שערי מסירה סופיים בתהליך</w:t>
+            </w:r>
+          </w:p>
+        </w:tc>
+      </w:tr>
+    </w:tbl>
+    <w:p>
+      <w:pPr>
+        <w:spacing w:after="40"/>
+      </w:pPr>
+    </w:p>
+    <w:p>
+      <w:pPr>
+        <w:pStyle w:val="Heading1"/>
+        <w:jc w:val="right"/>
+        <w:bidi/>
+      </w:pPr>
+      <w:r>
+        <w:rPr>
+          <w:rFonts w:ascii="Arial" w:hAnsi="Arial" w:cs="Arial"/>
+          <w:lang w:val="he-IL"/>
+          <w:rtl w:val="1"/>
+        </w:rPr>
+        <w:t>ראיית בדיקות שנצפתה</w:t>
+      </w:r>
+    </w:p>
+    <w:tbl>
+      <w:tblPr>
+        <w:tblStyle w:val="TableGrid"/>
+        <w:tblW w:type="dxa" w:w="9120"/>
+        <w:tblLayout w:type="fixed"/>
+        <w:tblLook w:firstColumn="1" w:firstRow="1" w:lastColumn="0" w:lastRow="0" w:noHBand="0" w:noVBand="1" w:val="04A0"/>
+        <w:tblInd w:w="120" w:type="dxa"/>
+        <w:bidiVisual/>
+      </w:tblPr>
+      <w:tblGrid>
+        <w:gridCol w:w="1900"/>
+        <w:gridCol w:w="3300"/>
+        <w:gridCol w:w="3920"/>
+      </w:tblGrid>
+      <w:tr>
+        <w:trPr>
+          <w:tblHeader/>
+        </w:trPr>
+        <w:tc>
+          <w:tcPr>
+            <w:tcW w:type="dxa" w:w="1900"/>
+            <w:tcMar>
+              <w:top w:w="100" w:type="dxa"/>
+              <w:start w:w="120" w:type="dxa"/>
+              <w:bottom w:w="100" w:type="dxa"/>
+              <w:end w:w="120" w:type="dxa"/>
+            </w:tcMar>
+            <w:vAlign w:val="center"/>
+            <w:shd w:fill="DCE6F1"/>
+          </w:tcPr>
+          <w:p>
+            <w:pPr>
+              <w:spacing w:after="0"/>
+              <w:jc w:val="right"/>
+              <w:bidi/>
+            </w:pPr>
+            <w:r>
+              <w:rPr>
+                <w:rFonts w:ascii="Arial" w:hAnsi="Arial" w:cs="Arial"/>
+                <w:lang w:val="he-IL"/>
+                <w:b/>
+                <w:color w:val="1F4E79"/>
+                <w:sz w:val="18"/>
+                <w:rtl w:val="1"/>
+              </w:rPr>
+              <w:t>שכבה</w:t>
+            </w:r>
+          </w:p>
+        </w:tc>
+        <w:tc>
+          <w:tcPr>
+            <w:tcW w:type="dxa" w:w="3300"/>
+            <w:tcMar>
+              <w:top w:w="100" w:type="dxa"/>
+              <w:start w:w="120" w:type="dxa"/>
+              <w:bottom w:w="100" w:type="dxa"/>
+              <w:end w:w="120" w:type="dxa"/>
+            </w:tcMar>
+            <w:vAlign w:val="center"/>
+            <w:shd w:fill="DCE6F1"/>
+          </w:tcPr>
+          <w:p>
+            <w:pPr>
+              <w:spacing w:after="0"/>
+              <w:jc w:val="right"/>
+              <w:bidi/>
+            </w:pPr>
+            <w:r>
+              <w:rPr>
+                <w:rFonts w:ascii="Arial" w:hAnsi="Arial" w:cs="Arial"/>
+                <w:lang w:val="he-IL"/>
+                <w:b/>
+                <w:color w:val="1F4E79"/>
+                <w:sz w:val="18"/>
+                <w:rtl w:val="1"/>
+              </w:rPr>
+              <w:t>תוצאה</w:t>
+            </w:r>
+          </w:p>
+        </w:tc>
+        <w:tc>
+          <w:tcPr>
+            <w:tcW w:type="dxa" w:w="3920"/>
+            <w:tcMar>
+              <w:top w:w="100" w:type="dxa"/>
+              <w:start w:w="120" w:type="dxa"/>
+              <w:bottom w:w="100" w:type="dxa"/>
+              <w:end w:w="120" w:type="dxa"/>
+            </w:tcMar>
+            <w:vAlign w:val="center"/>
+            <w:shd w:fill="DCE6F1"/>
+          </w:tcPr>
+          <w:p>
+            <w:pPr>
+              <w:spacing w:after="0"/>
+              <w:jc w:val="right"/>
+              <w:bidi/>
+            </w:pPr>
+            <w:r>
+              <w:rPr>
+                <w:rFonts w:ascii="Arial" w:hAnsi="Arial" w:cs="Arial"/>
+                <w:lang w:val="he-IL"/>
+                <w:b/>
+                <w:color w:val="1F4E79"/>
+                <w:sz w:val="18"/>
+                <w:rtl w:val="1"/>
+              </w:rPr>
+              <w:t>מה היא מוכיחה</w:t>
+            </w:r>
+          </w:p>
+        </w:tc>
+      </w:tr>
+      <w:tr>
+        <w:tc>
+          <w:tcPr>
+            <w:tcW w:type="dxa" w:w="1900"/>
+            <w:tcMar>
+              <w:top w:w="100" w:type="dxa"/>
+              <w:start w:w="120" w:type="dxa"/>
+              <w:bottom w:w="100" w:type="dxa"/>
+              <w:end w:w="120" w:type="dxa"/>
+            </w:tcMar>
+            <w:vAlign w:val="center"/>
+            <w:shd w:fill="FFFFFF"/>
+          </w:tcPr>
+          <w:p>
+            <w:pPr>
+              <w:spacing w:after="0"/>
+              <w:jc w:val="right"/>
+              <w:bidi/>
+            </w:pPr>
+            <w:r>
+              <w:rPr>
+                <w:rFonts w:ascii="Arial" w:hAnsi="Arial" w:cs="Arial"/>
+                <w:lang w:val="he-IL"/>
+                <w:b w:val="0"/>
+                <w:color w:val="202A35"/>
+                <w:sz w:val="18"/>
+                <w:rtl w:val="0"/>
+              </w:rPr>
+              <w:t>Vitest</w:t>
+            </w:r>
+          </w:p>
+        </w:tc>
+        <w:tc>
+          <w:tcPr>
+            <w:tcW w:type="dxa" w:w="3300"/>
+            <w:tcMar>
+              <w:top w:w="100" w:type="dxa"/>
+              <w:start w:w="120" w:type="dxa"/>
+              <w:bottom w:w="100" w:type="dxa"/>
+              <w:end w:w="120" w:type="dxa"/>
+            </w:tcMar>
+            <w:vAlign w:val="center"/>
+            <w:shd w:fill="FFFFFF"/>
+          </w:tcPr>
+          <w:p>
+            <w:pPr>
+              <w:spacing w:after="0"/>
+              <w:jc w:val="right"/>
+              <w:bidi/>
+            </w:pPr>
+            <w:r>
+              <w:rPr>
+                <w:rFonts w:ascii="Arial" w:hAnsi="Arial" w:cs="Arial"/>
+                <w:lang w:val="he-IL"/>
+                <w:b w:val="0"/>
+                <w:color w:val="202A35"/>
+                <w:sz w:val="18"/>
+                <w:rtl w:val="0"/>
+              </w:rPr>
+              <w:t>624/624</w:t>
+            </w:r>
+            <w:r>
+              <w:rPr>
+                <w:rFonts w:ascii="Arial" w:hAnsi="Arial" w:cs="Arial"/>
+                <w:lang w:val="he-IL"/>
+                <w:b w:val="0"/>
+                <w:color w:val="202A35"/>
+                <w:sz w:val="18"/>
+                <w:rtl w:val="1"/>
+              </w:rPr>
+              <w:t xml:space="preserve"> ב־</w:t>
+            </w:r>
+            <w:r>
+              <w:rPr>
+                <w:rFonts w:ascii="Arial" w:hAnsi="Arial" w:cs="Arial"/>
+                <w:lang w:val="he-IL"/>
+                <w:b w:val="0"/>
+                <w:color w:val="202A35"/>
+                <w:sz w:val="18"/>
+                <w:rtl w:val="0"/>
+              </w:rPr>
+              <w:t>47</w:t>
+            </w:r>
+            <w:r>
+              <w:rPr>
+                <w:rFonts w:ascii="Arial" w:hAnsi="Arial" w:cs="Arial"/>
+                <w:lang w:val="he-IL"/>
+                <w:b w:val="0"/>
+                <w:color w:val="202A35"/>
+                <w:sz w:val="18"/>
+                <w:rtl w:val="1"/>
+              </w:rPr>
+              <w:t xml:space="preserve"> קבצים</w:t>
+            </w:r>
+          </w:p>
+        </w:tc>
+        <w:tc>
+          <w:tcPr>
+            <w:tcW w:type="dxa" w:w="3920"/>
+            <w:tcMar>
+              <w:top w:w="100" w:type="dxa"/>
+              <w:start w:w="120" w:type="dxa"/>
+              <w:bottom w:w="100" w:type="dxa"/>
+              <w:end w:w="120" w:type="dxa"/>
+            </w:tcMar>
+            <w:vAlign w:val="center"/>
+            <w:shd w:fill="FFFFFF"/>
+          </w:tcPr>
+          <w:p>
+            <w:pPr>
+              <w:spacing w:after="0"/>
+              <w:jc w:val="right"/>
+              <w:bidi/>
+            </w:pPr>
+            <w:r>
+              <w:rPr>
+                <w:rFonts w:ascii="Arial" w:hAnsi="Arial" w:cs="Arial"/>
+                <w:lang w:val="he-IL"/>
+                <w:b w:val="0"/>
+                <w:color w:val="202A35"/>
+                <w:sz w:val="18"/>
+                <w:rtl w:val="0"/>
+              </w:rPr>
+              <w:t>validators</w:t>
+            </w:r>
+            <w:r>
+              <w:rPr>
+                <w:rFonts w:ascii="Arial" w:hAnsi="Arial" w:cs="Arial"/>
+                <w:lang w:val="he-IL"/>
+                <w:b w:val="0"/>
+                <w:color w:val="202A35"/>
+                <w:sz w:val="18"/>
+                <w:rtl w:val="1"/>
+              </w:rPr>
+              <w:t xml:space="preserve">, חוקים, </w:t>
+            </w:r>
+            <w:r>
+              <w:rPr>
+                <w:rFonts w:ascii="Arial" w:hAnsi="Arial" w:cs="Arial"/>
+                <w:lang w:val="he-IL"/>
+                <w:b w:val="0"/>
+                <w:color w:val="202A35"/>
+                <w:sz w:val="18"/>
+                <w:rtl w:val="0"/>
+              </w:rPr>
+              <w:t>adapters</w:t>
+            </w:r>
+            <w:r>
+              <w:rPr>
+                <w:rFonts w:ascii="Arial" w:hAnsi="Arial" w:cs="Arial"/>
+                <w:lang w:val="he-IL"/>
+                <w:b w:val="0"/>
+                <w:color w:val="202A35"/>
+                <w:sz w:val="18"/>
+                <w:rtl w:val="1"/>
+              </w:rPr>
+              <w:t xml:space="preserve">, אבטחת </w:t>
+            </w:r>
+            <w:r>
+              <w:rPr>
+                <w:rFonts w:ascii="Arial" w:hAnsi="Arial" w:cs="Arial"/>
+                <w:lang w:val="he-IL"/>
+                <w:b w:val="0"/>
+                <w:color w:val="202A35"/>
+                <w:sz w:val="18"/>
+                <w:rtl w:val="0"/>
+              </w:rPr>
+              <w:t>client</w:t>
+            </w:r>
+            <w:r>
+              <w:rPr>
+                <w:rFonts w:ascii="Arial" w:hAnsi="Arial" w:cs="Arial"/>
+                <w:lang w:val="he-IL"/>
+                <w:b w:val="0"/>
+                <w:color w:val="202A35"/>
+                <w:sz w:val="18"/>
+                <w:rtl w:val="1"/>
+              </w:rPr>
+              <w:t xml:space="preserve"> וה־</w:t>
+            </w:r>
+            <w:r>
+              <w:rPr>
+                <w:rFonts w:ascii="Arial" w:hAnsi="Arial" w:cs="Arial"/>
+                <w:lang w:val="he-IL"/>
+                <w:b w:val="0"/>
+                <w:color w:val="202A35"/>
+                <w:sz w:val="18"/>
+                <w:rtl w:val="0"/>
+              </w:rPr>
+              <w:t>test</w:t>
+            </w:r>
+            <w:r>
+              <w:rPr>
+                <w:rFonts w:ascii="Arial" w:hAnsi="Arial" w:cs="Arial"/>
+                <w:lang w:val="he-IL"/>
+                <w:b w:val="0"/>
+                <w:color w:val="202A35"/>
+                <w:sz w:val="18"/>
+                <w:rtl w:val="0"/>
+              </w:rPr>
+              <w:t xml:space="preserve"> </w:t>
+            </w:r>
+            <w:r>
+              <w:rPr>
+                <w:rFonts w:ascii="Arial" w:hAnsi="Arial" w:cs="Arial"/>
+                <w:lang w:val="he-IL"/>
+                <w:b w:val="0"/>
+                <w:color w:val="202A35"/>
+                <w:sz w:val="18"/>
+                <w:rtl w:val="0"/>
+              </w:rPr>
+              <w:t>harness</w:t>
+            </w:r>
+          </w:p>
+        </w:tc>
+      </w:tr>
+      <w:tr>
+        <w:tc>
+          <w:tcPr>
+            <w:tcW w:type="dxa" w:w="1900"/>
+            <w:tcMar>
+              <w:top w:w="100" w:type="dxa"/>
+              <w:start w:w="120" w:type="dxa"/>
+              <w:bottom w:w="100" w:type="dxa"/>
+              <w:end w:w="120" w:type="dxa"/>
+            </w:tcMar>
+            <w:vAlign w:val="center"/>
+            <w:shd w:fill="FFFFFF"/>
+          </w:tcPr>
+          <w:p>
+            <w:pPr>
+              <w:spacing w:after="0"/>
+              <w:jc w:val="right"/>
+              <w:bidi/>
+            </w:pPr>
+            <w:r>
+              <w:rPr>
+                <w:rFonts w:ascii="Arial" w:hAnsi="Arial" w:cs="Arial"/>
+                <w:lang w:val="he-IL"/>
+                <w:b w:val="0"/>
+                <w:color w:val="202A35"/>
+                <w:sz w:val="18"/>
+                <w:rtl w:val="0"/>
+              </w:rPr>
+              <w:t>pgTAP</w:t>
+            </w:r>
+          </w:p>
+        </w:tc>
+        <w:tc>
+          <w:tcPr>
+            <w:tcW w:type="dxa" w:w="3300"/>
+            <w:tcMar>
+              <w:top w:w="100" w:type="dxa"/>
+              <w:start w:w="120" w:type="dxa"/>
+              <w:bottom w:w="100" w:type="dxa"/>
+              <w:end w:w="120" w:type="dxa"/>
+            </w:tcMar>
+            <w:vAlign w:val="center"/>
+            <w:shd w:fill="FFFFFF"/>
+          </w:tcPr>
+          <w:p>
+            <w:pPr>
+              <w:spacing w:after="0"/>
+              <w:jc w:val="right"/>
+              <w:bidi/>
+            </w:pPr>
+            <w:r>
+              <w:rPr>
+                <w:rFonts w:ascii="Arial" w:hAnsi="Arial" w:cs="Arial"/>
+                <w:lang w:val="he-IL"/>
+                <w:b w:val="0"/>
+                <w:color w:val="202A35"/>
+                <w:sz w:val="18"/>
+                <w:rtl w:val="0"/>
+              </w:rPr>
+              <w:t>1443/1443</w:t>
+            </w:r>
+            <w:r>
+              <w:rPr>
+                <w:rFonts w:ascii="Arial" w:hAnsi="Arial" w:cs="Arial"/>
+                <w:lang w:val="he-IL"/>
+                <w:b w:val="0"/>
+                <w:color w:val="202A35"/>
+                <w:sz w:val="18"/>
+                <w:rtl w:val="1"/>
+              </w:rPr>
+              <w:t xml:space="preserve"> ב־</w:t>
+            </w:r>
+            <w:r>
+              <w:rPr>
+                <w:rFonts w:ascii="Arial" w:hAnsi="Arial" w:cs="Arial"/>
+                <w:lang w:val="he-IL"/>
+                <w:b w:val="0"/>
+                <w:color w:val="202A35"/>
+                <w:sz w:val="18"/>
+                <w:rtl w:val="0"/>
+              </w:rPr>
+              <w:t>30</w:t>
+            </w:r>
+            <w:r>
+              <w:rPr>
+                <w:rFonts w:ascii="Arial" w:hAnsi="Arial" w:cs="Arial"/>
+                <w:lang w:val="he-IL"/>
+                <w:b w:val="0"/>
+                <w:color w:val="202A35"/>
+                <w:sz w:val="18"/>
+                <w:rtl w:val="1"/>
+              </w:rPr>
+              <w:t xml:space="preserve"> קבצים</w:t>
+            </w:r>
+          </w:p>
+        </w:tc>
+        <w:tc>
+          <w:tcPr>
+            <w:tcW w:type="dxa" w:w="3920"/>
+            <w:tcMar>
+              <w:top w:w="100" w:type="dxa"/>
+              <w:start w:w="120" w:type="dxa"/>
+              <w:bottom w:w="100" w:type="dxa"/>
+              <w:end w:w="120" w:type="dxa"/>
+            </w:tcMar>
+            <w:vAlign w:val="center"/>
+            <w:shd w:fill="FFFFFF"/>
+          </w:tcPr>
+          <w:p>
+            <w:pPr>
+              <w:spacing w:after="0"/>
+              <w:jc w:val="right"/>
+              <w:bidi/>
+            </w:pPr>
+            <w:r>
+              <w:rPr>
+                <w:rFonts w:ascii="Arial" w:hAnsi="Arial" w:cs="Arial"/>
+                <w:lang w:val="he-IL"/>
+                <w:b w:val="0"/>
+                <w:color w:val="202A35"/>
+                <w:sz w:val="18"/>
+                <w:rtl w:val="0"/>
+              </w:rPr>
+              <w:t>constraints</w:t>
+            </w:r>
+            <w:r>
+              <w:rPr>
+                <w:rFonts w:ascii="Arial" w:hAnsi="Arial" w:cs="Arial"/>
+                <w:lang w:val="he-IL"/>
+                <w:b w:val="0"/>
+                <w:color w:val="202A35"/>
+                <w:sz w:val="18"/>
+                <w:rtl w:val="0"/>
+              </w:rPr>
+              <w:t xml:space="preserve">, </w:t>
+            </w:r>
+            <w:r>
+              <w:rPr>
+                <w:rFonts w:ascii="Arial" w:hAnsi="Arial" w:cs="Arial"/>
+                <w:lang w:val="he-IL"/>
+                <w:b w:val="0"/>
+                <w:color w:val="202A35"/>
+                <w:sz w:val="18"/>
+                <w:rtl w:val="0"/>
+              </w:rPr>
+              <w:t>RLS</w:t>
+            </w:r>
+            <w:r>
+              <w:rPr>
+                <w:rFonts w:ascii="Arial" w:hAnsi="Arial" w:cs="Arial"/>
+                <w:lang w:val="he-IL"/>
+                <w:b w:val="0"/>
+                <w:color w:val="202A35"/>
+                <w:sz w:val="18"/>
+                <w:rtl w:val="0"/>
+              </w:rPr>
+              <w:t xml:space="preserve">, </w:t>
+            </w:r>
+            <w:r>
+              <w:rPr>
+                <w:rFonts w:ascii="Arial" w:hAnsi="Arial" w:cs="Arial"/>
+                <w:lang w:val="he-IL"/>
+                <w:b w:val="0"/>
+                <w:color w:val="202A35"/>
+                <w:sz w:val="18"/>
+                <w:rtl w:val="0"/>
+              </w:rPr>
+              <w:t>grants</w:t>
+            </w:r>
+            <w:r>
+              <w:rPr>
+                <w:rFonts w:ascii="Arial" w:hAnsi="Arial" w:cs="Arial"/>
+                <w:lang w:val="he-IL"/>
+                <w:b w:val="0"/>
+                <w:color w:val="202A35"/>
+                <w:sz w:val="18"/>
+                <w:rtl w:val="0"/>
+              </w:rPr>
+              <w:t xml:space="preserve">, </w:t>
+            </w:r>
+            <w:r>
+              <w:rPr>
+                <w:rFonts w:ascii="Arial" w:hAnsi="Arial" w:cs="Arial"/>
+                <w:lang w:val="he-IL"/>
+                <w:b w:val="0"/>
+                <w:color w:val="202A35"/>
+                <w:sz w:val="18"/>
+                <w:rtl w:val="0"/>
+              </w:rPr>
+              <w:t>atomicity</w:t>
+            </w:r>
+            <w:r>
+              <w:rPr>
+                <w:rFonts w:ascii="Arial" w:hAnsi="Arial" w:cs="Arial"/>
+                <w:lang w:val="he-IL"/>
+                <w:b w:val="0"/>
+                <w:color w:val="202A35"/>
+                <w:sz w:val="18"/>
+                <w:rtl w:val="1"/>
+              </w:rPr>
+              <w:t xml:space="preserve">, זמן, ניקוד ומרוצי </w:t>
+            </w:r>
+            <w:r>
+              <w:rPr>
+                <w:rFonts w:ascii="Arial" w:hAnsi="Arial" w:cs="Arial"/>
+                <w:lang w:val="he-IL"/>
+                <w:b w:val="0"/>
+                <w:color w:val="202A35"/>
+                <w:sz w:val="18"/>
+                <w:rtl w:val="0"/>
+              </w:rPr>
+              <w:t>lifecycle</w:t>
+            </w:r>
+          </w:p>
+        </w:tc>
+      </w:tr>
+      <w:tr>
+        <w:tc>
+          <w:tcPr>
+            <w:tcW w:type="dxa" w:w="1900"/>
+            <w:tcMar>
+              <w:top w:w="100" w:type="dxa"/>
+              <w:start w:w="120" w:type="dxa"/>
+              <w:bottom w:w="100" w:type="dxa"/>
+              <w:end w:w="120" w:type="dxa"/>
+            </w:tcMar>
+            <w:vAlign w:val="center"/>
+            <w:shd w:fill="FFFFFF"/>
+          </w:tcPr>
+          <w:p>
+            <w:pPr>
+              <w:spacing w:after="0"/>
+              <w:jc w:val="right"/>
+              <w:bidi/>
+            </w:pPr>
+            <w:r>
+              <w:rPr>
+                <w:rFonts w:ascii="Arial" w:hAnsi="Arial" w:cs="Arial"/>
+                <w:lang w:val="he-IL"/>
+                <w:b w:val="0"/>
+                <w:color w:val="202A35"/>
+                <w:sz w:val="18"/>
+                <w:rtl w:val="0"/>
+              </w:rPr>
+              <w:t>Playwright</w:t>
+            </w:r>
+          </w:p>
+        </w:tc>
+        <w:tc>
+          <w:tcPr>
+            <w:tcW w:type="dxa" w:w="3300"/>
+            <w:tcMar>
+              <w:top w:w="100" w:type="dxa"/>
+              <w:start w:w="120" w:type="dxa"/>
+              <w:bottom w:w="100" w:type="dxa"/>
+              <w:end w:w="120" w:type="dxa"/>
+            </w:tcMar>
+            <w:vAlign w:val="center"/>
+            <w:shd w:fill="FFFFFF"/>
+          </w:tcPr>
+          <w:p>
+            <w:pPr>
+              <w:spacing w:after="0"/>
+              <w:jc w:val="right"/>
+              <w:bidi/>
+            </w:pPr>
+            <w:r>
+              <w:rPr>
+                <w:rFonts w:ascii="Arial" w:hAnsi="Arial" w:cs="Arial"/>
+                <w:lang w:val="he-IL"/>
+                <w:b w:val="0"/>
+                <w:color w:val="202A35"/>
+                <w:sz w:val="18"/>
+                <w:rtl w:val="0"/>
+              </w:rPr>
+              <w:t>28/28</w:t>
+            </w:r>
+          </w:p>
+        </w:tc>
+        <w:tc>
+          <w:tcPr>
+            <w:tcW w:type="dxa" w:w="3920"/>
+            <w:tcMar>
+              <w:top w:w="100" w:type="dxa"/>
+              <w:start w:w="120" w:type="dxa"/>
+              <w:bottom w:w="100" w:type="dxa"/>
+              <w:end w:w="120" w:type="dxa"/>
+            </w:tcMar>
+            <w:vAlign w:val="center"/>
+            <w:shd w:fill="FFFFFF"/>
+          </w:tcPr>
+          <w:p>
+            <w:pPr>
+              <w:spacing w:after="0"/>
+              <w:jc w:val="right"/>
+              <w:bidi/>
+            </w:pPr>
+            <w:r>
+              <w:rPr>
+                <w:rFonts w:ascii="Arial" w:hAnsi="Arial" w:cs="Arial"/>
+                <w:lang w:val="he-IL"/>
+                <w:b w:val="0"/>
+                <w:color w:val="202A35"/>
+                <w:sz w:val="18"/>
+                <w:rtl w:val="0"/>
+              </w:rPr>
+              <w:t>14</w:t>
+            </w:r>
+            <w:r>
+              <w:rPr>
+                <w:rFonts w:ascii="Arial" w:hAnsi="Arial" w:cs="Arial"/>
+                <w:lang w:val="he-IL"/>
+                <w:b w:val="0"/>
+                <w:color w:val="202A35"/>
+                <w:sz w:val="18"/>
+                <w:rtl w:val="1"/>
+              </w:rPr>
+              <w:t xml:space="preserve"> תרחישים ב־</w:t>
+            </w:r>
+            <w:r>
+              <w:rPr>
+                <w:rFonts w:ascii="Arial" w:hAnsi="Arial" w:cs="Arial"/>
+                <w:lang w:val="he-IL"/>
+                <w:b w:val="0"/>
+                <w:color w:val="202A35"/>
+                <w:sz w:val="18"/>
+                <w:rtl w:val="0"/>
+              </w:rPr>
+              <w:t>Desktop</w:t>
+            </w:r>
+            <w:r>
+              <w:rPr>
+                <w:rFonts w:ascii="Arial" w:hAnsi="Arial" w:cs="Arial"/>
+                <w:lang w:val="he-IL"/>
+                <w:b w:val="0"/>
+                <w:color w:val="202A35"/>
+                <w:sz w:val="18"/>
+                <w:rtl w:val="0"/>
+              </w:rPr>
+              <w:t xml:space="preserve"> </w:t>
+            </w:r>
+            <w:r>
+              <w:rPr>
+                <w:rFonts w:ascii="Arial" w:hAnsi="Arial" w:cs="Arial"/>
+                <w:lang w:val="he-IL"/>
+                <w:b w:val="0"/>
+                <w:color w:val="202A35"/>
+                <w:sz w:val="18"/>
+                <w:rtl w:val="0"/>
+              </w:rPr>
+              <w:t>Chrome</w:t>
+            </w:r>
+            <w:r>
+              <w:rPr>
+                <w:rFonts w:ascii="Arial" w:hAnsi="Arial" w:cs="Arial"/>
+                <w:lang w:val="he-IL"/>
+                <w:b w:val="0"/>
+                <w:color w:val="202A35"/>
+                <w:sz w:val="18"/>
+                <w:rtl w:val="1"/>
+              </w:rPr>
+              <w:t xml:space="preserve"> וב־</w:t>
+            </w:r>
+            <w:r>
+              <w:rPr>
+                <w:rFonts w:ascii="Arial" w:hAnsi="Arial" w:cs="Arial"/>
+                <w:lang w:val="he-IL"/>
+                <w:b w:val="0"/>
+                <w:color w:val="202A35"/>
+                <w:sz w:val="18"/>
+                <w:rtl w:val="0"/>
+              </w:rPr>
+              <w:t>Pixel</w:t>
+            </w:r>
+            <w:r>
+              <w:rPr>
+                <w:rFonts w:ascii="Arial" w:hAnsi="Arial" w:cs="Arial"/>
+                <w:lang w:val="he-IL"/>
+                <w:b w:val="0"/>
+                <w:color w:val="202A35"/>
+                <w:sz w:val="18"/>
+                <w:rtl w:val="0"/>
+              </w:rPr>
+              <w:t xml:space="preserve"> </w:t>
+            </w:r>
+            <w:r>
+              <w:rPr>
+                <w:rFonts w:ascii="Arial" w:hAnsi="Arial" w:cs="Arial"/>
+                <w:lang w:val="he-IL"/>
+                <w:b w:val="0"/>
+                <w:color w:val="202A35"/>
+                <w:sz w:val="18"/>
+                <w:rtl w:val="0"/>
+              </w:rPr>
+              <w:t>5</w:t>
+            </w:r>
+            <w:r>
+              <w:rPr>
+                <w:rFonts w:ascii="Arial" w:hAnsi="Arial" w:cs="Arial"/>
+                <w:lang w:val="he-IL"/>
+                <w:b w:val="0"/>
+                <w:color w:val="202A35"/>
+                <w:sz w:val="18"/>
+                <w:rtl w:val="1"/>
+              </w:rPr>
+              <w:t xml:space="preserve">, כולל </w:t>
+            </w:r>
+            <w:r>
+              <w:rPr>
+                <w:rFonts w:ascii="Arial" w:hAnsi="Arial" w:cs="Arial"/>
+                <w:lang w:val="he-IL"/>
+                <w:b w:val="0"/>
+                <w:color w:val="202A35"/>
+                <w:sz w:val="18"/>
+                <w:rtl w:val="0"/>
+              </w:rPr>
+              <w:t>lifecycle</w:t>
+            </w:r>
+            <w:r>
+              <w:rPr>
+                <w:rFonts w:ascii="Arial" w:hAnsi="Arial" w:cs="Arial"/>
+                <w:lang w:val="he-IL"/>
+                <w:b w:val="0"/>
+                <w:color w:val="202A35"/>
+                <w:sz w:val="18"/>
+                <w:rtl w:val="1"/>
+              </w:rPr>
+              <w:t xml:space="preserve"> מלא והרשאות צולבות</w:t>
+            </w:r>
+          </w:p>
+        </w:tc>
+      </w:tr>
+      <w:tr>
+        <w:tc>
+          <w:tcPr>
+            <w:tcW w:type="dxa" w:w="1900"/>
+            <w:tcMar>
+              <w:top w:w="100" w:type="dxa"/>
+              <w:start w:w="120" w:type="dxa"/>
+              <w:bottom w:w="100" w:type="dxa"/>
+              <w:end w:w="120" w:type="dxa"/>
+            </w:tcMar>
+            <w:vAlign w:val="center"/>
+            <w:shd w:fill="FFFFFF"/>
+          </w:tcPr>
+          <w:p>
+            <w:pPr>
+              <w:spacing w:after="0"/>
+              <w:jc w:val="right"/>
+              <w:bidi/>
+            </w:pPr>
+            <w:r>
+              <w:rPr>
+                <w:rFonts w:ascii="Arial" w:hAnsi="Arial" w:cs="Arial"/>
+                <w:lang w:val="he-IL"/>
+                <w:b w:val="0"/>
+                <w:color w:val="202A35"/>
+                <w:sz w:val="18"/>
+                <w:rtl w:val="0"/>
+              </w:rPr>
+              <w:t>Build</w:t>
+            </w:r>
+          </w:p>
+        </w:tc>
+        <w:tc>
+          <w:tcPr>
+            <w:tcW w:type="dxa" w:w="3300"/>
+            <w:tcMar>
+              <w:top w:w="100" w:type="dxa"/>
+              <w:start w:w="120" w:type="dxa"/>
+              <w:bottom w:w="100" w:type="dxa"/>
+              <w:end w:w="120" w:type="dxa"/>
+            </w:tcMar>
+            <w:vAlign w:val="center"/>
+            <w:shd w:fill="FFFFFF"/>
+          </w:tcPr>
+          <w:p>
+            <w:pPr>
+              <w:spacing w:after="0"/>
+              <w:jc w:val="right"/>
+              <w:bidi/>
+            </w:pPr>
+            <w:r>
+              <w:rPr>
+                <w:rFonts w:ascii="Arial" w:hAnsi="Arial" w:cs="Arial"/>
+                <w:lang w:val="he-IL"/>
+                <w:b w:val="0"/>
+                <w:color w:val="202A35"/>
+                <w:sz w:val="18"/>
+                <w:rtl w:val="1"/>
+              </w:rPr>
+              <w:t xml:space="preserve">עבר; </w:t>
+            </w:r>
+            <w:r>
+              <w:rPr>
+                <w:rFonts w:ascii="Arial" w:hAnsi="Arial" w:cs="Arial"/>
+                <w:lang w:val="he-IL"/>
+                <w:b w:val="0"/>
+                <w:color w:val="202A35"/>
+                <w:sz w:val="18"/>
+                <w:rtl w:val="0"/>
+              </w:rPr>
+              <w:t>52</w:t>
+            </w:r>
+            <w:r>
+              <w:rPr>
+                <w:rFonts w:ascii="Arial" w:hAnsi="Arial" w:cs="Arial"/>
+                <w:lang w:val="he-IL"/>
+                <w:b w:val="0"/>
+                <w:color w:val="202A35"/>
+                <w:sz w:val="18"/>
+                <w:rtl w:val="0"/>
+              </w:rPr>
+              <w:t xml:space="preserve"> </w:t>
+            </w:r>
+            <w:r>
+              <w:rPr>
+                <w:rFonts w:ascii="Arial" w:hAnsi="Arial" w:cs="Arial"/>
+                <w:lang w:val="he-IL"/>
+                <w:b w:val="0"/>
+                <w:color w:val="202A35"/>
+                <w:sz w:val="18"/>
+                <w:rtl w:val="0"/>
+              </w:rPr>
+              <w:t>artifacts</w:t>
+            </w:r>
+            <w:r>
+              <w:rPr>
+                <w:rFonts w:ascii="Arial" w:hAnsi="Arial" w:cs="Arial"/>
+                <w:lang w:val="he-IL"/>
+                <w:b w:val="0"/>
+                <w:color w:val="202A35"/>
+                <w:sz w:val="18"/>
+                <w:rtl w:val="1"/>
+              </w:rPr>
+              <w:t xml:space="preserve"> נסרקו</w:t>
+            </w:r>
+          </w:p>
+        </w:tc>
+        <w:tc>
+          <w:tcPr>
+            <w:tcW w:type="dxa" w:w="3920"/>
+            <w:tcMar>
+              <w:top w:w="100" w:type="dxa"/>
+              <w:start w:w="120" w:type="dxa"/>
+              <w:bottom w:w="100" w:type="dxa"/>
+              <w:end w:w="120" w:type="dxa"/>
+            </w:tcMar>
+            <w:vAlign w:val="center"/>
+            <w:shd w:fill="FFFFFF"/>
+          </w:tcPr>
+          <w:p>
+            <w:pPr>
+              <w:spacing w:after="0"/>
+              <w:jc w:val="right"/>
+              <w:bidi/>
+            </w:pPr>
+            <w:r>
+              <w:rPr>
+                <w:rFonts w:ascii="Arial" w:hAnsi="Arial" w:cs="Arial"/>
+                <w:lang w:val="he-IL"/>
+                <w:b w:val="0"/>
+                <w:color w:val="202A35"/>
+                <w:sz w:val="18"/>
+                <w:rtl w:val="0"/>
+              </w:rPr>
+              <w:t>TypeScript</w:t>
+            </w:r>
+            <w:r>
+              <w:rPr>
+                <w:rFonts w:ascii="Arial" w:hAnsi="Arial" w:cs="Arial"/>
+                <w:lang w:val="he-IL"/>
+                <w:b w:val="0"/>
+                <w:color w:val="202A35"/>
+                <w:sz w:val="18"/>
+                <w:rtl w:val="0"/>
+              </w:rPr>
+              <w:t xml:space="preserve"> </w:t>
+            </w:r>
+            <w:r>
+              <w:rPr>
+                <w:rFonts w:ascii="Arial" w:hAnsi="Arial" w:cs="Arial"/>
+                <w:lang w:val="he-IL"/>
+                <w:b w:val="0"/>
+                <w:color w:val="202A35"/>
+                <w:sz w:val="18"/>
+                <w:rtl w:val="0"/>
+              </w:rPr>
+              <w:t>production</w:t>
+            </w:r>
+            <w:r>
+              <w:rPr>
+                <w:rFonts w:ascii="Arial" w:hAnsi="Arial" w:cs="Arial"/>
+                <w:lang w:val="he-IL"/>
+                <w:b w:val="0"/>
+                <w:color w:val="202A35"/>
+                <w:sz w:val="18"/>
+                <w:rtl w:val="0"/>
+              </w:rPr>
+              <w:t xml:space="preserve"> </w:t>
+            </w:r>
+            <w:r>
+              <w:rPr>
+                <w:rFonts w:ascii="Arial" w:hAnsi="Arial" w:cs="Arial"/>
+                <w:lang w:val="he-IL"/>
+                <w:b w:val="0"/>
+                <w:color w:val="202A35"/>
+                <w:sz w:val="18"/>
+                <w:rtl w:val="0"/>
+              </w:rPr>
+              <w:t>build</w:t>
+            </w:r>
+            <w:r>
+              <w:rPr>
+                <w:rFonts w:ascii="Arial" w:hAnsi="Arial" w:cs="Arial"/>
+                <w:lang w:val="he-IL"/>
+                <w:b w:val="0"/>
+                <w:color w:val="202A35"/>
+                <w:sz w:val="18"/>
+                <w:rtl w:val="1"/>
+              </w:rPr>
+              <w:t xml:space="preserve"> וסריקה לא־ריקה להיעדר סודות בדפדפן</w:t>
+            </w:r>
+          </w:p>
+        </w:tc>
+      </w:tr>
+    </w:tbl>
+    <w:p>
+      <w:pPr>
+        <w:spacing w:after="40"/>
+      </w:pPr>
+    </w:p>
+    <w:p>
+      <w:pPr>
+        <w:pStyle w:val="Heading1"/>
+        <w:jc w:val="right"/>
+        <w:bidi/>
+      </w:pPr>
+      <w:r>
+        <w:rPr>
+          <w:rFonts w:ascii="Arial" w:hAnsi="Arial" w:cs="Arial"/>
+          <w:lang w:val="he-IL"/>
+          <w:rtl w:val="0"/>
+        </w:rPr>
+        <w:t>RTL</w:t>
+      </w:r>
+      <w:r>
+        <w:rPr>
+          <w:rFonts w:ascii="Arial" w:hAnsi="Arial" w:cs="Arial"/>
+          <w:lang w:val="he-IL"/>
+          <w:rtl w:val="0"/>
+        </w:rPr>
+        <w:t xml:space="preserve">, </w:t>
+      </w:r>
+      <w:r>
+        <w:rPr>
+          <w:rFonts w:ascii="Arial" w:hAnsi="Arial" w:cs="Arial"/>
+          <w:lang w:val="he-IL"/>
+          <w:rtl w:val="0"/>
+        </w:rPr>
+        <w:t>responsive</w:t>
+      </w:r>
+      <w:r>
+        <w:rPr>
+          <w:rFonts w:ascii="Arial" w:hAnsi="Arial" w:cs="Arial"/>
+          <w:lang w:val="he-IL"/>
+          <w:rtl w:val="1"/>
+        </w:rPr>
+        <w:t xml:space="preserve"> ונגישות</w:t>
+      </w:r>
+    </w:p>
+    <w:p>
+      <w:pPr>
+        <w:jc w:val="right"/>
+        <w:bidi/>
+      </w:pPr>
+      <w:r>
+        <w:rPr>
+          <w:rFonts w:ascii="Arial" w:hAnsi="Arial" w:cs="Arial"/>
+          <w:lang w:val="he-IL"/>
+          <w:rtl w:val="1"/>
+        </w:rPr>
+        <w:t xml:space="preserve">הממשק משתמש בכיוון </w:t>
+      </w:r>
+      <w:r>
+        <w:rPr>
+          <w:rFonts w:ascii="Arial" w:hAnsi="Arial" w:cs="Arial"/>
+          <w:lang w:val="he-IL"/>
+          <w:rtl w:val="0"/>
+        </w:rPr>
+        <w:t>RTL</w:t>
+      </w:r>
+      <w:r>
+        <w:rPr>
+          <w:rFonts w:ascii="Arial" w:hAnsi="Arial" w:cs="Arial"/>
+          <w:lang w:val="he-IL"/>
+          <w:rtl w:val="1"/>
+        </w:rPr>
+        <w:t>, בטקסט לא־מהימן מבודד, ב־</w:t>
+      </w:r>
+      <w:r>
+        <w:rPr>
+          <w:rFonts w:ascii="Arial" w:hAnsi="Arial" w:cs="Arial"/>
+          <w:lang w:val="he-IL"/>
+          <w:rtl w:val="0"/>
+        </w:rPr>
+        <w:t>skip</w:t>
+      </w:r>
+      <w:r>
+        <w:rPr>
+          <w:rFonts w:ascii="Arial" w:hAnsi="Arial" w:cs="Arial"/>
+          <w:lang w:val="he-IL"/>
+          <w:rtl w:val="0"/>
+        </w:rPr>
+        <w:t xml:space="preserve"> </w:t>
+      </w:r>
+      <w:r>
+        <w:rPr>
+          <w:rFonts w:ascii="Arial" w:hAnsi="Arial" w:cs="Arial"/>
+          <w:lang w:val="he-IL"/>
+          <w:rtl w:val="0"/>
+        </w:rPr>
+        <w:t>links</w:t>
+      </w:r>
+      <w:r>
+        <w:rPr>
+          <w:rFonts w:ascii="Arial" w:hAnsi="Arial" w:cs="Arial"/>
+          <w:lang w:val="he-IL"/>
+          <w:rtl w:val="1"/>
+        </w:rPr>
+        <w:t xml:space="preserve">, ביעדי מגע של </w:t>
+      </w:r>
+      <w:r>
+        <w:rPr>
+          <w:rFonts w:ascii="Arial" w:hAnsi="Arial" w:cs="Arial"/>
+          <w:lang w:val="he-IL"/>
+          <w:rtl w:val="0"/>
+        </w:rPr>
+        <w:t>44</w:t>
+      </w:r>
+      <w:r>
+        <w:rPr>
+          <w:rFonts w:ascii="Arial" w:hAnsi="Arial" w:cs="Arial"/>
+          <w:lang w:val="he-IL"/>
+          <w:rtl w:val="0"/>
+        </w:rPr>
+        <w:t>×</w:t>
+      </w:r>
+      <w:r>
+        <w:rPr>
+          <w:rFonts w:ascii="Arial" w:hAnsi="Arial" w:cs="Arial"/>
+          <w:lang w:val="he-IL"/>
+          <w:rtl w:val="0"/>
+        </w:rPr>
+        <w:t>44</w:t>
+      </w:r>
+      <w:r>
+        <w:rPr>
+          <w:rFonts w:ascii="Arial" w:hAnsi="Arial" w:cs="Arial"/>
+          <w:lang w:val="he-IL"/>
+          <w:rtl w:val="0"/>
+        </w:rPr>
+        <w:t xml:space="preserve"> </w:t>
+      </w:r>
+      <w:r>
+        <w:rPr>
+          <w:rFonts w:ascii="Arial" w:hAnsi="Arial" w:cs="Arial"/>
+          <w:lang w:val="he-IL"/>
+          <w:rtl w:val="0"/>
+        </w:rPr>
+        <w:t>CSS</w:t>
+      </w:r>
+      <w:r>
+        <w:rPr>
+          <w:rFonts w:ascii="Arial" w:hAnsi="Arial" w:cs="Arial"/>
+          <w:lang w:val="he-IL"/>
+          <w:rtl w:val="0"/>
+        </w:rPr>
+        <w:t xml:space="preserve"> </w:t>
+      </w:r>
+      <w:r>
+        <w:rPr>
+          <w:rFonts w:ascii="Arial" w:hAnsi="Arial" w:cs="Arial"/>
+          <w:lang w:val="he-IL"/>
+          <w:rtl w:val="0"/>
+        </w:rPr>
+        <w:t>px</w:t>
+      </w:r>
+      <w:r>
+        <w:rPr>
+          <w:rFonts w:ascii="Arial" w:hAnsi="Arial" w:cs="Arial"/>
+          <w:lang w:val="he-IL"/>
+          <w:rtl w:val="1"/>
+        </w:rPr>
+        <w:t xml:space="preserve"> לפחות, במצבי </w:t>
+      </w:r>
+      <w:r>
+        <w:rPr>
+          <w:rFonts w:ascii="Arial" w:hAnsi="Arial" w:cs="Arial"/>
+          <w:lang w:val="he-IL"/>
+          <w:rtl w:val="0"/>
+        </w:rPr>
+        <w:t>loading</w:t>
+      </w:r>
+      <w:r>
+        <w:rPr>
+          <w:rFonts w:ascii="Arial" w:hAnsi="Arial" w:cs="Arial"/>
+          <w:lang w:val="he-IL"/>
+          <w:rtl w:val="1"/>
+        </w:rPr>
+        <w:t xml:space="preserve"> בעלי שם ובשגיאות טופס מקושרות. זרימות הליבה נבדקות ב־</w:t>
+      </w:r>
+      <w:r>
+        <w:rPr>
+          <w:rFonts w:ascii="Arial" w:hAnsi="Arial" w:cs="Arial"/>
+          <w:lang w:val="he-IL"/>
+          <w:rtl w:val="0"/>
+        </w:rPr>
+        <w:t>Desktop</w:t>
+      </w:r>
+      <w:r>
+        <w:rPr>
+          <w:rFonts w:ascii="Arial" w:hAnsi="Arial" w:cs="Arial"/>
+          <w:lang w:val="he-IL"/>
+          <w:rtl w:val="0"/>
+        </w:rPr>
+        <w:t xml:space="preserve"> </w:t>
+      </w:r>
+      <w:r>
+        <w:rPr>
+          <w:rFonts w:ascii="Arial" w:hAnsi="Arial" w:cs="Arial"/>
+          <w:lang w:val="he-IL"/>
+          <w:rtl w:val="0"/>
+        </w:rPr>
+        <w:t>Chrome</w:t>
+      </w:r>
+      <w:r>
+        <w:rPr>
+          <w:rFonts w:ascii="Arial" w:hAnsi="Arial" w:cs="Arial"/>
+          <w:lang w:val="he-IL"/>
+          <w:rtl w:val="1"/>
+        </w:rPr>
+        <w:t xml:space="preserve"> וב־</w:t>
+      </w:r>
+      <w:r>
+        <w:rPr>
+          <w:rFonts w:ascii="Arial" w:hAnsi="Arial" w:cs="Arial"/>
+          <w:lang w:val="he-IL"/>
+          <w:rtl w:val="0"/>
+        </w:rPr>
+        <w:t>Pixel</w:t>
+      </w:r>
+      <w:r>
+        <w:rPr>
+          <w:rFonts w:ascii="Arial" w:hAnsi="Arial" w:cs="Arial"/>
+          <w:lang w:val="he-IL"/>
+          <w:rtl w:val="0"/>
+        </w:rPr>
+        <w:t xml:space="preserve"> </w:t>
+      </w:r>
+      <w:r>
+        <w:rPr>
+          <w:rFonts w:ascii="Arial" w:hAnsi="Arial" w:cs="Arial"/>
+          <w:lang w:val="he-IL"/>
+          <w:rtl w:val="0"/>
+        </w:rPr>
+        <w:t>5</w:t>
+      </w:r>
+      <w:r>
+        <w:rPr>
+          <w:rFonts w:ascii="Arial" w:hAnsi="Arial" w:cs="Arial"/>
+          <w:lang w:val="he-IL"/>
+          <w:rtl w:val="1"/>
+        </w:rPr>
+        <w:t xml:space="preserve"> ללא גלילה אופקית. בדיקת </w:t>
+      </w:r>
+      <w:r>
+        <w:rPr>
+          <w:rFonts w:ascii="Arial" w:hAnsi="Arial" w:cs="Arial"/>
+          <w:lang w:val="he-IL"/>
+          <w:rtl w:val="0"/>
+        </w:rPr>
+        <w:t>Chrome</w:t>
+      </w:r>
+      <w:r>
+        <w:rPr>
+          <w:rFonts w:ascii="Arial" w:hAnsi="Arial" w:cs="Arial"/>
+          <w:lang w:val="he-IL"/>
+          <w:rtl w:val="0"/>
+        </w:rPr>
+        <w:t xml:space="preserve"> </w:t>
+      </w:r>
+      <w:r>
+        <w:rPr>
+          <w:rFonts w:ascii="Arial" w:hAnsi="Arial" w:cs="Arial"/>
+          <w:lang w:val="he-IL"/>
+          <w:rtl w:val="0"/>
+        </w:rPr>
+        <w:t>native</w:t>
+      </w:r>
+      <w:r>
+        <w:rPr>
+          <w:rFonts w:ascii="Arial" w:hAnsi="Arial" w:cs="Arial"/>
+          <w:lang w:val="he-IL"/>
+          <w:rtl w:val="0"/>
+        </w:rPr>
+        <w:t xml:space="preserve"> </w:t>
+      </w:r>
+      <w:r>
+        <w:rPr>
+          <w:rFonts w:ascii="Arial" w:hAnsi="Arial" w:cs="Arial"/>
+          <w:lang w:val="he-IL"/>
+          <w:rtl w:val="0"/>
+        </w:rPr>
+        <w:t>200</w:t>
+      </w:r>
+      <w:r>
+        <w:rPr>
+          <w:rFonts w:ascii="Arial" w:hAnsi="Arial" w:cs="Arial"/>
+          <w:lang w:val="he-IL"/>
+          <w:rtl w:val="1"/>
+        </w:rPr>
+        <w:t xml:space="preserve">% נשארת שער </w:t>
+      </w:r>
+      <w:r>
+        <w:rPr>
+          <w:rFonts w:ascii="Arial" w:hAnsi="Arial" w:cs="Arial"/>
+          <w:lang w:val="he-IL"/>
+          <w:rtl w:val="0"/>
+        </w:rPr>
+        <w:t>owner</w:t>
+      </w:r>
+      <w:r>
+        <w:rPr>
+          <w:rFonts w:ascii="Arial" w:hAnsi="Arial" w:cs="Arial"/>
+          <w:lang w:val="he-IL"/>
+          <w:rtl w:val="1"/>
+        </w:rPr>
+        <w:t xml:space="preserve"> מתועד ואינה מוחלפת ב־</w:t>
+      </w:r>
+      <w:r>
+        <w:rPr>
+          <w:rFonts w:ascii="Arial" w:hAnsi="Arial" w:cs="Arial"/>
+          <w:lang w:val="he-IL"/>
+          <w:rtl w:val="0"/>
+        </w:rPr>
+        <w:t>CSS</w:t>
+      </w:r>
+      <w:r>
+        <w:rPr>
+          <w:rFonts w:ascii="Arial" w:hAnsi="Arial" w:cs="Arial"/>
+          <w:lang w:val="he-IL"/>
+          <w:rtl w:val="0"/>
+        </w:rPr>
+        <w:t xml:space="preserve"> </w:t>
+      </w:r>
+      <w:r>
+        <w:rPr>
+          <w:rFonts w:ascii="Arial" w:hAnsi="Arial" w:cs="Arial"/>
+          <w:lang w:val="he-IL"/>
+          <w:rtl w:val="0"/>
+        </w:rPr>
+        <w:t>zoom.</w:t>
+      </w:r>
+    </w:p>
+    <w:p>
+      <w:r>
+        <w:br w:type="page"/>
+      </w:r>
+    </w:p>
+    <w:p>
+      <w:pPr>
+        <w:pStyle w:val="Heading1"/>
+        <w:jc w:val="right"/>
+        <w:bidi/>
+      </w:pPr>
+      <w:r>
+        <w:rPr>
+          <w:rFonts w:ascii="Arial" w:hAnsi="Arial" w:cs="Arial"/>
+          <w:lang w:val="he-IL"/>
+          <w:rtl w:val="1"/>
+        </w:rPr>
+        <w:t>קריטריוני הצלחה</w:t>
+      </w:r>
+    </w:p>
+    <w:p>
+      <w:pPr>
+        <w:pStyle w:val="ListBullet"/>
+        <w:jc w:val="right"/>
+        <w:bidi/>
+      </w:pPr>
+      <w:r>
+        <w:rPr>
+          <w:rFonts w:ascii="Arial" w:hAnsi="Arial" w:cs="Arial"/>
+          <w:lang w:val="he-IL"/>
+          <w:rtl w:val="1"/>
+        </w:rPr>
+        <w:t xml:space="preserve">הזרימה </w:t>
+      </w:r>
+      <w:r>
+        <w:rPr>
+          <w:rFonts w:ascii="Arial" w:hAnsi="Arial" w:cs="Arial"/>
+          <w:lang w:val="he-IL"/>
+          <w:rtl w:val="0"/>
+        </w:rPr>
+        <w:t>Draft</w:t>
+      </w:r>
+      <w:r>
+        <w:rPr>
+          <w:rFonts w:ascii="Arial" w:hAnsi="Arial" w:cs="Arial"/>
+          <w:lang w:val="he-IL"/>
+          <w:rtl w:val="0"/>
+        </w:rPr>
+        <w:t xml:space="preserve"> → </w:t>
+      </w:r>
+      <w:r>
+        <w:rPr>
+          <w:rFonts w:ascii="Arial" w:hAnsi="Arial" w:cs="Arial"/>
+          <w:lang w:val="he-IL"/>
+          <w:rtl w:val="0"/>
+        </w:rPr>
+        <w:t>Open</w:t>
+      </w:r>
+      <w:r>
+        <w:rPr>
+          <w:rFonts w:ascii="Arial" w:hAnsi="Arial" w:cs="Arial"/>
+          <w:lang w:val="he-IL"/>
+          <w:rtl w:val="0"/>
+        </w:rPr>
+        <w:t xml:space="preserve"> → </w:t>
+      </w:r>
+      <w:r>
+        <w:rPr>
+          <w:rFonts w:ascii="Arial" w:hAnsi="Arial" w:cs="Arial"/>
+          <w:lang w:val="he-IL"/>
+          <w:rtl w:val="0"/>
+        </w:rPr>
+        <w:t>Active/current</w:t>
+      </w:r>
+      <w:r>
+        <w:rPr>
+          <w:rFonts w:ascii="Arial" w:hAnsi="Arial" w:cs="Arial"/>
+          <w:lang w:val="he-IL"/>
+          <w:rtl w:val="0"/>
+        </w:rPr>
+        <w:t xml:space="preserve"> → </w:t>
+      </w:r>
+      <w:r>
+        <w:rPr>
+          <w:rFonts w:ascii="Arial" w:hAnsi="Arial" w:cs="Arial"/>
+          <w:lang w:val="he-IL"/>
+          <w:rtl w:val="0"/>
+        </w:rPr>
+        <w:t>Completed/final</w:t>
+      </w:r>
+      <w:r>
+        <w:rPr>
+          <w:rFonts w:ascii="Arial" w:hAnsi="Arial" w:cs="Arial"/>
+          <w:lang w:val="he-IL"/>
+          <w:rtl w:val="1"/>
+        </w:rPr>
+        <w:t xml:space="preserve"> ניתנת להדגמה דרך המוצר.</w:t>
+      </w:r>
+    </w:p>
+    <w:p>
+      <w:pPr>
+        <w:pStyle w:val="ListBullet"/>
+        <w:jc w:val="right"/>
+        <w:bidi/>
+      </w:pPr>
+      <w:r>
+        <w:rPr>
+          <w:rFonts w:ascii="Arial" w:hAnsi="Arial" w:cs="Arial"/>
+          <w:lang w:val="he-IL"/>
+          <w:rtl w:val="1"/>
+        </w:rPr>
+        <w:t xml:space="preserve">ניחוש אינו נשמר אחרי נעילה ואינו נחשף לאחרים לפני </w:t>
+      </w:r>
+      <w:r>
+        <w:rPr>
+          <w:rFonts w:ascii="Arial" w:hAnsi="Arial" w:cs="Arial"/>
+          <w:lang w:val="he-IL"/>
+          <w:rtl w:val="0"/>
+        </w:rPr>
+        <w:t>kickoff.</w:t>
+      </w:r>
+    </w:p>
+    <w:p>
+      <w:pPr>
+        <w:pStyle w:val="ListBullet"/>
+        <w:jc w:val="right"/>
+        <w:bidi/>
+      </w:pPr>
+      <w:r>
+        <w:rPr>
+          <w:rFonts w:ascii="Arial" w:hAnsi="Arial" w:cs="Arial"/>
+          <w:lang w:val="he-IL"/>
+          <w:rtl w:val="1"/>
+        </w:rPr>
+        <w:t>ניקוד חוזר ותיקון תוצאה נשארים דטרמיניסטיים; דירוג סופי מוקפא ומיושב במפורש.</w:t>
+      </w:r>
+    </w:p>
+    <w:p>
+      <w:pPr>
+        <w:pStyle w:val="ListBullet"/>
+        <w:jc w:val="right"/>
+        <w:bidi/>
+      </w:pPr>
+      <w:r>
+        <w:rPr>
+          <w:rFonts w:ascii="Arial" w:hAnsi="Arial" w:cs="Arial"/>
+          <w:lang w:val="he-IL"/>
+          <w:rtl w:val="1"/>
+        </w:rPr>
+        <w:t>משתמש אינו קורא או משנה משאב של משתמש או ליגה אחרים.</w:t>
+      </w:r>
+    </w:p>
+    <w:p>
+      <w:pPr>
+        <w:pStyle w:val="ListBullet"/>
+        <w:jc w:val="right"/>
+        <w:bidi/>
+      </w:pPr>
+      <w:r>
+        <w:rPr>
+          <w:rFonts w:ascii="Arial" w:hAnsi="Arial" w:cs="Arial"/>
+          <w:lang w:val="he-IL"/>
+          <w:rtl w:val="1"/>
+        </w:rPr>
+        <w:t>הוכחות תמונה אינן ציבוריות, אינן נשמרות גולמיות ואינן מוצגות כמסמך כספי.</w:t>
+      </w:r>
+    </w:p>
+    <w:p>
+      <w:pPr>
+        <w:pStyle w:val="ListBullet"/>
+        <w:jc w:val="right"/>
+        <w:bidi/>
+      </w:pPr>
+      <w:r>
+        <w:rPr>
+          <w:rFonts w:ascii="Arial" w:hAnsi="Arial" w:cs="Arial"/>
+          <w:lang w:val="he-IL"/>
+          <w:rtl w:val="0"/>
+        </w:rPr>
+        <w:t>Manual</w:t>
+      </w:r>
+      <w:r>
+        <w:rPr>
+          <w:rFonts w:ascii="Arial" w:hAnsi="Arial" w:cs="Arial"/>
+          <w:lang w:val="he-IL"/>
+          <w:rtl w:val="0"/>
+        </w:rPr>
+        <w:t xml:space="preserve"> </w:t>
+      </w:r>
+      <w:r>
+        <w:rPr>
+          <w:rFonts w:ascii="Arial" w:hAnsi="Arial" w:cs="Arial"/>
+          <w:lang w:val="he-IL"/>
+          <w:rtl w:val="0"/>
+        </w:rPr>
+        <w:t>fallback</w:t>
+      </w:r>
+      <w:r>
+        <w:rPr>
+          <w:rFonts w:ascii="Arial" w:hAnsi="Arial" w:cs="Arial"/>
+          <w:lang w:val="he-IL"/>
+          <w:rtl w:val="1"/>
+        </w:rPr>
+        <w:t xml:space="preserve"> עובד גם כאשר ספק הספורט אינו זמין.</w:t>
+      </w:r>
+    </w:p>
+    <w:p>
+      <w:pPr>
+        <w:pStyle w:val="ListBullet"/>
+        <w:jc w:val="right"/>
+        <w:bidi/>
+      </w:pPr>
+      <w:r>
+        <w:rPr>
+          <w:rFonts w:ascii="Arial" w:hAnsi="Arial" w:cs="Arial"/>
+          <w:lang w:val="he-IL"/>
+          <w:rtl w:val="1"/>
+        </w:rPr>
+        <w:t xml:space="preserve">תיעוד, קוד, בדיקות וגרסת ההדגמה מתייחסים לאותו </w:t>
+      </w:r>
+      <w:r>
+        <w:rPr>
+          <w:rFonts w:ascii="Arial" w:hAnsi="Arial" w:cs="Arial"/>
+          <w:lang w:val="he-IL"/>
+          <w:rtl w:val="0"/>
+        </w:rPr>
+        <w:t>candidate</w:t>
+      </w:r>
+      <w:r>
+        <w:rPr>
+          <w:rFonts w:ascii="Arial" w:hAnsi="Arial" w:cs="Arial"/>
+          <w:lang w:val="he-IL"/>
+          <w:rtl w:val="0"/>
+        </w:rPr>
+        <w:t xml:space="preserve"> </w:t>
+      </w:r>
+      <w:r>
+        <w:rPr>
+          <w:rFonts w:ascii="Arial" w:hAnsi="Arial" w:cs="Arial"/>
+          <w:lang w:val="he-IL"/>
+          <w:rtl w:val="0"/>
+        </w:rPr>
+        <w:t>SHA.</w:t>
+      </w:r>
+    </w:p>
+    <w:p>
+      <w:pPr>
+        <w:pStyle w:val="Heading1"/>
+        <w:jc w:val="right"/>
+        <w:bidi/>
+      </w:pPr>
+      <w:r>
+        <w:rPr>
+          <w:rFonts w:ascii="Arial" w:hAnsi="Arial" w:cs="Arial"/>
+          <w:lang w:val="he-IL"/>
+          <w:rtl w:val="1"/>
+        </w:rPr>
+        <w:t>שערים שנותרו עד ההגשה</w:t>
+      </w:r>
+    </w:p>
+    <w:tbl>
+      <w:tblPr>
+        <w:tblStyle w:val="TableGrid"/>
+        <w:tblW w:type="dxa" w:w="9120"/>
+        <w:tblLayout w:type="fixed"/>
+        <w:tblLook w:firstColumn="1" w:firstRow="1" w:lastColumn="0" w:lastRow="0" w:noHBand="0" w:noVBand="1" w:val="04A0"/>
+        <w:tblInd w:w="120" w:type="dxa"/>
+        <w:bidiVisual/>
+      </w:tblPr>
+      <w:tblGrid>
+        <w:gridCol w:w="1900"/>
+        <w:gridCol w:w="3300"/>
+        <w:gridCol w:w="3920"/>
+      </w:tblGrid>
+      <w:tr>
+        <w:trPr>
+          <w:tblHeader/>
+        </w:trPr>
+        <w:tc>
+          <w:tcPr>
+            <w:tcW w:type="dxa" w:w="1900"/>
+            <w:tcMar>
+              <w:top w:w="100" w:type="dxa"/>
+              <w:start w:w="120" w:type="dxa"/>
+              <w:bottom w:w="100" w:type="dxa"/>
+              <w:end w:w="120" w:type="dxa"/>
+            </w:tcMar>
+            <w:vAlign w:val="center"/>
+            <w:shd w:fill="DCE6F1"/>
+          </w:tcPr>
+          <w:p>
+            <w:pPr>
+              <w:spacing w:after="0"/>
+              <w:jc w:val="right"/>
+              <w:bidi/>
+            </w:pPr>
+            <w:r>
+              <w:rPr>
+                <w:rFonts w:ascii="Arial" w:hAnsi="Arial" w:cs="Arial"/>
+                <w:lang w:val="he-IL"/>
+                <w:b/>
+                <w:color w:val="1F4E79"/>
+                <w:sz w:val="18"/>
+                <w:rtl w:val="1"/>
+              </w:rPr>
+              <w:t>מועד</w:t>
+            </w:r>
+          </w:p>
+        </w:tc>
+        <w:tc>
+          <w:tcPr>
+            <w:tcW w:type="dxa" w:w="3300"/>
+            <w:tcMar>
+              <w:top w:w="100" w:type="dxa"/>
+              <w:start w:w="120" w:type="dxa"/>
+              <w:bottom w:w="100" w:type="dxa"/>
+              <w:end w:w="120" w:type="dxa"/>
+            </w:tcMar>
+            <w:vAlign w:val="center"/>
+            <w:shd w:fill="DCE6F1"/>
+          </w:tcPr>
+          <w:p>
+            <w:pPr>
+              <w:spacing w:after="0"/>
+              <w:jc w:val="right"/>
+              <w:bidi/>
+            </w:pPr>
+            <w:r>
+              <w:rPr>
+                <w:rFonts w:ascii="Arial" w:hAnsi="Arial" w:cs="Arial"/>
+                <w:lang w:val="he-IL"/>
+                <w:b/>
+                <w:color w:val="1F4E79"/>
+                <w:sz w:val="18"/>
+                <w:rtl w:val="1"/>
               </w:rPr>
               <w:t>יעד</w:t>
             </w:r>
@@ -1175,29 +4003,30 @@
         </w:tc>
         <w:tc>
           <w:tcPr>
-            <w:tcW w:type="dxa" w:w="3120"/>
-            <w:vAlign w:val="center"/>
+            <w:tcW w:type="dxa" w:w="3920"/>
             <w:tcMar>
-              <w:top w:w="80" w:type="dxa"/>
-              <w:bottom w:w="80" w:type="dxa"/>
+              <w:top w:w="100" w:type="dxa"/>
               <w:start w:w="120" w:type="dxa"/>
+              <w:bottom w:w="100" w:type="dxa"/>
               <w:end w:w="120" w:type="dxa"/>
             </w:tcMar>
-            <w:shd w:fill="E8EEF5"/>
+            <w:vAlign w:val="center"/>
+            <w:shd w:fill="DCE6F1"/>
           </w:tcPr>
           <w:p>
             <w:pPr>
-              <w:bidi/>
               <w:spacing w:after="0"/>
               <w:jc w:val="right"/>
+              <w:bidi/>
             </w:pPr>
-            <w:r/>
             <w:r>
               <w:rPr>
                 <w:rFonts w:ascii="Arial" w:hAnsi="Arial" w:cs="Arial"/>
+                <w:lang w:val="he-IL"/>
                 <w:b/>
-                <w:color w:val="1F4D78"/>
-                <w:sz w:val="21"/>
+                <w:color w:val="1F4E79"/>
+                <w:sz w:val="18"/>
+                <w:rtl w:val="1"/>
               </w:rPr>
               <w:t>תנאי סיום</w:t>
             </w:r>
@@ -1207,85 +4036,149 @@
       <w:tr>
         <w:tc>
           <w:tcPr>
-            <w:tcW w:type="dxa" w:w="2304"/>
-            <w:vAlign w:val="center"/>
+            <w:tcW w:type="dxa" w:w="1900"/>
             <w:tcMar>
-              <w:top w:w="80" w:type="dxa"/>
-              <w:bottom w:w="80" w:type="dxa"/>
+              <w:top w:w="100" w:type="dxa"/>
               <w:start w:w="120" w:type="dxa"/>
+              <w:bottom w:w="100" w:type="dxa"/>
               <w:end w:w="120" w:type="dxa"/>
             </w:tcMar>
+            <w:vAlign w:val="center"/>
+            <w:shd w:fill="FFFFFF"/>
           </w:tcPr>
           <w:p>
             <w:pPr>
-              <w:bidi/>
               <w:spacing w:after="0"/>
               <w:jc w:val="right"/>
+              <w:bidi/>
             </w:pPr>
-            <w:r/>
             <w:r>
               <w:rPr>
                 <w:rFonts w:ascii="Arial" w:hAnsi="Arial" w:cs="Arial"/>
+                <w:lang w:val="he-IL"/>
                 <w:b w:val="0"/>
-                <w:sz w:val="21"/>
+                <w:color w:val="202A35"/>
+                <w:sz w:val="18"/>
+                <w:rtl w:val="0"/>
               </w:rPr>
-              <w:t>עד 24 באוגוסט</w:t>
+              <w:t>27</w:t>
+            </w:r>
+            <w:r>
+              <w:rPr>
+                <w:rFonts w:ascii="Arial" w:hAnsi="Arial" w:cs="Arial"/>
+                <w:lang w:val="he-IL"/>
+                <w:b w:val="0"/>
+                <w:color w:val="202A35"/>
+                <w:sz w:val="18"/>
+                <w:rtl w:val="0"/>
+              </w:rPr>
+              <w:t>–</w:t>
+            </w:r>
+            <w:r>
+              <w:rPr>
+                <w:rFonts w:ascii="Arial" w:hAnsi="Arial" w:cs="Arial"/>
+                <w:lang w:val="he-IL"/>
+                <w:b w:val="0"/>
+                <w:color w:val="202A35"/>
+                <w:sz w:val="18"/>
+                <w:rtl w:val="0"/>
+              </w:rPr>
+              <w:t>29</w:t>
+            </w:r>
+            <w:r>
+              <w:rPr>
+                <w:rFonts w:ascii="Arial" w:hAnsi="Arial" w:cs="Arial"/>
+                <w:lang w:val="he-IL"/>
+                <w:b w:val="0"/>
+                <w:color w:val="202A35"/>
+                <w:sz w:val="18"/>
+                <w:rtl w:val="1"/>
+              </w:rPr>
+              <w:t xml:space="preserve"> באוגוסט</w:t>
             </w:r>
           </w:p>
         </w:tc>
         <w:tc>
           <w:tcPr>
-            <w:tcW w:type="dxa" w:w="3168"/>
-            <w:vAlign w:val="center"/>
+            <w:tcW w:type="dxa" w:w="3300"/>
             <w:tcMar>
-              <w:top w:w="80" w:type="dxa"/>
-              <w:bottom w:w="80" w:type="dxa"/>
+              <w:top w:w="100" w:type="dxa"/>
               <w:start w:w="120" w:type="dxa"/>
+              <w:bottom w:w="100" w:type="dxa"/>
               <w:end w:w="120" w:type="dxa"/>
             </w:tcMar>
+            <w:vAlign w:val="center"/>
+            <w:shd w:fill="FFFFFF"/>
           </w:tcPr>
           <w:p>
             <w:pPr>
-              <w:bidi/>
               <w:spacing w:after="0"/>
               <w:jc w:val="right"/>
+              <w:bidi/>
             </w:pPr>
-            <w:r/>
             <w:r>
               <w:rPr>
                 <w:rFonts w:ascii="Arial" w:hAnsi="Arial" w:cs="Arial"/>
+                <w:lang w:val="he-IL"/>
                 <w:b w:val="0"/>
-                <w:sz w:val="21"/>
+                <w:color w:val="202A35"/>
+                <w:sz w:val="18"/>
+                <w:rtl w:val="1"/>
               </w:rPr>
-              <w:t>שלבים 0–7ב ובדיקת קנרי</w:t>
+              <w:t>מסמכים, ספר פרויקט ומצגת</w:t>
             </w:r>
           </w:p>
         </w:tc>
         <w:tc>
           <w:tcPr>
-            <w:tcW w:type="dxa" w:w="3888"/>
-            <w:vAlign w:val="center"/>
+            <w:tcW w:type="dxa" w:w="3920"/>
             <w:tcMar>
-              <w:top w:w="80" w:type="dxa"/>
-              <w:bottom w:w="80" w:type="dxa"/>
+              <w:top w:w="100" w:type="dxa"/>
               <w:start w:w="120" w:type="dxa"/>
+              <w:bottom w:w="100" w:type="dxa"/>
               <w:end w:w="120" w:type="dxa"/>
             </w:tcMar>
+            <w:vAlign w:val="center"/>
+            <w:shd w:fill="FFFFFF"/>
           </w:tcPr>
           <w:p>
             <w:pPr>
-              <w:bidi/>
               <w:spacing w:after="0"/>
               <w:jc w:val="right"/>
+              <w:bidi/>
             </w:pPr>
-            <w:r/>
             <w:r>
               <w:rPr>
                 <w:rFonts w:ascii="Arial" w:hAnsi="Arial" w:cs="Arial"/>
+                <w:lang w:val="he-IL"/>
                 <w:b w:val="0"/>
-                <w:sz w:val="21"/>
+                <w:color w:val="202A35"/>
+                <w:sz w:val="18"/>
+                <w:rtl w:val="1"/>
               </w:rPr>
-              <w:t>הושלמו; ניסיון חוזר ללא שינוי ותזמון פעיל</w:t>
+              <w:t xml:space="preserve">מקורות נגזרים מסונכרנים, </w:t>
+            </w:r>
+            <w:r>
+              <w:rPr>
+                <w:rFonts w:ascii="Arial" w:hAnsi="Arial" w:cs="Arial"/>
+                <w:lang w:val="he-IL"/>
+                <w:b w:val="0"/>
+                <w:color w:val="202A35"/>
+                <w:sz w:val="18"/>
+                <w:rtl w:val="0"/>
+              </w:rPr>
+              <w:t>rendered</w:t>
+            </w:r>
+            <w:r>
+              <w:rPr>
+                <w:rFonts w:ascii="Arial" w:hAnsi="Arial" w:cs="Arial"/>
+                <w:lang w:val="he-IL"/>
+                <w:b w:val="0"/>
+                <w:color w:val="202A35"/>
+                <w:sz w:val="18"/>
+                <w:rtl w:val="1"/>
+              </w:rPr>
+              <w:t xml:space="preserve"> ונבדקים בכל עמוד</w:t>
             </w:r>
           </w:p>
         </w:tc>
@@ -1293,79 +4186,237 @@
       <w:tr>
         <w:tc>
           <w:tcPr>
-            <w:tcW w:type="dxa" w:w="2304"/>
-            <w:vAlign w:val="center"/>
+            <w:tcW w:type="dxa" w:w="1900"/>
             <w:tcMar>
-              <w:top w:w="80" w:type="dxa"/>
-              <w:bottom w:w="80" w:type="dxa"/>
+              <w:top w:w="100" w:type="dxa"/>
               <w:start w:w="120" w:type="dxa"/>
+              <w:bottom w:w="100" w:type="dxa"/>
               <w:end w:w="120" w:type="dxa"/>
             </w:tcMar>
+            <w:vAlign w:val="center"/>
+            <w:shd w:fill="FFFFFF"/>
           </w:tcPr>
           <w:p>
             <w:pPr>
-              <w:bidi/>
               <w:spacing w:after="0"/>
               <w:jc w:val="right"/>
+              <w:bidi/>
             </w:pPr>
             <w:r>
-              <w:t>24–25 באוגוסט</w:t>
+              <w:rPr>
+                <w:rFonts w:ascii="Arial" w:hAnsi="Arial" w:cs="Arial"/>
+                <w:lang w:val="he-IL"/>
+                <w:b w:val="0"/>
+                <w:color w:val="202A35"/>
+                <w:sz w:val="18"/>
+                <w:rtl w:val="0"/>
+              </w:rPr>
+              <w:t>30</w:t>
             </w:r>
             <w:r>
               <w:rPr>
                 <w:rFonts w:ascii="Arial" w:hAnsi="Arial" w:cs="Arial"/>
+                <w:lang w:val="he-IL"/>
                 <w:b w:val="0"/>
-                <w:sz w:val="21"/>
+                <w:color w:val="202A35"/>
+                <w:sz w:val="18"/>
+                <w:rtl w:val="1"/>
               </w:rPr>
+              <w:t xml:space="preserve"> באוגוסט–</w:t>
+            </w:r>
+            <w:r>
+              <w:rPr>
+                <w:rFonts w:ascii="Arial" w:hAnsi="Arial" w:cs="Arial"/>
+                <w:lang w:val="he-IL"/>
+                <w:b w:val="0"/>
+                <w:color w:val="202A35"/>
+                <w:sz w:val="18"/>
+                <w:rtl w:val="0"/>
+              </w:rPr>
+              <w:t>2</w:t>
+            </w:r>
+            <w:r>
+              <w:rPr>
+                <w:rFonts w:ascii="Arial" w:hAnsi="Arial" w:cs="Arial"/>
+                <w:lang w:val="he-IL"/>
+                <w:b w:val="0"/>
+                <w:color w:val="202A35"/>
+                <w:sz w:val="18"/>
+                <w:rtl w:val="1"/>
+              </w:rPr>
+              <w:t xml:space="preserve"> בספטמבר</w:t>
             </w:r>
           </w:p>
         </w:tc>
         <w:tc>
           <w:tcPr>
-            <w:tcW w:type="dxa" w:w="3168"/>
-            <w:vAlign w:val="center"/>
+            <w:tcW w:type="dxa" w:w="3300"/>
             <w:tcMar>
-              <w:top w:w="80" w:type="dxa"/>
-              <w:bottom w:w="80" w:type="dxa"/>
+              <w:top w:w="100" w:type="dxa"/>
               <w:start w:w="120" w:type="dxa"/>
+              <w:bottom w:w="100" w:type="dxa"/>
               <w:end w:w="120" w:type="dxa"/>
             </w:tcMar>
+            <w:vAlign w:val="center"/>
+            <w:shd w:fill="FFFFFF"/>
           </w:tcPr>
           <w:p>
             <w:pPr>
-              <w:bidi/>
               <w:spacing w:after="0"/>
               <w:jc w:val="right"/>
+              <w:bidi/>
             </w:pPr>
-            <w:r/>
             <w:r>
               <w:rPr>
                 <w:rFonts w:ascii="Arial" w:hAnsi="Arial" w:cs="Arial"/>
+                <w:lang w:val="he-IL"/>
                 <w:b w:val="0"/>
-                <w:sz w:val="21"/>
+                <w:color w:val="202A35"/>
+                <w:sz w:val="18"/>
+                <w:rtl w:val="0"/>
               </w:rPr>
-              <w:t>שלב 7ג — מערכת עיצוב</w:t>
+              <w:t>hardening</w:t>
+            </w:r>
+            <w:r>
+              <w:rPr>
+                <w:rFonts w:ascii="Arial" w:hAnsi="Arial" w:cs="Arial"/>
+                <w:lang w:val="he-IL"/>
+                <w:b w:val="0"/>
+                <w:color w:val="202A35"/>
+                <w:sz w:val="18"/>
+                <w:rtl w:val="1"/>
+              </w:rPr>
+              <w:t xml:space="preserve"> וראיית </w:t>
+            </w:r>
+            <w:r>
+              <w:rPr>
+                <w:rFonts w:ascii="Arial" w:hAnsi="Arial" w:cs="Arial"/>
+                <w:lang w:val="he-IL"/>
+                <w:b w:val="0"/>
+                <w:color w:val="202A35"/>
+                <w:sz w:val="18"/>
+                <w:rtl w:val="0"/>
+              </w:rPr>
+              <w:t>candidate</w:t>
             </w:r>
           </w:p>
         </w:tc>
         <w:tc>
           <w:tcPr>
-            <w:tcW w:type="dxa" w:w="3888"/>
-            <w:vAlign w:val="center"/>
+            <w:tcW w:type="dxa" w:w="3920"/>
             <w:tcMar>
-              <w:top w:w="80" w:type="dxa"/>
-              <w:bottom w:w="80" w:type="dxa"/>
+              <w:top w:w="100" w:type="dxa"/>
               <w:start w:w="120" w:type="dxa"/>
+              <w:bottom w:w="100" w:type="dxa"/>
               <w:end w:w="120" w:type="dxa"/>
             </w:tcMar>
+            <w:vAlign w:val="center"/>
+            <w:shd w:fill="FFFFFF"/>
           </w:tcPr>
           <w:p>
             <w:pPr>
+              <w:spacing w:after="0"/>
               <w:jc w:val="right"/>
               <w:bidi/>
             </w:pPr>
             <w:r>
-              <w:t>הושלם; Preview ואישור 390/768/1440 עברו בהצלחה</w:t>
+              <w:rPr>
+                <w:rFonts w:ascii="Arial" w:hAnsi="Arial" w:cs="Arial"/>
+                <w:lang w:val="he-IL"/>
+                <w:b w:val="0"/>
+                <w:color w:val="202A35"/>
+                <w:sz w:val="18"/>
+                <w:rtl w:val="1"/>
+              </w:rPr>
+              <w:t xml:space="preserve">מטריצה מלאה, </w:t>
+            </w:r>
+            <w:r>
+              <w:rPr>
+                <w:rFonts w:ascii="Arial" w:hAnsi="Arial" w:cs="Arial"/>
+                <w:lang w:val="he-IL"/>
+                <w:b w:val="0"/>
+                <w:color w:val="202A35"/>
+                <w:sz w:val="18"/>
+                <w:rtl w:val="0"/>
+              </w:rPr>
+              <w:t>clean</w:t>
+            </w:r>
+            <w:r>
+              <w:rPr>
+                <w:rFonts w:ascii="Arial" w:hAnsi="Arial" w:cs="Arial"/>
+                <w:lang w:val="he-IL"/>
+                <w:b w:val="0"/>
+                <w:color w:val="202A35"/>
+                <w:sz w:val="18"/>
+                <w:rtl w:val="0"/>
+              </w:rPr>
+              <w:t xml:space="preserve"> </w:t>
+            </w:r>
+            <w:r>
+              <w:rPr>
+                <w:rFonts w:ascii="Arial" w:hAnsi="Arial" w:cs="Arial"/>
+                <w:lang w:val="he-IL"/>
+                <w:b w:val="0"/>
+                <w:color w:val="202A35"/>
+                <w:sz w:val="18"/>
+                <w:rtl w:val="0"/>
+              </w:rPr>
+              <w:t>clone</w:t>
+            </w:r>
+            <w:r>
+              <w:rPr>
+                <w:rFonts w:ascii="Arial" w:hAnsi="Arial" w:cs="Arial"/>
+                <w:lang w:val="he-IL"/>
+                <w:b w:val="0"/>
+                <w:color w:val="202A35"/>
+                <w:sz w:val="18"/>
+                <w:rtl w:val="0"/>
+              </w:rPr>
+              <w:t xml:space="preserve">, </w:t>
+            </w:r>
+            <w:r>
+              <w:rPr>
+                <w:rFonts w:ascii="Arial" w:hAnsi="Arial" w:cs="Arial"/>
+                <w:lang w:val="he-IL"/>
+                <w:b w:val="0"/>
+                <w:color w:val="202A35"/>
+                <w:sz w:val="18"/>
+                <w:rtl w:val="0"/>
+              </w:rPr>
+              <w:t>scale/security/UI</w:t>
+            </w:r>
+            <w:r>
+              <w:rPr>
+                <w:rFonts w:ascii="Arial" w:hAnsi="Arial" w:cs="Arial"/>
+                <w:lang w:val="he-IL"/>
+                <w:b w:val="0"/>
+                <w:color w:val="202A35"/>
+                <w:sz w:val="18"/>
+                <w:rtl w:val="1"/>
+              </w:rPr>
+              <w:t xml:space="preserve"> ופעולות </w:t>
+            </w:r>
+            <w:r>
+              <w:rPr>
+                <w:rFonts w:ascii="Arial" w:hAnsi="Arial" w:cs="Arial"/>
+                <w:lang w:val="he-IL"/>
+                <w:b w:val="0"/>
+                <w:color w:val="202A35"/>
+                <w:sz w:val="18"/>
+                <w:rtl w:val="0"/>
+              </w:rPr>
+              <w:t>owner</w:t>
+            </w:r>
+            <w:r>
+              <w:rPr>
+                <w:rFonts w:ascii="Arial" w:hAnsi="Arial" w:cs="Arial"/>
+                <w:lang w:val="he-IL"/>
+                <w:b w:val="0"/>
+                <w:color w:val="202A35"/>
+                <w:sz w:val="18"/>
+                <w:rtl w:val="1"/>
+              </w:rPr>
+              <w:t xml:space="preserve"> מתועדות</w:t>
             </w:r>
           </w:p>
         </w:tc>
@@ -1373,85 +4424,171 @@
       <w:tr>
         <w:tc>
           <w:tcPr>
-            <w:tcW w:type="dxa" w:w="2304"/>
-            <w:vAlign w:val="center"/>
+            <w:tcW w:type="dxa" w:w="1900"/>
             <w:tcMar>
-              <w:top w:w="80" w:type="dxa"/>
-              <w:bottom w:w="80" w:type="dxa"/>
+              <w:top w:w="100" w:type="dxa"/>
               <w:start w:w="120" w:type="dxa"/>
+              <w:bottom w:w="100" w:type="dxa"/>
               <w:end w:w="120" w:type="dxa"/>
             </w:tcMar>
+            <w:vAlign w:val="center"/>
+            <w:shd w:fill="FFFFFF"/>
           </w:tcPr>
           <w:p>
             <w:pPr>
-              <w:bidi/>
               <w:spacing w:after="0"/>
               <w:jc w:val="right"/>
+              <w:bidi/>
             </w:pPr>
-            <w:r/>
             <w:r>
               <w:rPr>
                 <w:rFonts w:ascii="Arial" w:hAnsi="Arial" w:cs="Arial"/>
+                <w:lang w:val="he-IL"/>
                 <w:b w:val="0"/>
-                <w:sz w:val="21"/>
+                <w:color w:val="202A35"/>
+                <w:sz w:val="18"/>
+                <w:rtl w:val="0"/>
               </w:rPr>
-              <w:t>28–29 באוגוסט</w:t>
+              <w:t>3</w:t>
+            </w:r>
+            <w:r>
+              <w:rPr>
+                <w:rFonts w:ascii="Arial" w:hAnsi="Arial" w:cs="Arial"/>
+                <w:lang w:val="he-IL"/>
+                <w:b w:val="0"/>
+                <w:color w:val="202A35"/>
+                <w:sz w:val="18"/>
+                <w:rtl w:val="0"/>
+              </w:rPr>
+              <w:t>–</w:t>
+            </w:r>
+            <w:r>
+              <w:rPr>
+                <w:rFonts w:ascii="Arial" w:hAnsi="Arial" w:cs="Arial"/>
+                <w:lang w:val="he-IL"/>
+                <w:b w:val="0"/>
+                <w:color w:val="202A35"/>
+                <w:sz w:val="18"/>
+                <w:rtl w:val="0"/>
+              </w:rPr>
+              <w:t>5</w:t>
+            </w:r>
+            <w:r>
+              <w:rPr>
+                <w:rFonts w:ascii="Arial" w:hAnsi="Arial" w:cs="Arial"/>
+                <w:lang w:val="he-IL"/>
+                <w:b w:val="0"/>
+                <w:color w:val="202A35"/>
+                <w:sz w:val="18"/>
+                <w:rtl w:val="1"/>
+              </w:rPr>
+              <w:t xml:space="preserve"> בספטמבר</w:t>
             </w:r>
           </w:p>
         </w:tc>
         <w:tc>
           <w:tcPr>
-            <w:tcW w:type="dxa" w:w="3168"/>
-            <w:vAlign w:val="center"/>
+            <w:tcW w:type="dxa" w:w="3300"/>
             <w:tcMar>
-              <w:top w:w="80" w:type="dxa"/>
-              <w:bottom w:w="80" w:type="dxa"/>
+              <w:top w:w="100" w:type="dxa"/>
               <w:start w:w="120" w:type="dxa"/>
+              <w:bottom w:w="100" w:type="dxa"/>
               <w:end w:w="120" w:type="dxa"/>
             </w:tcMar>
+            <w:vAlign w:val="center"/>
+            <w:shd w:fill="FFFFFF"/>
           </w:tcPr>
           <w:p>
             <w:pPr>
-              <w:bidi/>
               <w:spacing w:after="0"/>
               <w:jc w:val="right"/>
+              <w:bidi/>
             </w:pPr>
-            <w:r/>
             <w:r>
               <w:rPr>
                 <w:rFonts w:ascii="Arial" w:hAnsi="Arial" w:cs="Arial"/>
+                <w:lang w:val="he-IL"/>
                 <w:b w:val="0"/>
-                <w:sz w:val="21"/>
+                <w:color w:val="202A35"/>
+                <w:sz w:val="18"/>
+                <w:rtl w:val="1"/>
               </w:rPr>
-              <w:t>שלב 8 — דוחות הדגמה</w:t>
+              <w:t>חזרה ותיקוני חסימה</w:t>
             </w:r>
           </w:p>
         </w:tc>
         <w:tc>
           <w:tcPr>
-            <w:tcW w:type="dxa" w:w="3888"/>
-            <w:vAlign w:val="center"/>
+            <w:tcW w:type="dxa" w:w="3920"/>
             <w:tcMar>
-              <w:top w:w="80" w:type="dxa"/>
-              <w:bottom w:w="80" w:type="dxa"/>
+              <w:top w:w="100" w:type="dxa"/>
               <w:start w:w="120" w:type="dxa"/>
+              <w:bottom w:w="100" w:type="dxa"/>
               <w:end w:w="120" w:type="dxa"/>
             </w:tcMar>
+            <w:vAlign w:val="center"/>
+            <w:shd w:fill="FFFFFF"/>
           </w:tcPr>
           <w:p>
             <w:pPr>
-              <w:bidi/>
               <w:spacing w:after="0"/>
               <w:jc w:val="right"/>
+              <w:bidi/>
             </w:pPr>
-            <w:r/>
             <w:r>
               <w:rPr>
                 <w:rFonts w:ascii="Arial" w:hAnsi="Arial" w:cs="Arial"/>
+                <w:lang w:val="he-IL"/>
                 <w:b w:val="0"/>
-                <w:sz w:val="21"/>
+                <w:color w:val="202A35"/>
+                <w:sz w:val="18"/>
+                <w:rtl w:val="1"/>
               </w:rPr>
-              <w:t>נוסחאות מאושר וממתין וחלוקת שוויון מכוסות בבדיקות</w:t>
+              <w:t xml:space="preserve">חזרה אנושית של </w:t>
+            </w:r>
+            <w:r>
+              <w:rPr>
+                <w:rFonts w:ascii="Arial" w:hAnsi="Arial" w:cs="Arial"/>
+                <w:lang w:val="he-IL"/>
+                <w:b w:val="0"/>
+                <w:color w:val="202A35"/>
+                <w:sz w:val="18"/>
+                <w:rtl w:val="0"/>
+              </w:rPr>
+              <w:t>10</w:t>
+            </w:r>
+            <w:r>
+              <w:rPr>
+                <w:rFonts w:ascii="Arial" w:hAnsi="Arial" w:cs="Arial"/>
+                <w:lang w:val="he-IL"/>
+                <w:b w:val="0"/>
+                <w:color w:val="202A35"/>
+                <w:sz w:val="18"/>
+                <w:rtl w:val="0"/>
+              </w:rPr>
+              <w:t>–</w:t>
+            </w:r>
+            <w:r>
+              <w:rPr>
+                <w:rFonts w:ascii="Arial" w:hAnsi="Arial" w:cs="Arial"/>
+                <w:lang w:val="he-IL"/>
+                <w:b w:val="0"/>
+                <w:color w:val="202A35"/>
+                <w:sz w:val="18"/>
+                <w:rtl w:val="0"/>
+              </w:rPr>
+              <w:t>15</w:t>
+            </w:r>
+            <w:r>
+              <w:rPr>
+                <w:rFonts w:ascii="Arial" w:hAnsi="Arial" w:cs="Arial"/>
+                <w:lang w:val="he-IL"/>
+                <w:b w:val="0"/>
+                <w:color w:val="202A35"/>
+                <w:sz w:val="18"/>
+                <w:rtl w:val="1"/>
+              </w:rPr>
+              <w:t xml:space="preserve"> דקות ורשימת הגשה סגורה</w:t>
             </w:r>
           </w:p>
         </w:tc>
@@ -1459,227 +4596,72 @@
       <w:tr>
         <w:tc>
           <w:tcPr>
-            <w:tcW w:type="dxa" w:w="2304"/>
-            <w:vAlign w:val="center"/>
+            <w:tcW w:type="dxa" w:w="1900"/>
             <w:tcMar>
-              <w:top w:w="80" w:type="dxa"/>
-              <w:bottom w:w="80" w:type="dxa"/>
+              <w:top w:w="100" w:type="dxa"/>
               <w:start w:w="120" w:type="dxa"/>
+              <w:bottom w:w="100" w:type="dxa"/>
               <w:end w:w="120" w:type="dxa"/>
             </w:tcMar>
+            <w:vAlign w:val="center"/>
+            <w:shd w:fill="FFFFFF"/>
           </w:tcPr>
           <w:p>
             <w:pPr>
-              <w:bidi/>
               <w:spacing w:after="0"/>
               <w:jc w:val="right"/>
+              <w:bidi/>
             </w:pPr>
-            <w:r/>
             <w:r>
               <w:rPr>
                 <w:rFonts w:ascii="Arial" w:hAnsi="Arial" w:cs="Arial"/>
+                <w:lang w:val="he-IL"/>
                 <w:b w:val="0"/>
-                <w:sz w:val="21"/>
+                <w:color w:val="202A35"/>
+                <w:sz w:val="18"/>
+                <w:rtl w:val="0"/>
               </w:rPr>
-              <w:t>30.8–3.9</w:t>
+              <w:t>6</w:t>
+            </w:r>
+            <w:r>
+              <w:rPr>
+                <w:rFonts w:ascii="Arial" w:hAnsi="Arial" w:cs="Arial"/>
+                <w:lang w:val="he-IL"/>
+                <w:b w:val="0"/>
+                <w:color w:val="202A35"/>
+                <w:sz w:val="18"/>
+                <w:rtl w:val="1"/>
+              </w:rPr>
+              <w:t xml:space="preserve"> בספטמבר</w:t>
             </w:r>
           </w:p>
         </w:tc>
         <w:tc>
           <w:tcPr>
-            <w:tcW w:type="dxa" w:w="3168"/>
-            <w:vAlign w:val="center"/>
+            <w:tcW w:type="dxa" w:w="3300"/>
             <w:tcMar>
-              <w:top w:w="80" w:type="dxa"/>
-              <w:bottom w:w="80" w:type="dxa"/>
+              <w:top w:w="100" w:type="dxa"/>
               <w:start w:w="120" w:type="dxa"/>
+              <w:bottom w:w="100" w:type="dxa"/>
               <w:end w:w="120" w:type="dxa"/>
             </w:tcMar>
+            <w:vAlign w:val="center"/>
+            <w:shd w:fill="FFFFFF"/>
           </w:tcPr>
           <w:p>
             <w:pPr>
-              <w:bidi/>
               <w:spacing w:after="0"/>
               <w:jc w:val="right"/>
+              <w:bidi/>
             </w:pPr>
-            <w:r/>
             <w:r>
               <w:rPr>
                 <w:rFonts w:ascii="Arial" w:hAnsi="Arial" w:cs="Arial"/>
+                <w:lang w:val="he-IL"/>
                 <w:b w:val="0"/>
-                <w:sz w:val="21"/>
-              </w:rPr>
-              <w:t>שלב 9 — הקשחה</w:t>
-            </w:r>
-          </w:p>
-        </w:tc>
-        <w:tc>
-          <w:tcPr>
-            <w:tcW w:type="dxa" w:w="3888"/>
-            <w:vAlign w:val="center"/>
-            <w:tcMar>
-              <w:top w:w="80" w:type="dxa"/>
-              <w:bottom w:w="80" w:type="dxa"/>
-              <w:start w:w="120" w:type="dxa"/>
-              <w:end w:w="120" w:type="dxa"/>
-            </w:tcMar>
-          </w:tcPr>
-          <w:p>
-            <w:pPr>
-              <w:bidi/>
-              <w:spacing w:after="0"/>
-              <w:jc w:val="right"/>
-            </w:pPr>
-            <w:r/>
-            <w:r>
-              <w:rPr>
-                <w:rFonts w:ascii="Arial" w:hAnsi="Arial" w:cs="Arial"/>
-                <w:b w:val="0"/>
-                <w:sz w:val="21"/>
-              </w:rPr>
-              <w:t>בדיקות מקצה לקצה, נגישות, אבטחה, מסמכים ופריסה</w:t>
-            </w:r>
-          </w:p>
-        </w:tc>
-      </w:tr>
-      <w:tr>
-        <w:tc>
-          <w:tcPr>
-            <w:tcW w:type="dxa" w:w="2304"/>
-            <w:vAlign w:val="center"/>
-            <w:tcMar>
-              <w:top w:w="80" w:type="dxa"/>
-              <w:bottom w:w="80" w:type="dxa"/>
-              <w:start w:w="120" w:type="dxa"/>
-              <w:end w:w="120" w:type="dxa"/>
-            </w:tcMar>
-          </w:tcPr>
-          <w:p>
-            <w:pPr>
-              <w:bidi/>
-              <w:spacing w:after="0"/>
-              <w:jc w:val="right"/>
-            </w:pPr>
-            <w:r/>
-            <w:r>
-              <w:rPr>
-                <w:rFonts w:ascii="Arial" w:hAnsi="Arial" w:cs="Arial"/>
-                <w:b w:val="0"/>
-                <w:sz w:val="21"/>
-              </w:rPr>
-              <w:t>4–5 בספטמבר</w:t>
-            </w:r>
-          </w:p>
-        </w:tc>
-        <w:tc>
-          <w:tcPr>
-            <w:tcW w:type="dxa" w:w="3168"/>
-            <w:vAlign w:val="center"/>
-            <w:tcMar>
-              <w:top w:w="80" w:type="dxa"/>
-              <w:bottom w:w="80" w:type="dxa"/>
-              <w:start w:w="120" w:type="dxa"/>
-              <w:end w:w="120" w:type="dxa"/>
-            </w:tcMar>
-          </w:tcPr>
-          <w:p>
-            <w:pPr>
-              <w:bidi/>
-              <w:spacing w:after="0"/>
-              <w:jc w:val="right"/>
-            </w:pPr>
-            <w:r/>
-            <w:r>
-              <w:rPr>
-                <w:rFonts w:ascii="Arial" w:hAnsi="Arial" w:cs="Arial"/>
-                <w:b w:val="0"/>
-                <w:sz w:val="21"/>
-              </w:rPr>
-              <w:t>חזרה ותיקוני חסימה</w:t>
-            </w:r>
-          </w:p>
-        </w:tc>
-        <w:tc>
-          <w:tcPr>
-            <w:tcW w:type="dxa" w:w="3888"/>
-            <w:vAlign w:val="center"/>
-            <w:tcMar>
-              <w:top w:w="80" w:type="dxa"/>
-              <w:bottom w:w="80" w:type="dxa"/>
-              <w:start w:w="120" w:type="dxa"/>
-              <w:end w:w="120" w:type="dxa"/>
-            </w:tcMar>
-          </w:tcPr>
-          <w:p>
-            <w:pPr>
-              <w:bidi/>
-              <w:spacing w:after="0"/>
-              <w:jc w:val="right"/>
-            </w:pPr>
-            <w:r/>
-            <w:r>
-              <w:rPr>
-                <w:rFonts w:ascii="Arial" w:hAnsi="Arial" w:cs="Arial"/>
-                <w:b w:val="0"/>
-                <w:sz w:val="21"/>
-              </w:rPr>
-              <w:t>תרחיש הדגמה מלא ורשימת הגשה סגורה</w:t>
-            </w:r>
-          </w:p>
-        </w:tc>
-      </w:tr>
-      <w:tr>
-        <w:tc>
-          <w:tcPr>
-            <w:tcW w:type="dxa" w:w="2304"/>
-            <w:vAlign w:val="center"/>
-            <w:tcMar>
-              <w:top w:w="80" w:type="dxa"/>
-              <w:bottom w:w="80" w:type="dxa"/>
-              <w:start w:w="120" w:type="dxa"/>
-              <w:end w:w="120" w:type="dxa"/>
-            </w:tcMar>
-          </w:tcPr>
-          <w:p>
-            <w:pPr>
-              <w:bidi/>
-              <w:spacing w:after="0"/>
-              <w:jc w:val="right"/>
-            </w:pPr>
-            <w:r/>
-            <w:r>
-              <w:rPr>
-                <w:rFonts w:ascii="Arial" w:hAnsi="Arial" w:cs="Arial"/>
-                <w:b w:val="0"/>
-                <w:sz w:val="21"/>
-              </w:rPr>
-              <w:t>6 בספטמבר</w:t>
-            </w:r>
-          </w:p>
-        </w:tc>
-        <w:tc>
-          <w:tcPr>
-            <w:tcW w:type="dxa" w:w="3168"/>
-            <w:vAlign w:val="center"/>
-            <w:tcMar>
-              <w:top w:w="80" w:type="dxa"/>
-              <w:bottom w:w="80" w:type="dxa"/>
-              <w:start w:w="120" w:type="dxa"/>
-              <w:end w:w="120" w:type="dxa"/>
-            </w:tcMar>
-          </w:tcPr>
-          <w:p>
-            <w:pPr>
-              <w:bidi/>
-              <w:spacing w:after="0"/>
-              <w:jc w:val="right"/>
-            </w:pPr>
-            <w:r/>
-            <w:r>
-              <w:rPr>
-                <w:rFonts w:ascii="Arial" w:hAnsi="Arial" w:cs="Arial"/>
-                <w:b w:val="0"/>
-                <w:sz w:val="21"/>
+                <w:color w:val="202A35"/>
+                <w:sz w:val="18"/>
+                <w:rtl w:val="1"/>
               </w:rPr>
               <w:t>הגשה</w:t>
             </w:r>
@@ -1687,29 +4669,76 @@
         </w:tc>
         <w:tc>
           <w:tcPr>
-            <w:tcW w:type="dxa" w:w="3888"/>
-            <w:vAlign w:val="center"/>
+            <w:tcW w:type="dxa" w:w="3920"/>
             <w:tcMar>
-              <w:top w:w="80" w:type="dxa"/>
-              <w:bottom w:w="80" w:type="dxa"/>
+              <w:top w:w="100" w:type="dxa"/>
               <w:start w:w="120" w:type="dxa"/>
+              <w:bottom w:w="100" w:type="dxa"/>
               <w:end w:w="120" w:type="dxa"/>
             </w:tcMar>
+            <w:vAlign w:val="center"/>
+            <w:shd w:fill="FFFFFF"/>
           </w:tcPr>
           <w:p>
             <w:pPr>
-              <w:bidi/>
               <w:spacing w:after="0"/>
               <w:jc w:val="right"/>
+              <w:bidi/>
             </w:pPr>
-            <w:r/>
             <w:r>
               <w:rPr>
                 <w:rFonts w:ascii="Arial" w:hAnsi="Arial" w:cs="Arial"/>
+                <w:lang w:val="he-IL"/>
                 <w:b w:val="0"/>
-                <w:sz w:val="21"/>
+                <w:color w:val="202A35"/>
+                <w:sz w:val="18"/>
+                <w:rtl w:val="1"/>
               </w:rPr>
-              <w:t>קישורי קוד ופריסה, ספר פרויקט ומצגת</w:t>
+              <w:t>קישורי קוד ו־</w:t>
+            </w:r>
+            <w:r>
+              <w:rPr>
+                <w:rFonts w:ascii="Arial" w:hAnsi="Arial" w:cs="Arial"/>
+                <w:lang w:val="he-IL"/>
+                <w:b w:val="0"/>
+                <w:color w:val="202A35"/>
+                <w:sz w:val="18"/>
+                <w:rtl w:val="0"/>
+              </w:rPr>
+              <w:t>Production</w:t>
+            </w:r>
+            <w:r>
+              <w:rPr>
+                <w:rFonts w:ascii="Arial" w:hAnsi="Arial" w:cs="Arial"/>
+                <w:lang w:val="he-IL"/>
+                <w:b w:val="0"/>
+                <w:color w:val="202A35"/>
+                <w:sz w:val="18"/>
+                <w:rtl w:val="1"/>
+              </w:rPr>
+              <w:t xml:space="preserve">, גישת </w:t>
+            </w:r>
+            <w:r>
+              <w:rPr>
+                <w:rFonts w:ascii="Arial" w:hAnsi="Arial" w:cs="Arial"/>
+                <w:lang w:val="he-IL"/>
+                <w:b w:val="0"/>
+                <w:color w:val="202A35"/>
+                <w:sz w:val="18"/>
+                <w:rtl w:val="0"/>
+              </w:rPr>
+              <w:t>evaluator</w:t>
+            </w:r>
+            <w:r>
+              <w:rPr>
+                <w:rFonts w:ascii="Arial" w:hAnsi="Arial" w:cs="Arial"/>
+                <w:lang w:val="he-IL"/>
+                <w:b w:val="0"/>
+                <w:color w:val="202A35"/>
+                <w:sz w:val="18"/>
+                <w:rtl w:val="1"/>
+              </w:rPr>
+              <w:t>, ספר פרויקט ומצגת</w:t>
             </w:r>
           </w:p>
         </w:tc>
@@ -1717,17 +4746,25 @@
     </w:tbl>
     <w:p>
       <w:pPr>
+        <w:spacing w:after="40"/>
+      </w:pPr>
+    </w:p>
+    <w:p>
+      <w:r>
+        <w:br w:type="page"/>
+      </w:r>
+    </w:p>
+    <w:p>
+      <w:pPr>
         <w:pStyle w:val="Heading1"/>
+        <w:jc w:val="right"/>
         <w:bidi/>
-        <w:spacing w:before="320" w:after="160"/>
-        <w:jc w:val="right"/>
       </w:pPr>
       <w:r>
         <w:rPr>
           <w:rFonts w:ascii="Arial" w:hAnsi="Arial" w:cs="Arial"/>
-          <w:b/>
-          <w:color w:val="2E74B5"/>
-          <w:sz w:val="32"/>
+          <w:lang w:val="he-IL"/>
+          <w:rtl w:val="1"/>
         </w:rPr>
         <w:t>מה לא מפתחים לפני ההגשה</w:t>
       </w:r>
@@ -1735,159 +4772,756 @@
     <w:p>
       <w:pPr>
         <w:pStyle w:val="ListBullet"/>
+        <w:jc w:val="right"/>
         <w:bidi/>
-        <w:spacing w:after="160" w:line="280" w:lineRule="auto"/>
-        <w:ind w:left="720" w:hanging="360"/>
-        <w:jc w:val="right"/>
       </w:pPr>
       <w:r>
         <w:rPr>
           <w:rFonts w:ascii="Arial" w:hAnsi="Arial" w:cs="Arial"/>
-          <w:b w:val="0"/>
-          <w:sz w:val="22"/>
+          <w:lang w:val="he-IL"/>
+          <w:rtl w:val="1"/>
         </w:rPr>
-        <w:t>יכולות נוספות שאינן נדרשות לזרימות הליבה.</w:t>
+        <w:t>כסף אמיתי, סליקה, העברה, מסמך כספי אמיתי או תפעול פרס כספי.</w:t>
       </w:r>
     </w:p>
     <w:p>
       <w:pPr>
         <w:pStyle w:val="ListBullet"/>
+        <w:jc w:val="right"/>
         <w:bidi/>
-        <w:spacing w:after="160" w:line="280" w:lineRule="auto"/>
-        <w:ind w:left="720" w:hanging="360"/>
-        <w:jc w:val="right"/>
       </w:pPr>
       <w:r>
         <w:rPr>
           <w:rFonts w:ascii="Arial" w:hAnsi="Arial" w:cs="Arial"/>
-          <w:b w:val="0"/>
-          <w:sz w:val="22"/>
+          <w:lang w:val="he-IL"/>
+          <w:rtl w:val="1"/>
         </w:rPr>
-        <w:t>כסף אמיתי, סליקה, מנויים או מסמכים פיננסיים אמיתיים.</w:t>
+        <w:t>אינטגרציות מודל גנרטיבי או יכולת שאינה נדרשת לזרימות הקורס.</w:t>
       </w:r>
     </w:p>
     <w:p>
       <w:pPr>
         <w:pStyle w:val="ListBullet"/>
+        <w:jc w:val="right"/>
         <w:bidi/>
-        <w:spacing w:after="160" w:line="280" w:lineRule="auto"/>
-        <w:ind w:left="720" w:hanging="360"/>
-        <w:jc w:val="right"/>
       </w:pPr>
       <w:r>
         <w:rPr>
           <w:rFonts w:ascii="Arial" w:hAnsi="Arial" w:cs="Arial"/>
-          <w:b w:val="0"/>
-          <w:sz w:val="22"/>
+          <w:lang w:val="he-IL"/>
+          <w:rtl w:val="1"/>
         </w:rPr>
-        <w:t>אפליקציה ייעודית לטלפון, צ'אט, התראות או מנגנוני משחק נוספים.</w:t>
+        <w:t xml:space="preserve">אפליקציה ייעודית לטלפון, צ׳אט, פיד חברתי, </w:t>
+      </w:r>
+      <w:r>
+        <w:rPr>
+          <w:rFonts w:ascii="Arial" w:hAnsi="Arial" w:cs="Arial"/>
+          <w:lang w:val="he-IL"/>
+          <w:rtl w:val="0"/>
+        </w:rPr>
+        <w:t>avatars</w:t>
+      </w:r>
+      <w:r>
+        <w:rPr>
+          <w:rFonts w:ascii="Arial" w:hAnsi="Arial" w:cs="Arial"/>
+          <w:lang w:val="he-IL"/>
+          <w:rtl w:val="1"/>
+        </w:rPr>
+        <w:t xml:space="preserve"> או </w:t>
+      </w:r>
+      <w:r>
+        <w:rPr>
+          <w:rFonts w:ascii="Arial" w:hAnsi="Arial" w:cs="Arial"/>
+          <w:lang w:val="he-IL"/>
+          <w:rtl w:val="0"/>
+        </w:rPr>
+        <w:t>gamification</w:t>
+      </w:r>
+      <w:r>
+        <w:rPr>
+          <w:rFonts w:ascii="Arial" w:hAnsi="Arial" w:cs="Arial"/>
+          <w:lang w:val="he-IL"/>
+          <w:rtl w:val="1"/>
+        </w:rPr>
+        <w:t xml:space="preserve"> נוסף.</w:t>
       </w:r>
     </w:p>
     <w:p>
       <w:pPr>
         <w:pStyle w:val="ListBullet"/>
+        <w:jc w:val="right"/>
         <w:bidi/>
-        <w:spacing w:after="160" w:line="280" w:lineRule="auto"/>
-        <w:ind w:left="720" w:hanging="360"/>
-        <w:jc w:val="right"/>
       </w:pPr>
       <w:r>
         <w:rPr>
           <w:rFonts w:ascii="Arial" w:hAnsi="Arial" w:cs="Arial"/>
-          <w:b w:val="0"/>
-          <w:sz w:val="22"/>
+          <w:lang w:val="he-IL"/>
+          <w:rtl w:val="0"/>
         </w:rPr>
-        <w:t>תשתיות חדשות שאינן נדרשות ליציבות, אבטחה או דרישות הקורס.</w:t>
+        <w:t>microservice</w:t>
+      </w:r>
+      <w:r>
+        <w:rPr>
+          <w:rFonts w:ascii="Arial" w:hAnsi="Arial" w:cs="Arial"/>
+          <w:lang w:val="he-IL"/>
+          <w:rtl w:val="0"/>
+        </w:rPr>
+        <w:t xml:space="preserve">, </w:t>
+      </w:r>
+      <w:r>
+        <w:rPr>
+          <w:rFonts w:ascii="Arial" w:hAnsi="Arial" w:cs="Arial"/>
+          <w:lang w:val="he-IL"/>
+          <w:rtl w:val="0"/>
+        </w:rPr>
+        <w:t>ORM</w:t>
+      </w:r>
+      <w:r>
+        <w:rPr>
+          <w:rFonts w:ascii="Arial" w:hAnsi="Arial" w:cs="Arial"/>
+          <w:lang w:val="he-IL"/>
+          <w:rtl w:val="0"/>
+        </w:rPr>
+        <w:t xml:space="preserve">, </w:t>
+      </w:r>
+      <w:r>
+        <w:rPr>
+          <w:rFonts w:ascii="Arial" w:hAnsi="Arial" w:cs="Arial"/>
+          <w:lang w:val="he-IL"/>
+          <w:rtl w:val="0"/>
+        </w:rPr>
+        <w:t>queue</w:t>
+      </w:r>
+      <w:r>
+        <w:rPr>
+          <w:rFonts w:ascii="Arial" w:hAnsi="Arial" w:cs="Arial"/>
+          <w:lang w:val="he-IL"/>
+          <w:rtl w:val="0"/>
+        </w:rPr>
+        <w:t xml:space="preserve">, </w:t>
+      </w:r>
+      <w:r>
+        <w:rPr>
+          <w:rFonts w:ascii="Arial" w:hAnsi="Arial" w:cs="Arial"/>
+          <w:lang w:val="he-IL"/>
+          <w:rtl w:val="0"/>
+        </w:rPr>
+        <w:t>cache</w:t>
+      </w:r>
+      <w:r>
+        <w:rPr>
+          <w:rFonts w:ascii="Arial" w:hAnsi="Arial" w:cs="Arial"/>
+          <w:lang w:val="he-IL"/>
+          <w:rtl w:val="1"/>
+        </w:rPr>
+        <w:t xml:space="preserve"> חיצוני או ספריית </w:t>
+      </w:r>
+      <w:r>
+        <w:rPr>
+          <w:rFonts w:ascii="Arial" w:hAnsi="Arial" w:cs="Arial"/>
+          <w:lang w:val="he-IL"/>
+          <w:rtl w:val="0"/>
+        </w:rPr>
+        <w:t>state</w:t>
+      </w:r>
+      <w:r>
+        <w:rPr>
+          <w:rFonts w:ascii="Arial" w:hAnsi="Arial" w:cs="Arial"/>
+          <w:lang w:val="he-IL"/>
+          <w:rtl w:val="1"/>
+        </w:rPr>
+        <w:t xml:space="preserve"> גלובלית ללא שינוי ארכיטקטורה מאושר.</w:t>
       </w:r>
     </w:p>
     <w:p>
       <w:pPr>
         <w:pStyle w:val="Heading1"/>
+        <w:jc w:val="right"/>
         <w:bidi/>
-        <w:spacing w:before="320" w:after="160"/>
-        <w:jc w:val="right"/>
       </w:pPr>
       <w:r>
         <w:rPr>
           <w:rFonts w:ascii="Arial" w:hAnsi="Arial" w:cs="Arial"/>
-          <w:b/>
-          <w:color w:val="2E74B5"/>
-          <w:sz w:val="32"/>
+          <w:lang w:val="he-IL"/>
+          <w:rtl w:val="1"/>
         </w:rPr>
-        <w:t>מקורות אמת</w:t>
+        <w:t>מקורות אמת וקישורים</w:t>
       </w:r>
     </w:p>
     <w:p>
       <w:pPr>
         <w:pStyle w:val="ListBullet"/>
+        <w:jc w:val="right"/>
         <w:bidi/>
-        <w:spacing w:after="160" w:line="280" w:lineRule="auto"/>
-        <w:ind w:left="720" w:hanging="360"/>
+      </w:pPr>
+      <w:hyperlink r:id="rId11">
+        <w:r>
+          <w:rPr>
+            <w:rFonts w:ascii="Arial" w:hAnsi="Arial" w:cs="Arial"/>
+            <w:color w:val="1769AA"/>
+            <w:u w:val="single"/>
+            <w:rtl w:val="1"/>
+          </w:rPr>
+          <w:t>אפיון המוצר</w:t>
+        </w:r>
+      </w:hyperlink>
+    </w:p>
+    <w:p>
+      <w:pPr>
+        <w:pStyle w:val="ListBullet"/>
         <w:jc w:val="right"/>
+        <w:bidi/>
+      </w:pPr>
+      <w:hyperlink r:id="rId12">
+        <w:r>
+          <w:rPr>
+            <w:rFonts w:ascii="Arial" w:hAnsi="Arial" w:cs="Arial"/>
+            <w:color w:val="1769AA"/>
+            <w:u w:val="single"/>
+            <w:rtl w:val="1"/>
+          </w:rPr>
+          <w:t>ארכיטקטורה ואבטחה</w:t>
+        </w:r>
+      </w:hyperlink>
+    </w:p>
+    <w:p>
+      <w:pPr>
+        <w:pStyle w:val="ListBullet"/>
+        <w:jc w:val="right"/>
+        <w:bidi/>
+      </w:pPr>
+      <w:hyperlink r:id="rId13">
+        <w:r>
+          <w:rPr>
+            <w:rFonts w:ascii="Arial" w:hAnsi="Arial" w:cs="Arial"/>
+            <w:color w:val="1769AA"/>
+            <w:u w:val="single"/>
+            <w:rtl w:val="1"/>
+          </w:rPr>
+          <w:t>תכנית טכנית וסדר בדיקות</w:t>
+        </w:r>
+      </w:hyperlink>
+    </w:p>
+    <w:p>
+      <w:pPr>
+        <w:pStyle w:val="ListBullet"/>
+        <w:jc w:val="right"/>
+        <w:bidi/>
+      </w:pPr>
+      <w:hyperlink r:id="rId14">
+        <w:r>
+          <w:rPr>
+            <w:rFonts w:ascii="Arial" w:hAnsi="Arial" w:cs="Arial"/>
+            <w:color w:val="1769AA"/>
+            <w:u w:val="single"/>
+            <w:rtl w:val="1"/>
+          </w:rPr>
+          <w:t>הוראות הרצה והדגמה</w:t>
+        </w:r>
+      </w:hyperlink>
+    </w:p>
+    <w:p>
+      <w:pPr>
+        <w:pStyle w:val="ListBullet"/>
+        <w:jc w:val="right"/>
+        <w:bidi/>
+      </w:pPr>
+      <w:hyperlink r:id="rId15">
+        <w:r>
+          <w:rPr>
+            <w:rFonts w:ascii="Arial" w:hAnsi="Arial" w:cs="Arial"/>
+            <w:color w:val="1769AA"/>
+            <w:u w:val="single"/>
+            <w:rtl w:val="1"/>
+          </w:rPr>
+          <w:t>מאגר הקוד</w:t>
+        </w:r>
+      </w:hyperlink>
+    </w:p>
+    <w:p>
+      <w:pPr>
+        <w:pStyle w:val="ListBullet"/>
+        <w:jc w:val="right"/>
+        <w:bidi/>
+      </w:pPr>
+      <w:hyperlink r:id="rId16">
+        <w:r>
+          <w:rPr>
+            <w:rFonts w:ascii="Arial" w:hAnsi="Arial" w:cs="Arial"/>
+            <w:color w:val="1769AA"/>
+            <w:u w:val="single"/>
+            <w:rtl w:val="1"/>
+          </w:rPr>
+          <w:t>פריסת Production</w:t>
+        </w:r>
+      </w:hyperlink>
+    </w:p>
+    <w:p>
+      <w:pPr>
+        <w:jc w:val="right"/>
+        <w:bidi/>
       </w:pPr>
       <w:r>
         <w:rPr>
           <w:rFonts w:ascii="Arial" w:hAnsi="Arial" w:cs="Arial"/>
-          <w:b w:val="0"/>
-          <w:sz w:val="22"/>
+          <w:lang w:val="he-IL"/>
+          <w:rtl w:val="1"/>
         </w:rPr>
-        <w:t>אפיון המוצר: product.md.</w:t>
+        <w:t xml:space="preserve">במקרה של סתירה מעדכנים תחילה את המקור הקנוני ואת הקוד באותו שינוי, אחר כך את הקובץ הנגזר הזה, ולבסוף מייצרים מחדש את </w:t>
+      </w:r>
+      <w:r>
+        <w:rPr>
+          <w:rFonts w:ascii="Consolas" w:hAnsi="Consolas" w:cs="Consolas"/>
+          <w:lang w:val="he-IL"/>
+          <w:color w:val="1F4E79"/>
+          <w:rtl w:val="0"/>
+        </w:rPr>
+        <w:t>project-book.docx</w:t>
+      </w:r>
+      <w:r>
+        <w:rPr>
+          <w:rFonts w:ascii="Arial" w:hAnsi="Arial" w:cs="Arial"/>
+          <w:lang w:val="he-IL"/>
+          <w:rtl w:val="0"/>
+        </w:rPr>
+        <w:t>.</w:t>
       </w:r>
     </w:p>
     <w:p>
       <w:pPr>
-        <w:pStyle w:val="ListBullet"/>
+        <w:pStyle w:val="Heading1"/>
+        <w:jc w:val="right"/>
         <w:bidi/>
-        <w:spacing w:after="160" w:line="280" w:lineRule="auto"/>
-        <w:ind w:left="720" w:hanging="360"/>
-        <w:jc w:val="right"/>
       </w:pPr>
       <w:r>
         <w:rPr>
           <w:rFonts w:ascii="Arial" w:hAnsi="Arial" w:cs="Arial"/>
-          <w:b w:val="0"/>
-          <w:sz w:val="22"/>
+          <w:lang w:val="he-IL"/>
+          <w:rtl w:val="1"/>
         </w:rPr>
-        <w:t>גבולות הארכיטקטורה והאבטחה: architecture.md.</w:t>
+        <w:t>הרצה מקומית מקוצרת</w:t>
       </w:r>
     </w:p>
     <w:p>
       <w:pPr>
-        <w:pStyle w:val="ListBullet"/>
+        <w:pStyle w:val="ListNumber"/>
+        <w:numPr>
+          <w:ilvl w:val="0"/>
+          <w:numId w:val="11"/>
+        </w:numPr>
+        <w:jc w:val="right"/>
         <w:bidi/>
-        <w:spacing w:after="160" w:line="280" w:lineRule="auto"/>
-        <w:ind w:left="720" w:hanging="360"/>
-        <w:jc w:val="right"/>
       </w:pPr>
       <w:r>
         <w:rPr>
           <w:rFonts w:ascii="Arial" w:hAnsi="Arial" w:cs="Arial"/>
-          <w:b w:val="0"/>
-          <w:sz w:val="22"/>
+          <w:lang w:val="he-IL"/>
+          <w:rtl w:val="1"/>
         </w:rPr>
-        <w:t>סדר המימוש והבדיקות: technical-plan.md.</w:t>
+        <w:t xml:space="preserve">מתקינים </w:t>
+      </w:r>
+      <w:r>
+        <w:rPr>
+          <w:rFonts w:ascii="Arial" w:hAnsi="Arial" w:cs="Arial"/>
+          <w:lang w:val="he-IL"/>
+          <w:rtl w:val="0"/>
+        </w:rPr>
+        <w:t>Node.js</w:t>
+      </w:r>
+      <w:r>
+        <w:rPr>
+          <w:rFonts w:ascii="Arial" w:hAnsi="Arial" w:cs="Arial"/>
+          <w:lang w:val="he-IL"/>
+          <w:rtl w:val="0"/>
+        </w:rPr>
+        <w:t xml:space="preserve"> </w:t>
+      </w:r>
+      <w:r>
+        <w:rPr>
+          <w:rFonts w:ascii="Arial" w:hAnsi="Arial" w:cs="Arial"/>
+          <w:lang w:val="he-IL"/>
+          <w:rtl w:val="0"/>
+        </w:rPr>
+        <w:t>24</w:t>
+      </w:r>
+      <w:r>
+        <w:rPr>
+          <w:rFonts w:ascii="Arial" w:hAnsi="Arial" w:cs="Arial"/>
+          <w:lang w:val="he-IL"/>
+          <w:rtl w:val="0"/>
+        </w:rPr>
+        <w:t xml:space="preserve">, </w:t>
+      </w:r>
+      <w:r>
+        <w:rPr>
+          <w:rFonts w:ascii="Arial" w:hAnsi="Arial" w:cs="Arial"/>
+          <w:lang w:val="he-IL"/>
+          <w:rtl w:val="0"/>
+        </w:rPr>
+        <w:t>Docker</w:t>
+      </w:r>
+      <w:r>
+        <w:rPr>
+          <w:rFonts w:ascii="Arial" w:hAnsi="Arial" w:cs="Arial"/>
+          <w:lang w:val="he-IL"/>
+          <w:rtl w:val="0"/>
+        </w:rPr>
+        <w:t xml:space="preserve"> </w:t>
+      </w:r>
+      <w:r>
+        <w:rPr>
+          <w:rFonts w:ascii="Arial" w:hAnsi="Arial" w:cs="Arial"/>
+          <w:lang w:val="he-IL"/>
+          <w:rtl w:val="0"/>
+        </w:rPr>
+        <w:t>Desktop</w:t>
+      </w:r>
+      <w:r>
+        <w:rPr>
+          <w:rFonts w:ascii="Arial" w:hAnsi="Arial" w:cs="Arial"/>
+          <w:lang w:val="he-IL"/>
+          <w:rtl w:val="1"/>
+        </w:rPr>
+        <w:t xml:space="preserve"> ותלויות באמצעות </w:t>
+      </w:r>
+      <w:r>
+        <w:rPr>
+          <w:rFonts w:ascii="Consolas" w:hAnsi="Consolas" w:cs="Consolas"/>
+          <w:lang w:val="he-IL"/>
+          <w:color w:val="1F4E79"/>
+          <w:rtl w:val="0"/>
+        </w:rPr>
+        <w:t>npm</w:t>
+      </w:r>
+      <w:r>
+        <w:rPr>
+          <w:rFonts w:ascii="Consolas" w:hAnsi="Consolas" w:cs="Consolas"/>
+          <w:lang w:val="he-IL"/>
+          <w:color w:val="1F4E79"/>
+          <w:rtl w:val="0"/>
+        </w:rPr>
+        <w:t xml:space="preserve"> </w:t>
+      </w:r>
+      <w:r>
+        <w:rPr>
+          <w:rFonts w:ascii="Consolas" w:hAnsi="Consolas" w:cs="Consolas"/>
+          <w:lang w:val="he-IL"/>
+          <w:color w:val="1F4E79"/>
+          <w:rtl w:val="0"/>
+        </w:rPr>
+        <w:t>ci</w:t>
+      </w:r>
+      <w:r>
+        <w:rPr>
+          <w:rFonts w:ascii="Arial" w:hAnsi="Arial" w:cs="Arial"/>
+          <w:lang w:val="he-IL"/>
+          <w:rtl w:val="0"/>
+        </w:rPr>
+        <w:t>.</w:t>
       </w:r>
     </w:p>
     <w:p>
       <w:pPr>
+        <w:pStyle w:val="ListNumber"/>
+        <w:numPr>
+          <w:ilvl w:val="0"/>
+          <w:numId w:val="11"/>
+        </w:numPr>
+        <w:jc w:val="right"/>
         <w:bidi/>
-        <w:spacing w:after="120" w:line="264" w:lineRule="auto"/>
-        <w:jc w:val="right"/>
       </w:pPr>
       <w:r>
         <w:rPr>
           <w:rFonts w:ascii="Arial" w:hAnsi="Arial" w:cs="Arial"/>
-          <w:b w:val="0"/>
-          <w:sz w:val="22"/>
+          <w:lang w:val="he-IL"/>
+          <w:rtl w:val="1"/>
         </w:rPr>
-        <w:t>במקרה של סתירה, מעדכנים את המקור הקנוני ואת הקוד באותו שינוי.</w:t>
+        <w:t xml:space="preserve">מפעילים </w:t>
+      </w:r>
+      <w:r>
+        <w:rPr>
+          <w:rFonts w:ascii="Arial" w:hAnsi="Arial" w:cs="Arial"/>
+          <w:lang w:val="he-IL"/>
+          <w:rtl w:val="0"/>
+        </w:rPr>
+        <w:t>Supabase</w:t>
+      </w:r>
+      <w:r>
+        <w:rPr>
+          <w:rFonts w:ascii="Arial" w:hAnsi="Arial" w:cs="Arial"/>
+          <w:lang w:val="he-IL"/>
+          <w:rtl w:val="1"/>
+        </w:rPr>
+        <w:t xml:space="preserve"> מקומי, מעתיקים </w:t>
+      </w:r>
+      <w:r>
+        <w:rPr>
+          <w:rFonts w:ascii="Consolas" w:hAnsi="Consolas" w:cs="Consolas"/>
+          <w:lang w:val="he-IL"/>
+          <w:color w:val="1F4E79"/>
+          <w:rtl w:val="0"/>
+        </w:rPr>
+        <w:t>.</w:t>
+      </w:r>
+      <w:r>
+        <w:rPr>
+          <w:rFonts w:ascii="Consolas" w:hAnsi="Consolas" w:cs="Consolas"/>
+          <w:lang w:val="he-IL"/>
+          <w:color w:val="1F4E79"/>
+          <w:rtl w:val="0"/>
+        </w:rPr>
+        <w:t>env.example</w:t>
+      </w:r>
+      <w:r>
+        <w:rPr>
+          <w:rFonts w:ascii="Arial" w:hAnsi="Arial" w:cs="Arial"/>
+          <w:lang w:val="he-IL"/>
+          <w:rtl w:val="1"/>
+        </w:rPr>
+        <w:t xml:space="preserve"> ל־</w:t>
+      </w:r>
+      <w:r>
+        <w:rPr>
+          <w:rFonts w:ascii="Consolas" w:hAnsi="Consolas" w:cs="Consolas"/>
+          <w:lang w:val="he-IL"/>
+          <w:color w:val="1F4E79"/>
+          <w:rtl w:val="0"/>
+        </w:rPr>
+        <w:t>.</w:t>
+      </w:r>
+      <w:r>
+        <w:rPr>
+          <w:rFonts w:ascii="Consolas" w:hAnsi="Consolas" w:cs="Consolas"/>
+          <w:lang w:val="he-IL"/>
+          <w:color w:val="1F4E79"/>
+          <w:rtl w:val="0"/>
+        </w:rPr>
+        <w:t>env.local</w:t>
+      </w:r>
+      <w:r>
+        <w:rPr>
+          <w:rFonts w:ascii="Arial" w:hAnsi="Arial" w:cs="Arial"/>
+          <w:lang w:val="he-IL"/>
+          <w:rtl w:val="1"/>
+        </w:rPr>
+        <w:t xml:space="preserve"> ומריצים </w:t>
+      </w:r>
+      <w:r>
+        <w:rPr>
+          <w:rFonts w:ascii="Consolas" w:hAnsi="Consolas" w:cs="Consolas"/>
+          <w:lang w:val="he-IL"/>
+          <w:color w:val="1F4E79"/>
+          <w:rtl w:val="0"/>
+        </w:rPr>
+        <w:t>npm</w:t>
+      </w:r>
+      <w:r>
+        <w:rPr>
+          <w:rFonts w:ascii="Consolas" w:hAnsi="Consolas" w:cs="Consolas"/>
+          <w:lang w:val="he-IL"/>
+          <w:color w:val="1F4E79"/>
+          <w:rtl w:val="0"/>
+        </w:rPr>
+        <w:t xml:space="preserve"> </w:t>
+      </w:r>
+      <w:r>
+        <w:rPr>
+          <w:rFonts w:ascii="Consolas" w:hAnsi="Consolas" w:cs="Consolas"/>
+          <w:lang w:val="he-IL"/>
+          <w:color w:val="1F4E79"/>
+          <w:rtl w:val="0"/>
+        </w:rPr>
+        <w:t>run</w:t>
+      </w:r>
+      <w:r>
+        <w:rPr>
+          <w:rFonts w:ascii="Consolas" w:hAnsi="Consolas" w:cs="Consolas"/>
+          <w:lang w:val="he-IL"/>
+          <w:color w:val="1F4E79"/>
+          <w:rtl w:val="0"/>
+        </w:rPr>
+        <w:t xml:space="preserve"> </w:t>
+      </w:r>
+      <w:r>
+        <w:rPr>
+          <w:rFonts w:ascii="Consolas" w:hAnsi="Consolas" w:cs="Consolas"/>
+          <w:lang w:val="he-IL"/>
+          <w:color w:val="1F4E79"/>
+          <w:rtl w:val="0"/>
+        </w:rPr>
+        <w:t>dev</w:t>
+      </w:r>
+      <w:r>
+        <w:rPr>
+          <w:rFonts w:ascii="Arial" w:hAnsi="Arial" w:cs="Arial"/>
+          <w:lang w:val="he-IL"/>
+          <w:rtl w:val="0"/>
+        </w:rPr>
+        <w:t>.</w:t>
+      </w:r>
+    </w:p>
+    <w:p>
+      <w:pPr>
+        <w:pStyle w:val="ListNumber"/>
+        <w:numPr>
+          <w:ilvl w:val="0"/>
+          <w:numId w:val="11"/>
+        </w:numPr>
+        <w:jc w:val="right"/>
+        <w:bidi/>
+      </w:pPr>
+      <w:r>
+        <w:rPr>
+          <w:rFonts w:ascii="Arial" w:hAnsi="Arial" w:cs="Arial"/>
+          <w:lang w:val="he-IL"/>
+          <w:rtl w:val="1"/>
+        </w:rPr>
+        <w:t xml:space="preserve">לפני מסירה מריצים </w:t>
+      </w:r>
+      <w:r>
+        <w:rPr>
+          <w:rFonts w:ascii="Consolas" w:hAnsi="Consolas" w:cs="Consolas"/>
+          <w:lang w:val="he-IL"/>
+          <w:color w:val="1F4E79"/>
+          <w:rtl w:val="0"/>
+        </w:rPr>
+        <w:t>npm</w:t>
+      </w:r>
+      <w:r>
+        <w:rPr>
+          <w:rFonts w:ascii="Consolas" w:hAnsi="Consolas" w:cs="Consolas"/>
+          <w:lang w:val="he-IL"/>
+          <w:color w:val="1F4E79"/>
+          <w:rtl w:val="0"/>
+        </w:rPr>
+        <w:t xml:space="preserve"> </w:t>
+      </w:r>
+      <w:r>
+        <w:rPr>
+          <w:rFonts w:ascii="Consolas" w:hAnsi="Consolas" w:cs="Consolas"/>
+          <w:lang w:val="he-IL"/>
+          <w:color w:val="1F4E79"/>
+          <w:rtl w:val="0"/>
+        </w:rPr>
+        <w:t>run</w:t>
+      </w:r>
+      <w:r>
+        <w:rPr>
+          <w:rFonts w:ascii="Consolas" w:hAnsi="Consolas" w:cs="Consolas"/>
+          <w:lang w:val="he-IL"/>
+          <w:color w:val="1F4E79"/>
+          <w:rtl w:val="0"/>
+        </w:rPr>
+        <w:t xml:space="preserve"> </w:t>
+      </w:r>
+      <w:r>
+        <w:rPr>
+          <w:rFonts w:ascii="Consolas" w:hAnsi="Consolas" w:cs="Consolas"/>
+          <w:lang w:val="he-IL"/>
+          <w:color w:val="1F4E79"/>
+          <w:rtl w:val="0"/>
+        </w:rPr>
+        <w:t>verify</w:t>
+      </w:r>
+      <w:r>
+        <w:rPr>
+          <w:rFonts w:ascii="Arial" w:hAnsi="Arial" w:cs="Arial"/>
+          <w:lang w:val="he-IL"/>
+          <w:rtl w:val="0"/>
+        </w:rPr>
+        <w:t>, ‏</w:t>
+      </w:r>
+      <w:r>
+        <w:rPr>
+          <w:rFonts w:ascii="Consolas" w:hAnsi="Consolas" w:cs="Consolas"/>
+          <w:lang w:val="he-IL"/>
+          <w:color w:val="1F4E79"/>
+          <w:rtl w:val="0"/>
+        </w:rPr>
+        <w:t>npm</w:t>
+      </w:r>
+      <w:r>
+        <w:rPr>
+          <w:rFonts w:ascii="Consolas" w:hAnsi="Consolas" w:cs="Consolas"/>
+          <w:lang w:val="he-IL"/>
+          <w:color w:val="1F4E79"/>
+          <w:rtl w:val="0"/>
+        </w:rPr>
+        <w:t xml:space="preserve"> </w:t>
+      </w:r>
+      <w:r>
+        <w:rPr>
+          <w:rFonts w:ascii="Consolas" w:hAnsi="Consolas" w:cs="Consolas"/>
+          <w:lang w:val="he-IL"/>
+          <w:color w:val="1F4E79"/>
+          <w:rtl w:val="0"/>
+        </w:rPr>
+        <w:t>run</w:t>
+      </w:r>
+      <w:r>
+        <w:rPr>
+          <w:rFonts w:ascii="Consolas" w:hAnsi="Consolas" w:cs="Consolas"/>
+          <w:lang w:val="he-IL"/>
+          <w:color w:val="1F4E79"/>
+          <w:rtl w:val="0"/>
+        </w:rPr>
+        <w:t xml:space="preserve"> </w:t>
+      </w:r>
+      <w:r>
+        <w:rPr>
+          <w:rFonts w:ascii="Consolas" w:hAnsi="Consolas" w:cs="Consolas"/>
+          <w:lang w:val="he-IL"/>
+          <w:color w:val="1F4E79"/>
+          <w:rtl w:val="0"/>
+        </w:rPr>
+        <w:t>build</w:t>
+      </w:r>
+      <w:r>
+        <w:rPr>
+          <w:rFonts w:ascii="Arial" w:hAnsi="Arial" w:cs="Arial"/>
+          <w:lang w:val="he-IL"/>
+          <w:rtl w:val="1"/>
+        </w:rPr>
+        <w:t xml:space="preserve">, סריקת </w:t>
+      </w:r>
+      <w:r>
+        <w:rPr>
+          <w:rFonts w:ascii="Arial" w:hAnsi="Arial" w:cs="Arial"/>
+          <w:lang w:val="he-IL"/>
+          <w:rtl w:val="0"/>
+        </w:rPr>
+        <w:t>client</w:t>
+      </w:r>
+      <w:r>
+        <w:rPr>
+          <w:rFonts w:ascii="Arial" w:hAnsi="Arial" w:cs="Arial"/>
+          <w:lang w:val="he-IL"/>
+          <w:rtl w:val="0"/>
+        </w:rPr>
+        <w:t xml:space="preserve"> </w:t>
+      </w:r>
+      <w:r>
+        <w:rPr>
+          <w:rFonts w:ascii="Arial" w:hAnsi="Arial" w:cs="Arial"/>
+          <w:lang w:val="he-IL"/>
+          <w:rtl w:val="0"/>
+        </w:rPr>
+        <w:t>secrets</w:t>
+      </w:r>
+      <w:r>
+        <w:rPr>
+          <w:rFonts w:ascii="Arial" w:hAnsi="Arial" w:cs="Arial"/>
+          <w:lang w:val="he-IL"/>
+          <w:rtl w:val="1"/>
+        </w:rPr>
+        <w:t xml:space="preserve"> ובדיקות המסמך המתועדות.</w:t>
       </w:r>
     </w:p>
     <w:sectPr>
       <w:headerReference w:type="default" r:id="rId9"/>
       <w:footerReference w:type="default" r:id="rId10"/>
       <w:pgSz w:w="12240" w:h="15840"/>
-      <w:pgMar w:top="1440" w:right="1440" w:bottom="1440" w:left="1440" w:header="708" w:footer="708" w:gutter="0"/>
+      <w:pgMar w:top="1152" w:right="1224" w:bottom="1080" w:left="1224" w:header="432" w:footer="432" w:gutter="0"/>
       <w:cols w:space="720"/>
       <w:docGrid w:linePitch="360"/>
     </w:sectPr>
@@ -1900,17 +5534,141 @@
   <w:p>
     <w:pPr>
       <w:pStyle w:val="Footer"/>
-      <w:bidi/>
-      <w:jc w:val="right"/>
+      <w:jc w:val="center"/>
     </w:pPr>
     <w:r>
       <w:rPr>
         <w:rFonts w:ascii="Arial" w:hAnsi="Arial" w:cs="Arial"/>
-        <w:b w:val="0"/>
-        <w:color w:val="5A5A5A"/>
-        <w:sz w:val="17"/>
-      </w:rPr>
-      <w:t>RUNI — טכנולוגיות אינטרנט 2026 | גרסה 1.1 | 24.8.2026</w:t>
+        <w:lang w:val="he-IL"/>
+        <w:color w:val="5B6470"/>
+        <w:sz w:val="18"/>
+        <w:rtl w:val="0"/>
+      </w:rPr>
+      <w:t>Predictor1</w:t>
+    </w:r>
+    <w:r>
+      <w:rPr>
+        <w:rFonts w:ascii="Arial" w:hAnsi="Arial" w:cs="Arial"/>
+        <w:lang w:val="he-IL"/>
+        <w:color w:val="5B6470"/>
+        <w:sz w:val="18"/>
+        <w:rtl w:val="0"/>
+      </w:rPr>
+      <w:t xml:space="preserve"> | </w:t>
+    </w:r>
+    <w:r>
+      <w:rPr>
+        <w:rFonts w:ascii="Arial" w:hAnsi="Arial" w:cs="Arial"/>
+        <w:lang w:val="he-IL"/>
+        <w:color w:val="5B6470"/>
+        <w:sz w:val="18"/>
+        <w:rtl w:val="0"/>
+      </w:rPr>
+      <w:t>RUNI</w:t>
+    </w:r>
+    <w:r>
+      <w:rPr>
+        <w:rFonts w:ascii="Arial" w:hAnsi="Arial" w:cs="Arial"/>
+        <w:lang w:val="he-IL"/>
+        <w:color w:val="5B6470"/>
+        <w:sz w:val="18"/>
+        <w:rtl w:val="0"/>
+      </w:rPr>
+      <w:t xml:space="preserve"> </w:t>
+    </w:r>
+    <w:r>
+      <w:rPr>
+        <w:rFonts w:ascii="Arial" w:hAnsi="Arial" w:cs="Arial"/>
+        <w:lang w:val="he-IL"/>
+        <w:color w:val="5B6470"/>
+        <w:sz w:val="18"/>
+        <w:rtl w:val="0"/>
+      </w:rPr>
+      <w:t>2026</w:t>
+    </w:r>
+    <w:r>
+      <w:rPr>
+        <w:rFonts w:ascii="Arial" w:hAnsi="Arial" w:cs="Arial"/>
+        <w:lang w:val="he-IL"/>
+        <w:color w:val="5B6470"/>
+        <w:sz w:val="18"/>
+        <w:rtl w:val="0"/>
+      </w:rPr>
+      <w:t xml:space="preserve"> | </w:t>
+    </w:r>
+    <w:r>
+      <w:rPr>
+        <w:rFonts w:ascii="Arial" w:hAnsi="Arial" w:cs="Arial"/>
+        <w:lang w:val="he-IL"/>
+        <w:color w:val="5B6470"/>
+        <w:sz w:val="18"/>
+        <w:rtl w:val="0"/>
+      </w:rPr>
+      <w:t>v1.2</w:t>
+    </w:r>
+    <w:r>
+      <w:rPr>
+        <w:rFonts w:ascii="Arial" w:hAnsi="Arial" w:cs="Arial"/>
+        <w:lang w:val="he-IL"/>
+        <w:color w:val="5B6470"/>
+        <w:sz w:val="18"/>
+        <w:rtl w:val="0"/>
+      </w:rPr>
+      <w:t xml:space="preserve"> | </w:t>
+    </w:r>
+    <w:r>
+      <w:rPr>
+        <w:rFonts w:ascii="Arial" w:hAnsi="Arial" w:cs="Arial"/>
+        <w:lang w:val="he-IL"/>
+        <w:color w:val="5B6470"/>
+        <w:sz w:val="18"/>
+        <w:rtl w:val="0"/>
+      </w:rPr>
+      <w:t>27.8.2026</w:t>
+    </w:r>
+    <w:r>
+      <w:rPr>
+        <w:rFonts w:ascii="Arial" w:hAnsi="Arial" w:cs="Arial"/>
+        <w:lang w:val="he-IL"/>
+        <w:color w:val="5B6470"/>
+        <w:sz w:val="18"/>
+        <w:rtl w:val="0"/>
+      </w:rPr>
+      <w:t xml:space="preserve"> | </w:t>
+    </w:r>
+    <w:r>
+      <w:rPr>
+        <w:rFonts w:ascii="Arial" w:hAnsi="Arial" w:cs="Arial"/>
+        <w:lang w:val="he-IL"/>
+        <w:color w:val="5B6470"/>
+        <w:sz w:val="18"/>
+        <w:rtl w:val="0"/>
+      </w:rPr>
+      <w:t>page</w:t>
+    </w:r>
+    <w:r>
+      <w:rPr>
+        <w:rFonts w:ascii="Arial" w:hAnsi="Arial" w:cs="Arial"/>
+        <w:lang w:val="he-IL"/>
+        <w:color w:val="5B6470"/>
+        <w:sz w:val="18"/>
+        <w:rtl w:val="0"/>
+      </w:rPr>
+      <w:t xml:space="preserve"> </w:t>
+    </w:r>
+    <w:r>
+      <w:rPr>
+        <w:rFonts w:ascii="Arial" w:hAnsi="Arial" w:cs="Arial"/>
+        <w:lang w:val="he-IL"/>
+        <w:color w:val="5B6470"/>
+        <w:sz w:val="18"/>
+        <w:rtl w:val="0"/>
+      </w:rPr>
+      <w:fldChar w:fldCharType="begin"/>
+      <w:instrText xml:space="preserve"> PAGE </w:instrText>
+      <w:fldChar w:fldCharType="separate"/>
+      <w:t>1</w:t>
+      <w:fldChar w:fldCharType="end"/>
     </w:r>
   </w:p>
 </w:ftr>
@@ -1921,17 +5679,30 @@
   <w:p>
     <w:pPr>
       <w:pStyle w:val="Header"/>
+      <w:jc w:val="right"/>
       <w:bidi/>
-      <w:jc w:val="right"/>
     </w:pPr>
     <w:r>
       <w:rPr>
         <w:rFonts w:ascii="Arial" w:hAnsi="Arial" w:cs="Arial"/>
-        <w:b/>
-        <w:color w:val="5A5A5A"/>
+        <w:lang w:val="he-IL"/>
+        <w:b/>
+        <w:color w:val="5B6470"/>
         <w:sz w:val="18"/>
-      </w:rPr>
-      <w:t>Predictor1 | ספר פרויקט</w:t>
+        <w:rtl w:val="0"/>
+      </w:rPr>
+      <w:t>Predictor1</w:t>
+    </w:r>
+    <w:r>
+      <w:rPr>
+        <w:rFonts w:ascii="Arial" w:hAnsi="Arial" w:cs="Arial"/>
+        <w:lang w:val="he-IL"/>
+        <w:b/>
+        <w:color w:val="5B6470"/>
+        <w:sz w:val="18"/>
+        <w:rtl w:val="1"/>
+      </w:rPr>
+      <w:t xml:space="preserve"> | ספר פרויקט</w:t>
     </w:r>
   </w:p>
 </w:hdr>
@@ -2136,6 +5907,18 @@
   </w:num>
   <w:num w:numId="9">
     <w:abstractNumId w:val="0"/>
+  </w:num>
+  <w:num w:numId="10">
+    <w:abstractNumId w:val="7"/>
+    <w:lvlOverride w:ilvl="0">
+      <w:startOverride w:val="1"/>
+    </w:lvlOverride>
+  </w:num>
+  <w:num w:numId="11">
+    <w:abstractNumId w:val="7"/>
+    <w:lvlOverride w:ilvl="0">
+      <w:startOverride w:val="1"/>
+    </w:lvlOverride>
   </w:num>
 </w:numbering>
 </file>
@@ -2301,10 +6084,13 @@
     <w:qFormat/>
     <w:rsid w:val="00FC693F"/>
     <w:pPr>
-      <w:spacing w:after="120" w:line="264" w:lineRule="auto"/>
+      <w:keepNext w:val="0"/>
+      <w:spacing w:before="0" w:after="120" w:line="269" w:lineRule="auto"/>
     </w:pPr>
     <w:rPr>
-      <w:rFonts w:ascii="Arial" w:hAnsi="Arial"/>
+      <w:rFonts w:ascii="Arial" w:hAnsi="Arial" w:cs="Arial"/>
+      <w:b w:val="0"/>
+      <w:color w:val="202A35"/>
       <w:sz w:val="22"/>
     </w:rPr>
   </w:style>
@@ -2363,15 +6149,15 @@
     <w:pPr>
       <w:keepNext/>
       <w:keepLines/>
-      <w:spacing w:before="480" w:after="0"/>
+      <w:spacing w:before="240" w:after="100" w:line="269" w:lineRule="auto"/>
       <w:outlineLvl w:val="0"/>
     </w:pPr>
     <w:rPr>
-      <w:rFonts w:asciiTheme="majorHAnsi" w:eastAsiaTheme="majorEastAsia" w:hAnsiTheme="majorHAnsi" w:cstheme="majorBidi"/>
+      <w:rFonts w:asciiTheme="majorHAnsi" w:eastAsiaTheme="majorEastAsia" w:hAnsiTheme="majorHAnsi" w:cstheme="majorBidi" w:ascii="Arial" w:hAnsi="Arial" w:cs="Arial"/>
       <w:b/>
       <w:bCs/>
-      <w:color w:val="365F91" w:themeColor="accent1" w:themeShade="BF"/>
-      <w:sz w:val="28"/>
+      <w:color w:val="2E75B6"/>
+      <w:sz w:val="40"/>
       <w:szCs w:val="28"/>
     </w:rPr>
   </w:style>
@@ -2387,15 +6173,15 @@
     <w:pPr>
       <w:keepNext/>
       <w:keepLines/>
-      <w:spacing w:before="200" w:after="0"/>
+      <w:spacing w:before="180" w:after="80" w:line="269" w:lineRule="auto"/>
       <w:outlineLvl w:val="1"/>
     </w:pPr>
     <w:rPr>
-      <w:rFonts w:asciiTheme="majorHAnsi" w:eastAsiaTheme="majorEastAsia" w:hAnsiTheme="majorHAnsi" w:cstheme="majorBidi"/>
+      <w:rFonts w:asciiTheme="majorHAnsi" w:eastAsiaTheme="majorEastAsia" w:hAnsiTheme="majorHAnsi" w:cstheme="majorBidi" w:ascii="Arial" w:hAnsi="Arial" w:cs="Arial"/>
       <w:b/>
       <w:bCs/>
-      <w:color w:val="4F81BD" w:themeColor="accent1"/>
-      <w:sz w:val="26"/>
+      <w:color w:val="1F4E79"/>
+      <w:sz w:val="30"/>
       <w:szCs w:val="26"/>
     </w:rPr>
   </w:style>
@@ -2411,14 +6197,15 @@
     <w:pPr>
       <w:keepNext/>
       <w:keepLines/>
-      <w:spacing w:before="200" w:after="0"/>
+      <w:spacing w:before="140" w:after="60" w:line="269" w:lineRule="auto"/>
       <w:outlineLvl w:val="2"/>
     </w:pPr>
     <w:rPr>
-      <w:rFonts w:asciiTheme="majorHAnsi" w:eastAsiaTheme="majorEastAsia" w:hAnsiTheme="majorHAnsi" w:cstheme="majorBidi"/>
+      <w:rFonts w:asciiTheme="majorHAnsi" w:eastAsiaTheme="majorEastAsia" w:hAnsiTheme="majorHAnsi" w:cstheme="majorBidi" w:ascii="Arial" w:hAnsi="Arial" w:cs="Arial"/>
       <w:b/>
       <w:bCs/>
-      <w:color w:val="4F81BD" w:themeColor="accent1"/>
+      <w:color w:val="1F4E79"/>
+      <w:sz w:val="24"/>
     </w:rPr>
   </w:style>
   <w:style w:type="paragraph" w:styleId="Heading4">
@@ -2649,18 +6436,20 @@
     <w:qFormat/>
     <w:rsid w:val="00FC693F"/>
     <w:pPr>
+      <w:keepNext w:val="0"/>
       <w:pBdr>
         <w:bottom w:val="single" w:sz="8" w:space="4" w:color="4F81BD" w:themeColor="accent1"/>
       </w:pBdr>
-      <w:spacing w:after="300" w:line="240" w:lineRule="auto"/>
+      <w:spacing w:after="160" w:line="269" w:lineRule="auto" w:before="0"/>
       <w:contextualSpacing/>
     </w:pPr>
     <w:rPr>
-      <w:rFonts w:asciiTheme="majorHAnsi" w:eastAsiaTheme="majorEastAsia" w:hAnsiTheme="majorHAnsi" w:cstheme="majorBidi"/>
-      <w:color w:val="17365D" w:themeColor="text2" w:themeShade="BF"/>
+      <w:rFonts w:asciiTheme="majorHAnsi" w:eastAsiaTheme="majorEastAsia" w:hAnsiTheme="majorHAnsi" w:cstheme="majorBidi" w:ascii="Arial" w:hAnsi="Arial" w:cs="Arial"/>
+      <w:b/>
+      <w:color w:val="1F4E79"/>
       <w:spacing w:val="5"/>
       <w:kern w:val="28"/>
-      <w:sz w:val="52"/>
+      <w:sz w:val="60"/>
       <w:szCs w:val="52"/>
     </w:rPr>
   </w:style>
@@ -2688,17 +6477,20 @@
     <w:qFormat/>
     <w:rsid w:val="00FC693F"/>
     <w:pPr>
+      <w:keepNext w:val="0"/>
       <w:numPr>
         <w:ilvl w:val="1"/>
       </w:numPr>
+      <w:spacing w:before="0" w:after="280" w:line="269" w:lineRule="auto"/>
     </w:pPr>
     <w:rPr>
-      <w:rFonts w:asciiTheme="majorHAnsi" w:eastAsiaTheme="majorEastAsia" w:hAnsiTheme="majorHAnsi" w:cstheme="majorBidi"/>
+      <w:rFonts w:asciiTheme="majorHAnsi" w:eastAsiaTheme="majorEastAsia" w:hAnsiTheme="majorHAnsi" w:cstheme="majorBidi" w:ascii="Arial" w:hAnsi="Arial" w:cs="Arial"/>
+      <w:b w:val="0"/>
       <w:i/>
       <w:iCs/>
-      <w:color w:val="4F81BD" w:themeColor="accent1"/>
+      <w:color w:val="5B6470"/>
       <w:spacing w:val="15"/>
-      <w:sz w:val="24"/>
+      <w:sz w:val="30"/>
       <w:szCs w:val="24"/>
     </w:rPr>
   </w:style>
@@ -2831,11 +6623,19 @@
     <w:unhideWhenUsed/>
     <w:rsid w:val="00326F90"/>
     <w:pPr>
+      <w:keepNext w:val="0"/>
       <w:numPr>
         <w:numId w:val="1"/>
       </w:numPr>
+      <w:spacing w:before="0" w:after="60" w:line="269" w:lineRule="auto"/>
       <w:contextualSpacing/>
     </w:pPr>
+    <w:rPr>
+      <w:rFonts w:ascii="Arial" w:hAnsi="Arial" w:cs="Arial"/>
+      <w:b w:val="0"/>
+      <w:color w:val="202A35"/>
+      <w:sz w:val="21"/>
+    </w:rPr>
   </w:style>
   <w:style w:type="paragraph" w:styleId="ListBullet2">
     <w:name w:val="List Bullet 2"/>
@@ -2870,11 +6670,19 @@
     <w:unhideWhenUsed/>
     <w:rsid w:val="00326F90"/>
     <w:pPr>
+      <w:keepNext w:val="0"/>
       <w:numPr>
         <w:numId w:val="5"/>
       </w:numPr>
+      <w:spacing w:before="0" w:after="60" w:line="269" w:lineRule="auto"/>
       <w:contextualSpacing/>
     </w:pPr>
+    <w:rPr>
+      <w:rFonts w:ascii="Arial" w:hAnsi="Arial" w:cs="Arial"/>
+      <w:b w:val="0"/>
+      <w:color w:val="202A35"/>
+      <w:sz w:val="21"/>
+    </w:rPr>
   </w:style>
   <w:style w:type="paragraph" w:styleId="ListNumber2">
     <w:name w:val="List Number 2"/>

--- a/docs/project-book.docx
+++ b/docs/project-book.docx
@@ -98,7 +98,7 @@
           <w:sz w:val="22"/>
           <w:rtl w:val="0"/>
         </w:rPr>
-        <w:t>1.2</w:t>
+        <w:t>1.3</w:t>
       </w:r>
       <w:r>
         <w:rPr>
@@ -1515,7 +1515,31 @@
           <w:lang w:val="he-IL"/>
           <w:rtl w:val="1"/>
         </w:rPr>
-        <w:t xml:space="preserve"> היא הפרוסה הנוכחית: מימוש הליבה הושלם, והשלב הבא הוא סגירת שערי המסירה הסופיים בלי להרחיב את היקף המוצר.</w:t>
+        <w:t xml:space="preserve"> היא הפרוסה הנוכחית: מחזור החיים, ההקשחה וחבילת ההצגה מומשו. שערי מסירה אנושיים ו־</w:t>
+      </w:r>
+      <w:r>
+        <w:rPr>
+          <w:rFonts w:ascii="Arial" w:hAnsi="Arial" w:cs="Arial"/>
+          <w:lang w:val="he-IL"/>
+          <w:rtl w:val="0"/>
+        </w:rPr>
+        <w:t>Hosted</w:t>
+      </w:r>
+      <w:r>
+        <w:rPr>
+          <w:rFonts w:ascii="Arial" w:hAnsi="Arial" w:cs="Arial"/>
+          <w:lang w:val="he-IL"/>
+          <w:rtl w:val="1"/>
+        </w:rPr>
+        <w:t xml:space="preserve"> שאינם ניתנים לאוטומציה נשארים מפורשים ואינם מוצגים כ־</w:t>
+      </w:r>
+      <w:r>
+        <w:rPr>
+          <w:rFonts w:ascii="Arial" w:hAnsi="Arial" w:cs="Arial"/>
+          <w:lang w:val="he-IL"/>
+          <w:rtl w:val="0"/>
+        </w:rPr>
+        <w:t>PASS.</w:t>
       </w:r>
     </w:p>
     <w:tbl>
@@ -2539,7 +2563,7 @@
                 <w:sz w:val="18"/>
                 <w:rtl w:val="0"/>
               </w:rPr>
-              <w:t>624/624</w:t>
+              <w:t>627/627</w:t>
             </w:r>
             <w:r>
               <w:rPr>
@@ -2561,7 +2585,7 @@
                 <w:sz w:val="18"/>
                 <w:rtl w:val="0"/>
               </w:rPr>
-              <w:t>47</w:t>
+              <w:t>48</w:t>
             </w:r>
             <w:r>
               <w:rPr>
@@ -2658,7 +2682,7 @@
                 <w:sz w:val="18"/>
                 <w:rtl w:val="1"/>
               </w:rPr>
-              <w:t xml:space="preserve"> וה־</w:t>
+              <w:t>, מסמכי ההגשה וה־</w:t>
             </w:r>
             <w:r>
               <w:rPr>
@@ -5016,7 +5040,7 @@
             <w:u w:val="single"/>
             <w:rtl w:val="1"/>
           </w:rPr>
-          <w:t>הוראות הרצה והדגמה</w:t>
+          <w:t>מטריצת בדיקות</w:t>
         </w:r>
       </w:hyperlink>
     </w:p>
@@ -5034,6 +5058,114 @@
             <w:u w:val="single"/>
             <w:rtl w:val="1"/>
           </w:rPr>
+          <w:t>גבולות אבטחה</w:t>
+        </w:r>
+      </w:hyperlink>
+    </w:p>
+    <w:p>
+      <w:pPr>
+        <w:pStyle w:val="ListBullet"/>
+        <w:jc w:val="right"/>
+        <w:bidi/>
+      </w:pPr>
+      <w:hyperlink r:id="rId16">
+        <w:r>
+          <w:rPr>
+            <w:rFonts w:ascii="Arial" w:hAnsi="Arial" w:cs="Arial"/>
+            <w:color w:val="1769AA"/>
+            <w:u w:val="single"/>
+            <w:rtl w:val="1"/>
+          </w:rPr>
+          <w:t>קנה מידה</w:t>
+        </w:r>
+      </w:hyperlink>
+    </w:p>
+    <w:p>
+      <w:pPr>
+        <w:pStyle w:val="ListBullet"/>
+        <w:jc w:val="right"/>
+        <w:bidi/>
+      </w:pPr>
+      <w:hyperlink r:id="rId17">
+        <w:r>
+          <w:rPr>
+            <w:rFonts w:ascii="Arial" w:hAnsi="Arial" w:cs="Arial"/>
+            <w:color w:val="1769AA"/>
+            <w:u w:val="single"/>
+            <w:rtl w:val="1"/>
+          </w:rPr>
+          <w:t>פריסה ו־callbacks</w:t>
+        </w:r>
+      </w:hyperlink>
+    </w:p>
+    <w:p>
+      <w:pPr>
+        <w:pStyle w:val="ListBullet"/>
+        <w:jc w:val="right"/>
+        <w:bidi/>
+      </w:pPr>
+      <w:hyperlink r:id="rId18">
+        <w:r>
+          <w:rPr>
+            <w:rFonts w:ascii="Arial" w:hAnsi="Arial" w:cs="Arial"/>
+            <w:color w:val="1769AA"/>
+            <w:u w:val="single"/>
+            <w:rtl w:val="1"/>
+          </w:rPr>
+          <w:t>הוראות evaluator</w:t>
+        </w:r>
+      </w:hyperlink>
+    </w:p>
+    <w:p>
+      <w:pPr>
+        <w:pStyle w:val="ListBullet"/>
+        <w:jc w:val="right"/>
+        <w:bidi/>
+      </w:pPr>
+      <w:hyperlink r:id="rId19">
+        <w:r>
+          <w:rPr>
+            <w:rFonts w:ascii="Arial" w:hAnsi="Arial" w:cs="Arial"/>
+            <w:color w:val="1769AA"/>
+            <w:u w:val="single"/>
+            <w:rtl w:val="1"/>
+          </w:rPr>
+          <w:t>הוראות הרצה והדגמה</w:t>
+        </w:r>
+      </w:hyperlink>
+    </w:p>
+    <w:p>
+      <w:pPr>
+        <w:pStyle w:val="ListBullet"/>
+        <w:jc w:val="right"/>
+        <w:bidi/>
+      </w:pPr>
+      <w:hyperlink r:id="rId20">
+        <w:r>
+          <w:rPr>
+            <w:rFonts w:ascii="Arial" w:hAnsi="Arial" w:cs="Arial"/>
+            <w:color w:val="1769AA"/>
+            <w:u w:val="single"/>
+            <w:rtl w:val="1"/>
+          </w:rPr>
+          <w:t>חבילת המצגת</w:t>
+        </w:r>
+      </w:hyperlink>
+    </w:p>
+    <w:p>
+      <w:pPr>
+        <w:pStyle w:val="ListBullet"/>
+        <w:jc w:val="right"/>
+        <w:bidi/>
+      </w:pPr>
+      <w:hyperlink r:id="rId21">
+        <w:r>
+          <w:rPr>
+            <w:rFonts w:ascii="Arial" w:hAnsi="Arial" w:cs="Arial"/>
+            <w:color w:val="1769AA"/>
+            <w:u w:val="single"/>
+            <w:rtl w:val="1"/>
+          </w:rPr>
           <w:t>מאגר הקוד</w:t>
         </w:r>
       </w:hyperlink>
@@ -5044,7 +5176,7 @@
         <w:jc w:val="right"/>
         <w:bidi/>
       </w:pPr>
-      <w:hyperlink r:id="rId16">
+      <w:hyperlink r:id="rId22">
         <w:r>
           <w:rPr>
             <w:rFonts w:ascii="Arial" w:hAnsi="Arial" w:cs="Arial"/>
@@ -5604,7 +5736,7 @@
         <w:sz w:val="18"/>
         <w:rtl w:val="0"/>
       </w:rPr>
-      <w:t>v1.2</w:t>
+      <w:t>v1.3</w:t>
     </w:r>
     <w:r>
       <w:rPr>

--- a/docs/project-book.docx
+++ b/docs/project-book.docx
@@ -2563,7 +2563,7 @@
                 <w:sz w:val="18"/>
                 <w:rtl w:val="0"/>
               </w:rPr>
-              <w:t>627/627</w:t>
+              <w:t>PASS</w:t>
             </w:r>
             <w:r>
               <w:rPr>
@@ -2574,7 +2574,7 @@
                 <w:sz w:val="18"/>
                 <w:rtl w:val="1"/>
               </w:rPr>
-              <w:t xml:space="preserve"> ב־</w:t>
+              <w:t xml:space="preserve"> — מטריצת </w:t>
             </w:r>
             <w:r>
               <w:rPr>
@@ -2585,7 +2585,7 @@
                 <w:sz w:val="18"/>
                 <w:rtl w:val="0"/>
               </w:rPr>
-              <w:t>48</w:t>
+              <w:t>RULES</w:t>
             </w:r>
             <w:r>
               <w:rPr>
@@ -2596,7 +2596,7 @@
                 <w:sz w:val="18"/>
                 <w:rtl w:val="1"/>
               </w:rPr>
-              <w:t xml:space="preserve"> קבצים</w:t>
+              <w:t xml:space="preserve"> מלאה</w:t>
             </w:r>
           </w:p>
         </w:tc>
@@ -2779,7 +2779,7 @@
                 <w:sz w:val="18"/>
                 <w:rtl w:val="0"/>
               </w:rPr>
-              <w:t>1443/1443</w:t>
+              <w:t>PASS</w:t>
             </w:r>
             <w:r>
               <w:rPr>
@@ -2790,7 +2790,7 @@
                 <w:sz w:val="18"/>
                 <w:rtl w:val="1"/>
               </w:rPr>
-              <w:t xml:space="preserve"> ב־</w:t>
+              <w:t xml:space="preserve"> — מטריצת </w:t>
             </w:r>
             <w:r>
               <w:rPr>
@@ -2801,7 +2801,7 @@
                 <w:sz w:val="18"/>
                 <w:rtl w:val="0"/>
               </w:rPr>
-              <w:t>30</w:t>
+              <w:t>DATA</w:t>
             </w:r>
             <w:r>
               <w:rPr>
@@ -2812,7 +2812,7 @@
                 <w:sz w:val="18"/>
                 <w:rtl w:val="1"/>
               </w:rPr>
-              <w:t xml:space="preserve"> קבצים</w:t>
+              <w:t xml:space="preserve"> מלאה</w:t>
             </w:r>
           </w:p>
         </w:tc>
@@ -2995,7 +2995,40 @@
                 <w:sz w:val="18"/>
                 <w:rtl w:val="0"/>
               </w:rPr>
-              <w:t>28/28</w:t>
+              <w:t>PASS</w:t>
+            </w:r>
+            <w:r>
+              <w:rPr>
+                <w:rFonts w:ascii="Arial" w:hAnsi="Arial" w:cs="Arial"/>
+                <w:lang w:val="he-IL"/>
+                <w:b w:val="0"/>
+                <w:color w:val="202A35"/>
+                <w:sz w:val="18"/>
+                <w:rtl w:val="1"/>
+              </w:rPr>
+              <w:t xml:space="preserve"> — מטריצת </w:t>
+            </w:r>
+            <w:r>
+              <w:rPr>
+                <w:rFonts w:ascii="Arial" w:hAnsi="Arial" w:cs="Arial"/>
+                <w:lang w:val="he-IL"/>
+                <w:b w:val="0"/>
+                <w:color w:val="202A35"/>
+                <w:sz w:val="18"/>
+                <w:rtl w:val="0"/>
+              </w:rPr>
+              <w:t>FLOWS</w:t>
+            </w:r>
+            <w:r>
+              <w:rPr>
+                <w:rFonts w:ascii="Arial" w:hAnsi="Arial" w:cs="Arial"/>
+                <w:lang w:val="he-IL"/>
+                <w:b w:val="0"/>
+                <w:color w:val="202A35"/>
+                <w:sz w:val="18"/>
+                <w:rtl w:val="1"/>
+              </w:rPr>
+              <w:t xml:space="preserve"> מלאה</w:t>
             </w:r>
           </w:p>
         </w:tc>
@@ -3017,28 +3050,6 @@
               <w:jc w:val="right"/>
               <w:bidi/>
             </w:pPr>
-            <w:r>
-              <w:rPr>
-                <w:rFonts w:ascii="Arial" w:hAnsi="Arial" w:cs="Arial"/>
-                <w:lang w:val="he-IL"/>
-                <w:b w:val="0"/>
-                <w:color w:val="202A35"/>
-                <w:sz w:val="18"/>
-                <w:rtl w:val="0"/>
-              </w:rPr>
-              <w:t>14</w:t>
-            </w:r>
-            <w:r>
-              <w:rPr>
-                <w:rFonts w:ascii="Arial" w:hAnsi="Arial" w:cs="Arial"/>
-                <w:lang w:val="he-IL"/>
-                <w:b w:val="0"/>
-                <w:color w:val="202A35"/>
-                <w:sz w:val="18"/>
-                <w:rtl w:val="1"/>
-              </w:rPr>
-              <w:t xml:space="preserve"> תרחישים ב־</w:t>
-            </w:r>
             <w:r>
               <w:rPr>
                 <w:rFonts w:ascii="Arial" w:hAnsi="Arial" w:cs="Arial"/>
@@ -3081,7 +3092,7 @@
                 <w:sz w:val="18"/>
                 <w:rtl w:val="1"/>
               </w:rPr>
-              <w:t xml:space="preserve"> וב־</w:t>
+              <w:t xml:space="preserve"> ו־</w:t>
             </w:r>
             <w:r>
               <w:rPr>
@@ -3092,7 +3103,7 @@
                 <w:sz w:val="18"/>
                 <w:rtl w:val="0"/>
               </w:rPr>
-              <w:t>Pixel</w:t>
+              <w:t>Mobile</w:t>
             </w:r>
             <w:r>
               <w:rPr>
@@ -3114,7 +3125,7 @@
                 <w:sz w:val="18"/>
                 <w:rtl w:val="0"/>
               </w:rPr>
-              <w:t>5</w:t>
+              <w:t>Chromium</w:t>
             </w:r>
             <w:r>
               <w:rPr>
@@ -3209,9 +3220,9 @@
                 <w:b w:val="0"/>
                 <w:color w:val="202A35"/>
                 <w:sz w:val="18"/>
-                <w:rtl w:val="1"/>
+                <w:rtl w:val="0"/>
               </w:rPr>
-              <w:t xml:space="preserve">עבר; </w:t>
+              <w:t>PASS</w:t>
             </w:r>
             <w:r>
               <w:rPr>
@@ -3222,7 +3233,18 @@
                 <w:sz w:val="18"/>
                 <w:rtl w:val="0"/>
               </w:rPr>
-              <w:t>52</w:t>
+              <w:t xml:space="preserve"> — </w:t>
+            </w:r>
+            <w:r>
+              <w:rPr>
+                <w:rFonts w:ascii="Arial" w:hAnsi="Arial" w:cs="Arial"/>
+                <w:lang w:val="he-IL"/>
+                <w:b w:val="0"/>
+                <w:color w:val="202A35"/>
+                <w:sz w:val="18"/>
+                <w:rtl w:val="0"/>
+              </w:rPr>
+              <w:t>production</w:t>
             </w:r>
             <w:r>
               <w:rPr>
@@ -3244,7 +3266,7 @@
                 <w:sz w:val="18"/>
                 <w:rtl w:val="0"/>
               </w:rPr>
-              <w:t>artifacts</w:t>
+              <w:t>build</w:t>
             </w:r>
             <w:r>
               <w:rPr>
@@ -3255,7 +3277,29 @@
                 <w:sz w:val="18"/>
                 <w:rtl w:val="1"/>
               </w:rPr>
-              <w:t xml:space="preserve"> נסרקו</w:t>
+              <w:t xml:space="preserve"> וסריקת </w:t>
+            </w:r>
+            <w:r>
+              <w:rPr>
+                <w:rFonts w:ascii="Arial" w:hAnsi="Arial" w:cs="Arial"/>
+                <w:lang w:val="he-IL"/>
+                <w:b w:val="0"/>
+                <w:color w:val="202A35"/>
+                <w:sz w:val="18"/>
+                <w:rtl w:val="0"/>
+              </w:rPr>
+              <w:t>client</w:t>
+            </w:r>
+            <w:r>
+              <w:rPr>
+                <w:rFonts w:ascii="Arial" w:hAnsi="Arial" w:cs="Arial"/>
+                <w:lang w:val="he-IL"/>
+                <w:b w:val="0"/>
+                <w:color w:val="202A35"/>
+                <w:sz w:val="18"/>
+                <w:rtl w:val="1"/>
+              </w:rPr>
+              <w:t xml:space="preserve"> לא־ריקה</w:t>
             </w:r>
           </w:p>
         </w:tc>
@@ -3341,7 +3385,7 @@
                 <w:sz w:val="18"/>
                 <w:rtl w:val="1"/>
               </w:rPr>
-              <w:t xml:space="preserve"> וסריקה לא־ריקה להיעדר סודות בדפדפן</w:t>
+              <w:t xml:space="preserve"> והיעדר סודות בדפדפן</w:t>
             </w:r>
           </w:p>
         </w:tc>

--- a/docs/project-book.docx
+++ b/docs/project-book.docx
@@ -98,7 +98,7 @@
           <w:sz w:val="22"/>
           <w:rtl w:val="0"/>
         </w:rPr>
-        <w:t>1.3</w:t>
+        <w:t>1.4</w:t>
       </w:r>
       <w:r>
         <w:rPr>
@@ -120,7 +120,7 @@
           <w:sz w:val="22"/>
           <w:rtl w:val="0"/>
         </w:rPr>
-        <w:t>27</w:t>
+        <w:t>30</w:t>
       </w:r>
       <w:r>
         <w:rPr>
@@ -1515,7 +1515,7 @@
           <w:lang w:val="he-IL"/>
           <w:rtl w:val="1"/>
         </w:rPr>
-        <w:t xml:space="preserve"> היא הפרוסה הנוכחית: מחזור החיים, ההקשחה וחבילת ההצגה מומשו. שערי מסירה אנושיים ו־</w:t>
+        <w:t xml:space="preserve"> היא הפרוסה הנוכחית: מחזור החיים, ההקשחה וחבילת ההצגה מומשו. בדיקת </w:t>
       </w:r>
       <w:r>
         <w:rPr>
@@ -1523,7 +1523,7 @@
           <w:lang w:val="he-IL"/>
           <w:rtl w:val="0"/>
         </w:rPr>
-        <w:t>Hosted</w:t>
+        <w:t>Chrome</w:t>
       </w:r>
       <w:r>
         <w:rPr>
@@ -1531,7 +1531,74 @@
           <w:lang w:val="he-IL"/>
           <w:rtl w:val="1"/>
         </w:rPr>
-        <w:t xml:space="preserve"> שאינם ניתנים לאוטומציה נשארים מפורשים ואינם מוצגים כ־</w:t>
+        <w:t xml:space="preserve"> והחזרה נסגרו כ־</w:t>
+      </w:r>
+      <w:r>
+        <w:rPr>
+          <w:rFonts w:ascii="Consolas" w:hAnsi="Consolas" w:cs="Consolas"/>
+          <w:lang w:val="he-IL"/>
+          <w:color w:val="1F4E79"/>
+          <w:rtl w:val="0"/>
+        </w:rPr>
+        <w:t>OWNER_REPORTED</w:t>
+      </w:r>
+      <w:r>
+        <w:rPr>
+          <w:rFonts w:ascii="Consolas" w:hAnsi="Consolas" w:cs="Consolas"/>
+          <w:lang w:val="he-IL"/>
+          <w:color w:val="1F4E79"/>
+          <w:rtl w:val="0"/>
+        </w:rPr>
+        <w:t xml:space="preserve"> </w:t>
+      </w:r>
+      <w:r>
+        <w:rPr>
+          <w:rFonts w:ascii="Consolas" w:hAnsi="Consolas" w:cs="Consolas"/>
+          <w:lang w:val="he-IL"/>
+          <w:color w:val="1F4E79"/>
+          <w:rtl w:val="0"/>
+        </w:rPr>
+        <w:t>PASS</w:t>
+      </w:r>
+      <w:r>
+        <w:rPr>
+          <w:rFonts w:ascii="Arial" w:hAnsi="Arial" w:cs="Arial"/>
+          <w:lang w:val="he-IL"/>
+          <w:rtl w:val="1"/>
+        </w:rPr>
+        <w:t xml:space="preserve"> ללא תצפית </w:t>
+      </w:r>
+      <w:r>
+        <w:rPr>
+          <w:rFonts w:ascii="Arial" w:hAnsi="Arial" w:cs="Arial"/>
+          <w:lang w:val="he-IL"/>
+          <w:rtl w:val="0"/>
+        </w:rPr>
+        <w:t>agent</w:t>
+      </w:r>
+      <w:r>
+        <w:rPr>
+          <w:rFonts w:ascii="Arial" w:hAnsi="Arial" w:cs="Arial"/>
+          <w:lang w:val="he-IL"/>
+          <w:rtl w:val="1"/>
+        </w:rPr>
+        <w:t xml:space="preserve">; שלושת שערי </w:t>
+      </w:r>
+      <w:r>
+        <w:rPr>
+          <w:rFonts w:ascii="Arial" w:hAnsi="Arial" w:cs="Arial"/>
+          <w:lang w:val="he-IL"/>
+          <w:rtl w:val="0"/>
+        </w:rPr>
+        <w:t>Hosted/Production/Public</w:t>
+      </w:r>
+      <w:r>
+        <w:rPr>
+          <w:rFonts w:ascii="Arial" w:hAnsi="Arial" w:cs="Arial"/>
+          <w:lang w:val="he-IL"/>
+          <w:rtl w:val="1"/>
+        </w:rPr>
+        <w:t xml:space="preserve"> הסופיים נשארים מפורשים ואינם מוצגים כ־</w:t>
       </w:r>
       <w:r>
         <w:rPr>
@@ -1660,7 +1727,7 @@
                 <w:sz w:val="18"/>
                 <w:rtl w:val="0"/>
               </w:rPr>
-              <w:t>27.8.2026</w:t>
+              <w:t>30.8.2026</w:t>
             </w:r>
           </w:p>
         </w:tc>
@@ -3638,7 +3705,7 @@
           <w:lang w:val="he-IL"/>
           <w:rtl w:val="1"/>
         </w:rPr>
-        <w:t xml:space="preserve"> ללא גלילה אופקית. בדיקת </w:t>
+        <w:t xml:space="preserve"> ללא גלילה אופקית. ב־</w:t>
       </w:r>
       <w:r>
         <w:rPr>
@@ -3646,6 +3713,38 @@
           <w:lang w:val="he-IL"/>
           <w:rtl w:val="0"/>
         </w:rPr>
+        <w:t>30.8.2026</w:t>
+      </w:r>
+      <w:r>
+        <w:rPr>
+          <w:rFonts w:ascii="Arial" w:hAnsi="Arial" w:cs="Arial"/>
+          <w:lang w:val="he-IL"/>
+          <w:rtl w:val="1"/>
+        </w:rPr>
+        <w:t xml:space="preserve"> ה־</w:t>
+      </w:r>
+      <w:r>
+        <w:rPr>
+          <w:rFonts w:ascii="Arial" w:hAnsi="Arial" w:cs="Arial"/>
+          <w:lang w:val="he-IL"/>
+          <w:rtl w:val="0"/>
+        </w:rPr>
+        <w:t>owner</w:t>
+      </w:r>
+      <w:r>
+        <w:rPr>
+          <w:rFonts w:ascii="Arial" w:hAnsi="Arial" w:cs="Arial"/>
+          <w:lang w:val="he-IL"/>
+          <w:rtl w:val="1"/>
+        </w:rPr>
+        <w:t xml:space="preserve"> אישר </w:t>
+      </w:r>
+      <w:r>
+        <w:rPr>
+          <w:rFonts w:ascii="Arial" w:hAnsi="Arial" w:cs="Arial"/>
+          <w:lang w:val="he-IL"/>
+          <w:rtl w:val="0"/>
+        </w:rPr>
         <w:t>Chrome</w:t>
       </w:r>
       <w:r>
@@ -3678,31 +3777,96 @@
           <w:lang w:val="he-IL"/>
           <w:rtl w:val="0"/>
         </w:rPr>
+        <w:t>Zoom</w:t>
+      </w:r>
+      <w:r>
+        <w:rPr>
+          <w:rFonts w:ascii="Arial" w:hAnsi="Arial" w:cs="Arial"/>
+          <w:lang w:val="he-IL"/>
+          <w:rtl w:val="0"/>
+        </w:rPr>
+        <w:t>=</w:t>
+      </w:r>
+      <w:r>
+        <w:rPr>
+          <w:rFonts w:ascii="Arial" w:hAnsi="Arial" w:cs="Arial"/>
+          <w:lang w:val="he-IL"/>
+          <w:rtl w:val="0"/>
+        </w:rPr>
         <w:t>200</w:t>
       </w:r>
       <w:r>
         <w:rPr>
           <w:rFonts w:ascii="Arial" w:hAnsi="Arial" w:cs="Arial"/>
           <w:lang w:val="he-IL"/>
+          <w:rtl w:val="0"/>
+        </w:rPr>
+        <w:t xml:space="preserve">% </w:t>
+      </w:r>
+      <w:r>
+        <w:rPr>
+          <w:rFonts w:ascii="Arial" w:hAnsi="Arial" w:cs="Arial"/>
+          <w:lang w:val="he-IL"/>
+          <w:rtl w:val="0"/>
+        </w:rPr>
+        <w:t>PASS</w:t>
+      </w:r>
+      <w:r>
+        <w:rPr>
+          <w:rFonts w:ascii="Arial" w:hAnsi="Arial" w:cs="Arial"/>
+          <w:lang w:val="he-IL"/>
           <w:rtl w:val="1"/>
         </w:rPr>
-        <w:t xml:space="preserve">% נשארת שער </w:t>
+        <w:t xml:space="preserve"> בשלושת המסכים; זו ראיית </w:t>
+      </w:r>
+      <w:r>
+        <w:rPr>
+          <w:rFonts w:ascii="Consolas" w:hAnsi="Consolas" w:cs="Consolas"/>
+          <w:lang w:val="he-IL"/>
+          <w:color w:val="1F4E79"/>
+          <w:rtl w:val="0"/>
+        </w:rPr>
+        <w:t>OWNER_REPORTED</w:t>
       </w:r>
       <w:r>
         <w:rPr>
           <w:rFonts w:ascii="Arial" w:hAnsi="Arial" w:cs="Arial"/>
           <w:lang w:val="he-IL"/>
+          <w:rtl w:val="1"/>
+        </w:rPr>
+        <w:t xml:space="preserve">, לא </w:t>
+      </w:r>
+      <w:r>
+        <w:rPr>
+          <w:rFonts w:ascii="Arial" w:hAnsi="Arial" w:cs="Arial"/>
+          <w:lang w:val="he-IL"/>
           <w:rtl w:val="0"/>
         </w:rPr>
-        <w:t>owner</w:t>
+        <w:t>CSS</w:t>
       </w:r>
       <w:r>
         <w:rPr>
           <w:rFonts w:ascii="Arial" w:hAnsi="Arial" w:cs="Arial"/>
           <w:lang w:val="he-IL"/>
+          <w:rtl w:val="0"/>
+        </w:rPr>
+        <w:t xml:space="preserve"> </w:t>
+      </w:r>
+      <w:r>
+        <w:rPr>
+          <w:rFonts w:ascii="Arial" w:hAnsi="Arial" w:cs="Arial"/>
+          <w:lang w:val="he-IL"/>
+          <w:rtl w:val="0"/>
+        </w:rPr>
+        <w:t>zoom</w:t>
+      </w:r>
+      <w:r>
+        <w:rPr>
+          <w:rFonts w:ascii="Arial" w:hAnsi="Arial" w:cs="Arial"/>
+          <w:lang w:val="he-IL"/>
           <w:rtl w:val="1"/>
         </w:rPr>
-        <w:t xml:space="preserve"> מתועד ואינה מוחלפת ב־</w:t>
+        <w:t xml:space="preserve"> ולא תצפית </w:t>
       </w:r>
       <w:r>
         <w:rPr>
@@ -3710,23 +3874,7 @@
           <w:lang w:val="he-IL"/>
           <w:rtl w:val="0"/>
         </w:rPr>
-        <w:t>CSS</w:t>
-      </w:r>
-      <w:r>
-        <w:rPr>
-          <w:rFonts w:ascii="Arial" w:hAnsi="Arial" w:cs="Arial"/>
-          <w:lang w:val="he-IL"/>
-          <w:rtl w:val="0"/>
-        </w:rPr>
-        <w:t xml:space="preserve"> </w:t>
-      </w:r>
-      <w:r>
-        <w:rPr>
-          <w:rFonts w:ascii="Arial" w:hAnsi="Arial" w:cs="Arial"/>
-          <w:lang w:val="he-IL"/>
-          <w:rtl w:val="0"/>
-        </w:rPr>
-        <w:t>zoom.</w:t>
+        <w:t>agent.</w:t>
       </w:r>
     </w:p>
     <w:p>
@@ -4579,9 +4727,20 @@
                 <w:b w:val="0"/>
                 <w:color w:val="202A35"/>
                 <w:sz w:val="18"/>
+                <w:rtl w:val="0"/>
+              </w:rPr>
+              <w:t>closeout</w:t>
+            </w:r>
+            <w:r>
+              <w:rPr>
+                <w:rFonts w:ascii="Arial" w:hAnsi="Arial" w:cs="Arial"/>
+                <w:lang w:val="he-IL"/>
+                <w:b w:val="0"/>
+                <w:color w:val="202A35"/>
+                <w:sz w:val="18"/>
                 <w:rtl w:val="1"/>
               </w:rPr>
-              <w:t>חזרה ותיקוני חסימה</w:t>
+              <w:t xml:space="preserve"> ותיקוני חסימה</w:t>
             </w:r>
           </w:p>
         </w:tc>
@@ -4612,7 +4771,7 @@
                 <w:sz w:val="18"/>
                 <w:rtl w:val="1"/>
               </w:rPr>
-              <w:t xml:space="preserve">חזרה אנושית של </w:t>
+              <w:t xml:space="preserve">החזרה האנושית נסגרה בדיווח </w:t>
             </w:r>
             <w:r>
               <w:rPr>
@@ -4623,7 +4782,18 @@
                 <w:sz w:val="18"/>
                 <w:rtl w:val="0"/>
               </w:rPr>
-              <w:t>10</w:t>
+              <w:t>owner</w:t>
+            </w:r>
+            <w:r>
+              <w:rPr>
+                <w:rFonts w:ascii="Arial" w:hAnsi="Arial" w:cs="Arial"/>
+                <w:lang w:val="he-IL"/>
+                <w:b w:val="0"/>
+                <w:color w:val="202A35"/>
+                <w:sz w:val="18"/>
+                <w:rtl w:val="1"/>
+              </w:rPr>
+              <w:t xml:space="preserve">; נותרו </w:t>
             </w:r>
             <w:r>
               <w:rPr>
@@ -4634,7 +4804,7 @@
                 <w:sz w:val="18"/>
                 <w:rtl w:val="0"/>
               </w:rPr>
-              <w:t>–</w:t>
+              <w:t>final</w:t>
             </w:r>
             <w:r>
               <w:rPr>
@@ -4645,7 +4815,18 @@
                 <w:sz w:val="18"/>
                 <w:rtl w:val="0"/>
               </w:rPr>
-              <w:t>15</w:t>
+              <w:t xml:space="preserve"> </w:t>
+            </w:r>
+            <w:r>
+              <w:rPr>
+                <w:rFonts w:ascii="Arial" w:hAnsi="Arial" w:cs="Arial"/>
+                <w:lang w:val="he-IL"/>
+                <w:b w:val="0"/>
+                <w:color w:val="202A35"/>
+                <w:sz w:val="18"/>
+                <w:rtl w:val="0"/>
+              </w:rPr>
+              <w:t>Production/Public</w:t>
             </w:r>
             <w:r>
               <w:rPr>
@@ -4656,7 +4837,7 @@
                 <w:sz w:val="18"/>
                 <w:rtl w:val="1"/>
               </w:rPr>
-              <w:t xml:space="preserve"> דקות ורשימת הגשה סגורה</w:t>
+              <w:t xml:space="preserve"> ותיק ההגשה</w:t>
             </w:r>
           </w:p>
         </w:tc>
@@ -5780,7 +5961,7 @@
         <w:sz w:val="18"/>
         <w:rtl w:val="0"/>
       </w:rPr>
-      <w:t>v1.3</w:t>
+      <w:t>v1.4</w:t>
     </w:r>
     <w:r>
       <w:rPr>
@@ -5800,7 +5981,7 @@
         <w:sz w:val="18"/>
         <w:rtl w:val="0"/>
       </w:rPr>
-      <w:t>27.8.2026</w:t>
+      <w:t>30.8.2026</w:t>
     </w:r>
     <w:r>
       <w:rPr>
